--- a/ETF球队老板H5招商说明书.docx
+++ b/ETF球队老板H5招商说明书.docx
@@ -1821,43 +1821,6 @@
     </w:p>
     <w:p>
       <w:pPr>
-        <w:pStyle w:val="Heading1"/>
-        <w:spacing w:after="200" w:before="360"/>
-      </w:pPr>
-      <w:r>
-        <w:rPr>
-          <w:rFonts w:ascii="微软雅黑" w:cs="微软雅黑" w:eastAsia="微软雅黑" w:hAnsi="微软雅黑"/>
-          <w:b/>
-          <w:bCs/>
-          <w:sz w:val="32"/>
-          <w:szCs w:val="32"/>
-        </w:rPr>
-        <w:t xml:space="preserve">四、招商资源位（重点）</w:t>
-      </w:r>
-    </w:p>
-    <w:p>
-      <w:pPr>
-        <w:spacing w:after="100"/>
-        <w:rPr>
-          <w:i/>
-          <w:iCs/>
-          <w:color w:val="666666"/>
-        </w:rPr>
-      </w:pPr>
-      <w:r>
-        <w:rPr>
-          <w:rFonts w:ascii="微软雅黑" w:cs="微软雅黑" w:eastAsia="微软雅黑" w:hAnsi="微软雅黑"/>
-          <w:i/>
-          <w:iCs/>
-          <w:color w:val="666666"/>
-          <w:sz w:val="22"/>
-          <w:szCs w:val="22"/>
-        </w:rPr>
-        <w:t xml:space="preserve">当前 H5 提供 3 类核心招商资源位，每类资源位可独立计价：</w:t>
-      </w:r>
-    </w:p>
-    <w:p>
-      <w:pPr>
         <w:pStyle w:val="Heading2"/>
         <w:spacing w:after="160" w:before="280"/>
       </w:pPr>
@@ -1870,6 +1833,132 @@
           <w:sz w:val="26"/>
           <w:szCs w:val="26"/>
         </w:rPr>
+        <w:t xml:space="preserve">3.4 开奖与发奖通知</w:t>
+      </w:r>
+    </w:p>
+    <w:p>
+      <w:pPr>
+        <w:pStyle w:val="ListParagraph"/>
+        <w:numPr>
+          <w:ilvl w:val="0"/>
+          <w:numId w:val="2"/>
+        </w:numPr>
+        <w:spacing w:after="80"/>
+      </w:pPr>
+      <w:r>
+        <w:rPr>
+          <w:rFonts w:ascii="微软雅黑" w:cs="微软雅黑" w:eastAsia="微软雅黑" w:hAnsi="微软雅黑"/>
+          <w:sz w:val="22"/>
+          <w:szCs w:val="22"/>
+        </w:rPr>
+        <w:t xml:space="preserve">开奖公示：每天发布一篇雪球帖子，公示当日 / 当周获奖人员名单</w:t>
+      </w:r>
+    </w:p>
+    <w:p>
+      <w:pPr>
+        <w:pStyle w:val="ListParagraph"/>
+        <w:numPr>
+          <w:ilvl w:val="0"/>
+          <w:numId w:val="2"/>
+        </w:numPr>
+        <w:spacing w:after="80"/>
+      </w:pPr>
+      <w:r>
+        <w:rPr>
+          <w:rFonts w:ascii="微软雅黑" w:cs="微软雅黑" w:eastAsia="微软雅黑" w:hAnsi="微软雅黑"/>
+          <w:sz w:val="22"/>
+          <w:szCs w:val="22"/>
+        </w:rPr>
+        <w:t xml:space="preserve">实时通知：获奖结果通过雪球「站内信」实时发送给获奖球友</w:t>
+      </w:r>
+    </w:p>
+    <w:p>
+      <w:pPr>
+        <w:pStyle w:val="ListParagraph"/>
+        <w:numPr>
+          <w:ilvl w:val="0"/>
+          <w:numId w:val="2"/>
+        </w:numPr>
+        <w:spacing w:after="80"/>
+      </w:pPr>
+      <w:r>
+        <w:rPr>
+          <w:rFonts w:ascii="微软雅黑" w:cs="微软雅黑" w:eastAsia="微软雅黑" w:hAnsi="微软雅黑"/>
+          <w:sz w:val="22"/>
+          <w:szCs w:val="22"/>
+        </w:rPr>
+        <w:t xml:space="preserve">实物发放：获奖球友收到站内信后，按提示回复收货信息，由雪球官方统一寄出</w:t>
+      </w:r>
+    </w:p>
+    <w:p>
+      <w:pPr>
+        <w:pStyle w:val="ListParagraph"/>
+        <w:numPr>
+          <w:ilvl w:val="0"/>
+          <w:numId w:val="2"/>
+        </w:numPr>
+        <w:spacing w:after="80"/>
+      </w:pPr>
+      <w:r>
+        <w:rPr>
+          <w:rFonts w:ascii="微软雅黑" w:cs="微软雅黑" w:eastAsia="微软雅黑" w:hAnsi="微软雅黑"/>
+          <w:sz w:val="22"/>
+          <w:szCs w:val="22"/>
+        </w:rPr>
+        <w:t xml:space="preserve">未及时回复 / 地址失效导致无法送达的，视为放弃奖品</w:t>
+      </w:r>
+    </w:p>
+    <w:p>
+      <w:pPr>
+        <w:pStyle w:val="Heading1"/>
+        <w:spacing w:after="200" w:before="360"/>
+      </w:pPr>
+      <w:r>
+        <w:rPr>
+          <w:rFonts w:ascii="微软雅黑" w:cs="微软雅黑" w:eastAsia="微软雅黑" w:hAnsi="微软雅黑"/>
+          <w:b/>
+          <w:bCs/>
+          <w:sz w:val="32"/>
+          <w:szCs w:val="32"/>
+        </w:rPr>
+        <w:t xml:space="preserve">四、招商资源位（重点）</w:t>
+      </w:r>
+    </w:p>
+    <w:p>
+      <w:pPr>
+        <w:spacing w:after="100"/>
+        <w:rPr>
+          <w:i/>
+          <w:iCs/>
+          <w:color w:val="666666"/>
+        </w:rPr>
+      </w:pPr>
+      <w:r>
+        <w:rPr>
+          <w:rFonts w:ascii="微软雅黑" w:cs="微软雅黑" w:eastAsia="微软雅黑" w:hAnsi="微软雅黑"/>
+          <w:i/>
+          <w:iCs/>
+          <w:color w:val="666666"/>
+          <w:sz w:val="22"/>
+          <w:szCs w:val="22"/>
+        </w:rPr>
+        <w:t xml:space="preserve">当前 H5 提供 3 类核心招商资源位，每类资源位可独立计价：</w:t>
+      </w:r>
+    </w:p>
+    <w:p>
+      <w:pPr>
+        <w:pStyle w:val="Heading2"/>
+        <w:spacing w:after="160" w:before="280"/>
+      </w:pPr>
+      <w:r>
+        <w:rPr>
+          <w:rFonts w:ascii="微软雅黑" w:cs="微软雅黑" w:eastAsia="微软雅黑" w:hAnsi="微软雅黑"/>
+          <w:b/>
+          <w:bCs/>
+          <w:color w:val="0A0A0A"/>
+          <w:sz w:val="26"/>
+          <w:szCs w:val="26"/>
+        </w:rPr>
         <w:t xml:space="preserve">4.1 资源位 A：ETF 产品池</w:t>
       </w:r>
     </w:p>
@@ -1905,6 +1994,27 @@
     </w:p>
     <w:p>
       <w:pPr>
+        <w:spacing w:after="100"/>
+        <w:rPr>
+          <w:i/>
+          <w:iCs/>
+          <w:color w:val="666666"/>
+        </w:rPr>
+      </w:pPr>
+      <w:r>
+        <w:rPr>
+          <w:rFonts w:ascii="微软雅黑" w:cs="微软雅黑" w:eastAsia="微软雅黑" w:hAnsi="微软雅黑"/>
+          <w:i/>
+          <w:iCs/>
+          <w:color w:val="666666"/>
+          <w:sz w:val="22"/>
+          <w:szCs w:val="22"/>
+        </w:rPr>
+        <w:t xml:space="preserve">后台维护一份完整 ETF 名单（目前约 40-50 只产品），按位置分类。前端展示池从该名单中按位置取数；招商客户的产品通过运营后台标记进入对应位置池。</w:t>
+      </w:r>
+    </w:p>
+    <w:p>
+      <w:pPr>
         <w:pStyle w:val="Heading3"/>
         <w:spacing w:after="120" w:before="220"/>
       </w:pPr>
@@ -1917,7 +2027,7 @@
           <w:sz w:val="22"/>
           <w:szCs w:val="22"/>
         </w:rPr>
-        <w:t xml:space="preserve">当前容量</w:t>
+        <w:t xml:space="preserve">当前 H5 演示池容量</w:t>
       </w:r>
     </w:p>
     <w:tbl>
@@ -2004,7 +2114,7 @@
                 <w:sz w:val="20"/>
                 <w:szCs w:val="20"/>
               </w:rPr>
-              <w:t xml:space="preserve">当前池大小</w:t>
+              <w:t xml:space="preserve">演示池大小</w:t>
             </w:r>
           </w:p>
         </w:tc>
@@ -2070,7 +2180,7 @@
                 <w:sz w:val="20"/>
                 <w:szCs w:val="20"/>
               </w:rPr>
-              <w:t xml:space="preserve">扩容空间</w:t>
+              <w:t xml:space="preserve">后台名单</w:t>
             </w:r>
           </w:p>
         </w:tc>
@@ -2132,7 +2242,7 @@
                 <w:sz w:val="20"/>
                 <w:szCs w:val="20"/>
               </w:rPr>
-              <w:t xml:space="preserve">8 只</w:t>
+              <w:t xml:space="preserve">9 只</w:t>
             </w:r>
           </w:p>
         </w:tc>
@@ -2193,7 +2303,7 @@
                 <w:sz w:val="20"/>
                 <w:szCs w:val="20"/>
               </w:rPr>
-              <w:t xml:space="preserve">可扩至 12-15</w:t>
+              <w:t xml:space="preserve">运营维护</w:t>
             </w:r>
           </w:p>
         </w:tc>
@@ -2255,7 +2365,7 @@
                 <w:sz w:val="20"/>
                 <w:szCs w:val="20"/>
               </w:rPr>
-              <w:t xml:space="preserve">8 只</w:t>
+              <w:t xml:space="preserve">9 只</w:t>
             </w:r>
           </w:p>
         </w:tc>
@@ -2316,7 +2426,7 @@
                 <w:sz w:val="20"/>
                 <w:szCs w:val="20"/>
               </w:rPr>
-              <w:t xml:space="preserve">可扩至 12-15</w:t>
+              <w:t xml:space="preserve">运营维护</w:t>
             </w:r>
           </w:p>
         </w:tc>
@@ -2378,7 +2488,7 @@
                 <w:sz w:val="20"/>
                 <w:szCs w:val="20"/>
               </w:rPr>
-              <w:t xml:space="preserve">6 只</w:t>
+              <w:t xml:space="preserve">7 只</w:t>
             </w:r>
           </w:p>
         </w:tc>
@@ -2435,11 +2545,11 @@
             <w:r>
               <w:rPr>
                 <w:rFonts w:ascii="微软雅黑" w:cs="微软雅黑" w:eastAsia="微软雅黑" w:hAnsi="微软雅黑"/>
-                <w:color w:val="E63946"/>
-                <w:sz w:val="20"/>
-                <w:szCs w:val="20"/>
-              </w:rPr>
-              <w:t xml:space="preserve">建议补到 8+</w:t>
+                <w:color w:val="2A85E0"/>
+                <w:sz w:val="20"/>
+                <w:szCs w:val="20"/>
+              </w:rPr>
+              <w:t xml:space="preserve">运营维护</w:t>
             </w:r>
           </w:p>
         </w:tc>
@@ -2558,10 +2668,11 @@
             <w:r>
               <w:rPr>
                 <w:rFonts w:ascii="微软雅黑" w:cs="微软雅黑" w:eastAsia="微软雅黑" w:hAnsi="微软雅黑"/>
-                <w:sz w:val="20"/>
-                <w:szCs w:val="20"/>
-              </w:rPr>
-              <w:t xml:space="preserve">5 只够用</w:t>
+                <w:color w:val="2A85E0"/>
+                <w:sz w:val="20"/>
+                <w:szCs w:val="20"/>
+              </w:rPr>
+              <w:t xml:space="preserve">运营维护</w:t>
             </w:r>
           </w:p>
         </w:tc>
@@ -2583,7 +2694,7 @@
           <w:sz w:val="22"/>
           <w:szCs w:val="22"/>
         </w:rPr>
-        <w:t xml:space="preserve">合计当前池：27 只 ETF。</w:t>
+        <w:t xml:space="preserve">当前 H5 演示池合计：30 只 ETF。正式上线时由后台 40-50 只名单驱动。</w:t>
       </w:r>
     </w:p>
     <w:p>
@@ -2761,7 +2872,7 @@
           <w:sz w:val="26"/>
           <w:szCs w:val="26"/>
         </w:rPr>
-        <w:t xml:space="preserve">4.2 资源位 B：「今日推荐」金色徽章</w:t>
+        <w:t xml:space="preserve">4.2 资源位 B：招商「跑马灯」轮转头牌位</w:t>
       </w:r>
     </w:p>
     <w:p>
@@ -2778,7 +2889,7 @@
           <w:sz w:val="22"/>
           <w:szCs w:val="22"/>
         </w:rPr>
-        <w:t xml:space="preserve">描述</w:t>
+        <w:t xml:space="preserve">机制说明</w:t>
       </w:r>
     </w:p>
     <w:p>
@@ -2791,7 +2902,61 @@
           <w:sz w:val="22"/>
           <w:szCs w:val="22"/>
         </w:rPr>
-        <w:t xml:space="preserve">每个位置的产品列表中，排在第一位的 ETF 自带「今日推荐」金色徽章 + 渐变光晕背景。该位置由"招商客户日轮动"机制决定。</w:t>
+        <w:t xml:space="preserve">已付费的招商客户占据每个位置 ETF 列表的头部「头牌位」。每个客户在所属位置贡献一只「头牌产品」，按轮转顺序排列。排在第一位的产品自带「今日推荐」金色徽章 + 渐变光晕背景。</w:t>
+      </w:r>
+    </w:p>
+    <w:p>
+      <w:pPr>
+        <w:pStyle w:val="ListParagraph"/>
+        <w:numPr>
+          <w:ilvl w:val="0"/>
+          <w:numId w:val="2"/>
+        </w:numPr>
+        <w:spacing w:after="80"/>
+      </w:pPr>
+      <w:r>
+        <w:rPr>
+          <w:rFonts w:ascii="微软雅黑" w:cs="微软雅黑" w:eastAsia="微软雅黑" w:hAnsi="微软雅黑"/>
+          <w:sz w:val="22"/>
+          <w:szCs w:val="22"/>
+        </w:rPr>
+        <w:t xml:space="preserve">活动第 1 天：头牌位按招商客户签约顺序排列</w:t>
+      </w:r>
+    </w:p>
+    <w:p>
+      <w:pPr>
+        <w:pStyle w:val="ListParagraph"/>
+        <w:numPr>
+          <w:ilvl w:val="0"/>
+          <w:numId w:val="2"/>
+        </w:numPr>
+        <w:spacing w:after="80"/>
+      </w:pPr>
+      <w:r>
+        <w:rPr>
+          <w:rFonts w:ascii="微软雅黑" w:cs="微软雅黑" w:eastAsia="微软雅黑" w:hAnsi="微软雅黑"/>
+          <w:sz w:val="22"/>
+          <w:szCs w:val="22"/>
+        </w:rPr>
+        <w:t xml:space="preserve">从第 2 天起：整体「跑马灯式」轮转一位 —— 原第一位移到末位，其余依次前移</w:t>
+      </w:r>
+    </w:p>
+    <w:p>
+      <w:pPr>
+        <w:pStyle w:val="ListParagraph"/>
+        <w:numPr>
+          <w:ilvl w:val="0"/>
+          <w:numId w:val="2"/>
+        </w:numPr>
+        <w:spacing w:after="80"/>
+      </w:pPr>
+      <w:r>
+        <w:rPr>
+          <w:rFonts w:ascii="微软雅黑" w:cs="微软雅黑" w:eastAsia="微软雅黑" w:hAnsi="微软雅黑"/>
+          <w:sz w:val="22"/>
+          <w:szCs w:val="22"/>
+        </w:rPr>
+        <w:t xml:space="preserve">保证每个招商客户在轮转周期内，都能轮到「第一位 / 今日推荐」的曝光</w:t>
       </w:r>
     </w:p>
     <w:p>
@@ -2808,81 +2973,611 @@
           <w:sz w:val="22"/>
           <w:szCs w:val="22"/>
         </w:rPr>
-        <w:t xml:space="preserve">日轮动机制</w:t>
-      </w:r>
-    </w:p>
-    <w:p>
-      <w:pPr>
-        <w:pStyle w:val="ListParagraph"/>
-        <w:numPr>
-          <w:ilvl w:val="0"/>
-          <w:numId w:val="2"/>
-        </w:numPr>
-        <w:spacing w:after="80"/>
-      </w:pPr>
-      <w:r>
-        <w:rPr>
-          <w:rFonts w:ascii="微软雅黑" w:cs="微软雅黑" w:eastAsia="微软雅黑" w:hAnsi="微软雅黑"/>
-          <w:sz w:val="22"/>
-          <w:szCs w:val="22"/>
-        </w:rPr>
-        <w:t xml:space="preserve">系统按日期对所有招商客户进行公平轮值</w:t>
-      </w:r>
-    </w:p>
-    <w:p>
-      <w:pPr>
-        <w:pStyle w:val="ListParagraph"/>
-        <w:numPr>
-          <w:ilvl w:val="0"/>
-          <w:numId w:val="2"/>
-        </w:numPr>
-        <w:spacing w:after="80"/>
-      </w:pPr>
-      <w:r>
-        <w:rPr>
-          <w:rFonts w:ascii="微软雅黑" w:cs="微软雅黑" w:eastAsia="微软雅黑" w:hAnsi="微软雅黑"/>
-          <w:sz w:val="22"/>
-          <w:szCs w:val="22"/>
-        </w:rPr>
-        <w:t xml:space="preserve">当日轮值的客户，其旗下产品在所属位置的列表里被排到第一位，获得徽章 + 置顶</w:t>
-      </w:r>
-    </w:p>
-    <w:p>
-      <w:pPr>
-        <w:pStyle w:val="ListParagraph"/>
-        <w:numPr>
-          <w:ilvl w:val="0"/>
-          <w:numId w:val="2"/>
-        </w:numPr>
-        <w:spacing w:after="80"/>
-      </w:pPr>
-      <w:r>
-        <w:rPr>
-          <w:rFonts w:ascii="微软雅黑" w:cs="微软雅黑" w:eastAsia="微软雅黑" w:hAnsi="微软雅黑"/>
-          <w:sz w:val="22"/>
-          <w:szCs w:val="22"/>
-        </w:rPr>
-        <w:t xml:space="preserve">举例：第一天 华夏 / 第二天 富国 / 第三天 易方达 / 循环</w:t>
-      </w:r>
-    </w:p>
-    <w:p>
-      <w:pPr>
-        <w:pStyle w:val="ListParagraph"/>
-        <w:numPr>
-          <w:ilvl w:val="0"/>
-          <w:numId w:val="2"/>
-        </w:numPr>
-        <w:spacing w:after="80"/>
-      </w:pPr>
-      <w:r>
-        <w:rPr>
-          <w:rFonts w:ascii="微软雅黑" w:cs="微软雅黑" w:eastAsia="微软雅黑" w:hAnsi="微软雅黑"/>
-          <w:sz w:val="22"/>
-          <w:szCs w:val="22"/>
-        </w:rPr>
-        <w:t xml:space="preserve">确保每个招商客户都有公平的"头牌位"曝光机会</w:t>
-      </w:r>
-    </w:p>
+        <w:t xml:space="preserve">轮转示例（假设 A=华夏、B=易方达、C=富国 三家签约）</w:t>
+      </w:r>
+    </w:p>
+    <w:tbl>
+      <w:tblPr>
+        <w:tblW w:type="dxa" w:w="9120"/>
+        <w:tblBorders>
+          <w:top w:val="single" w:color="auto" w:sz="4"/>
+          <w:left w:val="single" w:color="auto" w:sz="4"/>
+          <w:bottom w:val="single" w:color="auto" w:sz="4"/>
+          <w:right w:val="single" w:color="auto" w:sz="4"/>
+          <w:insideH w:val="single" w:color="auto" w:sz="4"/>
+          <w:insideV w:val="single" w:color="auto" w:sz="4"/>
+        </w:tblBorders>
+      </w:tblPr>
+      <w:tblGrid>
+        <w:gridCol w:w="1560"/>
+        <w:gridCol w:w="2520"/>
+        <w:gridCol w:w="2520"/>
+        <w:gridCol w:w="2520"/>
+      </w:tblGrid>
+      <w:tr>
+        <w:trPr>
+          <w:tblHeader/>
+        </w:trPr>
+        <w:tc>
+          <w:tcPr>
+            <w:tcW w:type="dxa" w:w="1560"/>
+            <w:tcBorders>
+              <w:top w:val="single" w:color="CCCCCC" w:sz="6"/>
+              <w:left w:val="single" w:color="CCCCCC" w:sz="6"/>
+              <w:bottom w:val="single" w:color="CCCCCC" w:sz="6"/>
+              <w:right w:val="single" w:color="CCCCCC" w:sz="6"/>
+            </w:tcBorders>
+            <w:shd w:fill="F0F0F0" w:val="clear"/>
+            <w:tcMar>
+              <w:top w:type="dxa" w:w="80"/>
+              <w:left w:type="dxa" w:w="120"/>
+              <w:bottom w:type="dxa" w:w="80"/>
+              <w:right w:type="dxa" w:w="120"/>
+            </w:tcMar>
+          </w:tcPr>
+          <w:p>
+            <w:pPr>
+              <w:jc w:val="center"/>
+            </w:pPr>
+            <w:r>
+              <w:rPr>
+                <w:rFonts w:ascii="微软雅黑" w:cs="微软雅黑" w:eastAsia="微软雅黑" w:hAnsi="微软雅黑"/>
+                <w:b/>
+                <w:bCs/>
+                <w:sz w:val="20"/>
+                <w:szCs w:val="20"/>
+              </w:rPr>
+              <w:t xml:space="preserve">日期</w:t>
+            </w:r>
+          </w:p>
+        </w:tc>
+        <w:tc>
+          <w:tcPr>
+            <w:tcW w:type="dxa" w:w="2520"/>
+            <w:tcBorders>
+              <w:top w:val="single" w:color="CCCCCC" w:sz="6"/>
+              <w:left w:val="single" w:color="CCCCCC" w:sz="6"/>
+              <w:bottom w:val="single" w:color="CCCCCC" w:sz="6"/>
+              <w:right w:val="single" w:color="CCCCCC" w:sz="6"/>
+            </w:tcBorders>
+            <w:shd w:fill="F0F0F0" w:val="clear"/>
+            <w:tcMar>
+              <w:top w:type="dxa" w:w="80"/>
+              <w:left w:type="dxa" w:w="120"/>
+              <w:bottom w:type="dxa" w:w="80"/>
+              <w:right w:type="dxa" w:w="120"/>
+            </w:tcMar>
+          </w:tcPr>
+          <w:p>
+            <w:pPr>
+              <w:jc w:val="center"/>
+            </w:pPr>
+            <w:r>
+              <w:rPr>
+                <w:rFonts w:ascii="微软雅黑" w:cs="微软雅黑" w:eastAsia="微软雅黑" w:hAnsi="微软雅黑"/>
+                <w:b/>
+                <w:bCs/>
+                <w:sz w:val="20"/>
+                <w:szCs w:val="20"/>
+              </w:rPr>
+              <w:t xml:space="preserve">第一位（今日推荐）</w:t>
+            </w:r>
+          </w:p>
+        </w:tc>
+        <w:tc>
+          <w:tcPr>
+            <w:tcW w:type="dxa" w:w="2520"/>
+            <w:tcBorders>
+              <w:top w:val="single" w:color="CCCCCC" w:sz="6"/>
+              <w:left w:val="single" w:color="CCCCCC" w:sz="6"/>
+              <w:bottom w:val="single" w:color="CCCCCC" w:sz="6"/>
+              <w:right w:val="single" w:color="CCCCCC" w:sz="6"/>
+            </w:tcBorders>
+            <w:shd w:fill="F0F0F0" w:val="clear"/>
+            <w:tcMar>
+              <w:top w:type="dxa" w:w="80"/>
+              <w:left w:type="dxa" w:w="120"/>
+              <w:bottom w:type="dxa" w:w="80"/>
+              <w:right w:type="dxa" w:w="120"/>
+            </w:tcMar>
+          </w:tcPr>
+          <w:p>
+            <w:pPr>
+              <w:jc w:val="center"/>
+            </w:pPr>
+            <w:r>
+              <w:rPr>
+                <w:rFonts w:ascii="微软雅黑" w:cs="微软雅黑" w:eastAsia="微软雅黑" w:hAnsi="微软雅黑"/>
+                <w:b/>
+                <w:bCs/>
+                <w:sz w:val="20"/>
+                <w:szCs w:val="20"/>
+              </w:rPr>
+              <w:t xml:space="preserve">第二位</w:t>
+            </w:r>
+          </w:p>
+        </w:tc>
+        <w:tc>
+          <w:tcPr>
+            <w:tcW w:type="dxa" w:w="2520"/>
+            <w:tcBorders>
+              <w:top w:val="single" w:color="CCCCCC" w:sz="6"/>
+              <w:left w:val="single" w:color="CCCCCC" w:sz="6"/>
+              <w:bottom w:val="single" w:color="CCCCCC" w:sz="6"/>
+              <w:right w:val="single" w:color="CCCCCC" w:sz="6"/>
+            </w:tcBorders>
+            <w:shd w:fill="F0F0F0" w:val="clear"/>
+            <w:tcMar>
+              <w:top w:type="dxa" w:w="80"/>
+              <w:left w:type="dxa" w:w="120"/>
+              <w:bottom w:type="dxa" w:w="80"/>
+              <w:right w:type="dxa" w:w="120"/>
+            </w:tcMar>
+          </w:tcPr>
+          <w:p>
+            <w:pPr>
+              <w:jc w:val="center"/>
+            </w:pPr>
+            <w:r>
+              <w:rPr>
+                <w:rFonts w:ascii="微软雅黑" w:cs="微软雅黑" w:eastAsia="微软雅黑" w:hAnsi="微软雅黑"/>
+                <w:b/>
+                <w:bCs/>
+                <w:sz w:val="20"/>
+                <w:szCs w:val="20"/>
+              </w:rPr>
+              <w:t xml:space="preserve">第三位</w:t>
+            </w:r>
+          </w:p>
+        </w:tc>
+      </w:tr>
+      <w:tr>
+        <w:tc>
+          <w:tcPr>
+            <w:tcW w:type="dxa" w:w="1560"/>
+            <w:tcBorders>
+              <w:top w:val="single" w:color="CCCCCC" w:sz="6"/>
+              <w:left w:val="single" w:color="CCCCCC" w:sz="6"/>
+              <w:bottom w:val="single" w:color="CCCCCC" w:sz="6"/>
+              <w:right w:val="single" w:color="CCCCCC" w:sz="6"/>
+            </w:tcBorders>
+            <w:tcMar>
+              <w:top w:type="dxa" w:w="80"/>
+              <w:left w:type="dxa" w:w="120"/>
+              <w:bottom w:type="dxa" w:w="80"/>
+              <w:right w:type="dxa" w:w="120"/>
+            </w:tcMar>
+          </w:tcPr>
+          <w:p>
+            <w:pPr>
+              <w:jc w:val="center"/>
+            </w:pPr>
+            <w:r>
+              <w:rPr>
+                <w:rFonts w:ascii="微软雅黑" w:cs="微软雅黑" w:eastAsia="微软雅黑" w:hAnsi="微软雅黑"/>
+                <w:b/>
+                <w:bCs/>
+                <w:sz w:val="20"/>
+                <w:szCs w:val="20"/>
+              </w:rPr>
+              <w:t xml:space="preserve">第 1 天</w:t>
+            </w:r>
+          </w:p>
+        </w:tc>
+        <w:tc>
+          <w:tcPr>
+            <w:tcW w:type="dxa" w:w="2520"/>
+            <w:tcBorders>
+              <w:top w:val="single" w:color="CCCCCC" w:sz="6"/>
+              <w:left w:val="single" w:color="CCCCCC" w:sz="6"/>
+              <w:bottom w:val="single" w:color="CCCCCC" w:sz="6"/>
+              <w:right w:val="single" w:color="CCCCCC" w:sz="6"/>
+            </w:tcBorders>
+            <w:tcMar>
+              <w:top w:type="dxa" w:w="80"/>
+              <w:left w:type="dxa" w:w="120"/>
+              <w:bottom w:type="dxa" w:w="80"/>
+              <w:right w:type="dxa" w:w="120"/>
+            </w:tcMar>
+          </w:tcPr>
+          <w:p>
+            <w:pPr>
+              <w:jc w:val="center"/>
+            </w:pPr>
+            <w:r>
+              <w:rPr>
+                <w:rFonts w:ascii="微软雅黑" w:cs="微软雅黑" w:eastAsia="微软雅黑" w:hAnsi="微软雅黑"/>
+                <w:b/>
+                <w:bCs/>
+                <w:color w:val="D4A017"/>
+                <w:sz w:val="20"/>
+                <w:szCs w:val="20"/>
+              </w:rPr>
+              <w:t xml:space="preserve">华夏</w:t>
+            </w:r>
+          </w:p>
+        </w:tc>
+        <w:tc>
+          <w:tcPr>
+            <w:tcW w:type="dxa" w:w="2520"/>
+            <w:tcBorders>
+              <w:top w:val="single" w:color="CCCCCC" w:sz="6"/>
+              <w:left w:val="single" w:color="CCCCCC" w:sz="6"/>
+              <w:bottom w:val="single" w:color="CCCCCC" w:sz="6"/>
+              <w:right w:val="single" w:color="CCCCCC" w:sz="6"/>
+            </w:tcBorders>
+            <w:tcMar>
+              <w:top w:type="dxa" w:w="80"/>
+              <w:left w:type="dxa" w:w="120"/>
+              <w:bottom w:type="dxa" w:w="80"/>
+              <w:right w:type="dxa" w:w="120"/>
+            </w:tcMar>
+          </w:tcPr>
+          <w:p>
+            <w:pPr>
+              <w:jc w:val="center"/>
+            </w:pPr>
+            <w:r>
+              <w:rPr>
+                <w:rFonts w:ascii="微软雅黑" w:cs="微软雅黑" w:eastAsia="微软雅黑" w:hAnsi="微软雅黑"/>
+                <w:sz w:val="20"/>
+                <w:szCs w:val="20"/>
+              </w:rPr>
+              <w:t xml:space="preserve">易方达</w:t>
+            </w:r>
+          </w:p>
+        </w:tc>
+        <w:tc>
+          <w:tcPr>
+            <w:tcW w:type="dxa" w:w="2520"/>
+            <w:tcBorders>
+              <w:top w:val="single" w:color="CCCCCC" w:sz="6"/>
+              <w:left w:val="single" w:color="CCCCCC" w:sz="6"/>
+              <w:bottom w:val="single" w:color="CCCCCC" w:sz="6"/>
+              <w:right w:val="single" w:color="CCCCCC" w:sz="6"/>
+            </w:tcBorders>
+            <w:tcMar>
+              <w:top w:type="dxa" w:w="80"/>
+              <w:left w:type="dxa" w:w="120"/>
+              <w:bottom w:type="dxa" w:w="80"/>
+              <w:right w:type="dxa" w:w="120"/>
+            </w:tcMar>
+          </w:tcPr>
+          <w:p>
+            <w:pPr>
+              <w:jc w:val="center"/>
+            </w:pPr>
+            <w:r>
+              <w:rPr>
+                <w:rFonts w:ascii="微软雅黑" w:cs="微软雅黑" w:eastAsia="微软雅黑" w:hAnsi="微软雅黑"/>
+                <w:sz w:val="20"/>
+                <w:szCs w:val="20"/>
+              </w:rPr>
+              <w:t xml:space="preserve">富国</w:t>
+            </w:r>
+          </w:p>
+        </w:tc>
+      </w:tr>
+      <w:tr>
+        <w:tc>
+          <w:tcPr>
+            <w:tcW w:type="dxa" w:w="1560"/>
+            <w:tcBorders>
+              <w:top w:val="single" w:color="CCCCCC" w:sz="6"/>
+              <w:left w:val="single" w:color="CCCCCC" w:sz="6"/>
+              <w:bottom w:val="single" w:color="CCCCCC" w:sz="6"/>
+              <w:right w:val="single" w:color="CCCCCC" w:sz="6"/>
+            </w:tcBorders>
+            <w:tcMar>
+              <w:top w:type="dxa" w:w="80"/>
+              <w:left w:type="dxa" w:w="120"/>
+              <w:bottom w:type="dxa" w:w="80"/>
+              <w:right w:type="dxa" w:w="120"/>
+            </w:tcMar>
+          </w:tcPr>
+          <w:p>
+            <w:pPr>
+              <w:jc w:val="center"/>
+            </w:pPr>
+            <w:r>
+              <w:rPr>
+                <w:rFonts w:ascii="微软雅黑" w:cs="微软雅黑" w:eastAsia="微软雅黑" w:hAnsi="微软雅黑"/>
+                <w:b/>
+                <w:bCs/>
+                <w:sz w:val="20"/>
+                <w:szCs w:val="20"/>
+              </w:rPr>
+              <w:t xml:space="preserve">第 2 天</w:t>
+            </w:r>
+          </w:p>
+        </w:tc>
+        <w:tc>
+          <w:tcPr>
+            <w:tcW w:type="dxa" w:w="2520"/>
+            <w:tcBorders>
+              <w:top w:val="single" w:color="CCCCCC" w:sz="6"/>
+              <w:left w:val="single" w:color="CCCCCC" w:sz="6"/>
+              <w:bottom w:val="single" w:color="CCCCCC" w:sz="6"/>
+              <w:right w:val="single" w:color="CCCCCC" w:sz="6"/>
+            </w:tcBorders>
+            <w:tcMar>
+              <w:top w:type="dxa" w:w="80"/>
+              <w:left w:type="dxa" w:w="120"/>
+              <w:bottom w:type="dxa" w:w="80"/>
+              <w:right w:type="dxa" w:w="120"/>
+            </w:tcMar>
+          </w:tcPr>
+          <w:p>
+            <w:pPr>
+              <w:jc w:val="center"/>
+            </w:pPr>
+            <w:r>
+              <w:rPr>
+                <w:rFonts w:ascii="微软雅黑" w:cs="微软雅黑" w:eastAsia="微软雅黑" w:hAnsi="微软雅黑"/>
+                <w:b/>
+                <w:bCs/>
+                <w:color w:val="D4A017"/>
+                <w:sz w:val="20"/>
+                <w:szCs w:val="20"/>
+              </w:rPr>
+              <w:t xml:space="preserve">易方达</w:t>
+            </w:r>
+          </w:p>
+        </w:tc>
+        <w:tc>
+          <w:tcPr>
+            <w:tcW w:type="dxa" w:w="2520"/>
+            <w:tcBorders>
+              <w:top w:val="single" w:color="CCCCCC" w:sz="6"/>
+              <w:left w:val="single" w:color="CCCCCC" w:sz="6"/>
+              <w:bottom w:val="single" w:color="CCCCCC" w:sz="6"/>
+              <w:right w:val="single" w:color="CCCCCC" w:sz="6"/>
+            </w:tcBorders>
+            <w:tcMar>
+              <w:top w:type="dxa" w:w="80"/>
+              <w:left w:type="dxa" w:w="120"/>
+              <w:bottom w:type="dxa" w:w="80"/>
+              <w:right w:type="dxa" w:w="120"/>
+            </w:tcMar>
+          </w:tcPr>
+          <w:p>
+            <w:pPr>
+              <w:jc w:val="center"/>
+            </w:pPr>
+            <w:r>
+              <w:rPr>
+                <w:rFonts w:ascii="微软雅黑" w:cs="微软雅黑" w:eastAsia="微软雅黑" w:hAnsi="微软雅黑"/>
+                <w:sz w:val="20"/>
+                <w:szCs w:val="20"/>
+              </w:rPr>
+              <w:t xml:space="preserve">富国</w:t>
+            </w:r>
+          </w:p>
+        </w:tc>
+        <w:tc>
+          <w:tcPr>
+            <w:tcW w:type="dxa" w:w="2520"/>
+            <w:tcBorders>
+              <w:top w:val="single" w:color="CCCCCC" w:sz="6"/>
+              <w:left w:val="single" w:color="CCCCCC" w:sz="6"/>
+              <w:bottom w:val="single" w:color="CCCCCC" w:sz="6"/>
+              <w:right w:val="single" w:color="CCCCCC" w:sz="6"/>
+            </w:tcBorders>
+            <w:tcMar>
+              <w:top w:type="dxa" w:w="80"/>
+              <w:left w:type="dxa" w:w="120"/>
+              <w:bottom w:type="dxa" w:w="80"/>
+              <w:right w:type="dxa" w:w="120"/>
+            </w:tcMar>
+          </w:tcPr>
+          <w:p>
+            <w:pPr>
+              <w:jc w:val="center"/>
+            </w:pPr>
+            <w:r>
+              <w:rPr>
+                <w:rFonts w:ascii="微软雅黑" w:cs="微软雅黑" w:eastAsia="微软雅黑" w:hAnsi="微软雅黑"/>
+                <w:sz w:val="20"/>
+                <w:szCs w:val="20"/>
+              </w:rPr>
+              <w:t xml:space="preserve">华夏</w:t>
+            </w:r>
+          </w:p>
+        </w:tc>
+      </w:tr>
+      <w:tr>
+        <w:tc>
+          <w:tcPr>
+            <w:tcW w:type="dxa" w:w="1560"/>
+            <w:tcBorders>
+              <w:top w:val="single" w:color="CCCCCC" w:sz="6"/>
+              <w:left w:val="single" w:color="CCCCCC" w:sz="6"/>
+              <w:bottom w:val="single" w:color="CCCCCC" w:sz="6"/>
+              <w:right w:val="single" w:color="CCCCCC" w:sz="6"/>
+            </w:tcBorders>
+            <w:tcMar>
+              <w:top w:type="dxa" w:w="80"/>
+              <w:left w:type="dxa" w:w="120"/>
+              <w:bottom w:type="dxa" w:w="80"/>
+              <w:right w:type="dxa" w:w="120"/>
+            </w:tcMar>
+          </w:tcPr>
+          <w:p>
+            <w:pPr>
+              <w:jc w:val="center"/>
+            </w:pPr>
+            <w:r>
+              <w:rPr>
+                <w:rFonts w:ascii="微软雅黑" w:cs="微软雅黑" w:eastAsia="微软雅黑" w:hAnsi="微软雅黑"/>
+                <w:b/>
+                <w:bCs/>
+                <w:sz w:val="20"/>
+                <w:szCs w:val="20"/>
+              </w:rPr>
+              <w:t xml:space="preserve">第 3 天</w:t>
+            </w:r>
+          </w:p>
+        </w:tc>
+        <w:tc>
+          <w:tcPr>
+            <w:tcW w:type="dxa" w:w="2520"/>
+            <w:tcBorders>
+              <w:top w:val="single" w:color="CCCCCC" w:sz="6"/>
+              <w:left w:val="single" w:color="CCCCCC" w:sz="6"/>
+              <w:bottom w:val="single" w:color="CCCCCC" w:sz="6"/>
+              <w:right w:val="single" w:color="CCCCCC" w:sz="6"/>
+            </w:tcBorders>
+            <w:tcMar>
+              <w:top w:type="dxa" w:w="80"/>
+              <w:left w:type="dxa" w:w="120"/>
+              <w:bottom w:type="dxa" w:w="80"/>
+              <w:right w:type="dxa" w:w="120"/>
+            </w:tcMar>
+          </w:tcPr>
+          <w:p>
+            <w:pPr>
+              <w:jc w:val="center"/>
+            </w:pPr>
+            <w:r>
+              <w:rPr>
+                <w:rFonts w:ascii="微软雅黑" w:cs="微软雅黑" w:eastAsia="微软雅黑" w:hAnsi="微软雅黑"/>
+                <w:b/>
+                <w:bCs/>
+                <w:color w:val="D4A017"/>
+                <w:sz w:val="20"/>
+                <w:szCs w:val="20"/>
+              </w:rPr>
+              <w:t xml:space="preserve">富国</w:t>
+            </w:r>
+          </w:p>
+        </w:tc>
+        <w:tc>
+          <w:tcPr>
+            <w:tcW w:type="dxa" w:w="2520"/>
+            <w:tcBorders>
+              <w:top w:val="single" w:color="CCCCCC" w:sz="6"/>
+              <w:left w:val="single" w:color="CCCCCC" w:sz="6"/>
+              <w:bottom w:val="single" w:color="CCCCCC" w:sz="6"/>
+              <w:right w:val="single" w:color="CCCCCC" w:sz="6"/>
+            </w:tcBorders>
+            <w:tcMar>
+              <w:top w:type="dxa" w:w="80"/>
+              <w:left w:type="dxa" w:w="120"/>
+              <w:bottom w:type="dxa" w:w="80"/>
+              <w:right w:type="dxa" w:w="120"/>
+            </w:tcMar>
+          </w:tcPr>
+          <w:p>
+            <w:pPr>
+              <w:jc w:val="center"/>
+            </w:pPr>
+            <w:r>
+              <w:rPr>
+                <w:rFonts w:ascii="微软雅黑" w:cs="微软雅黑" w:eastAsia="微软雅黑" w:hAnsi="微软雅黑"/>
+                <w:sz w:val="20"/>
+                <w:szCs w:val="20"/>
+              </w:rPr>
+              <w:t xml:space="preserve">华夏</w:t>
+            </w:r>
+          </w:p>
+        </w:tc>
+        <w:tc>
+          <w:tcPr>
+            <w:tcW w:type="dxa" w:w="2520"/>
+            <w:tcBorders>
+              <w:top w:val="single" w:color="CCCCCC" w:sz="6"/>
+              <w:left w:val="single" w:color="CCCCCC" w:sz="6"/>
+              <w:bottom w:val="single" w:color="CCCCCC" w:sz="6"/>
+              <w:right w:val="single" w:color="CCCCCC" w:sz="6"/>
+            </w:tcBorders>
+            <w:tcMar>
+              <w:top w:type="dxa" w:w="80"/>
+              <w:left w:type="dxa" w:w="120"/>
+              <w:bottom w:type="dxa" w:w="80"/>
+              <w:right w:type="dxa" w:w="120"/>
+            </w:tcMar>
+          </w:tcPr>
+          <w:p>
+            <w:pPr>
+              <w:jc w:val="center"/>
+            </w:pPr>
+            <w:r>
+              <w:rPr>
+                <w:rFonts w:ascii="微软雅黑" w:cs="微软雅黑" w:eastAsia="微软雅黑" w:hAnsi="微软雅黑"/>
+                <w:sz w:val="20"/>
+                <w:szCs w:val="20"/>
+              </w:rPr>
+              <w:t xml:space="preserve">易方达</w:t>
+            </w:r>
+          </w:p>
+        </w:tc>
+      </w:tr>
+      <w:tr>
+        <w:tc>
+          <w:tcPr>
+            <w:tcW w:type="dxa" w:w="1560"/>
+            <w:tcBorders>
+              <w:top w:val="single" w:color="CCCCCC" w:sz="6"/>
+              <w:left w:val="single" w:color="CCCCCC" w:sz="6"/>
+              <w:bottom w:val="single" w:color="CCCCCC" w:sz="6"/>
+              <w:right w:val="single" w:color="CCCCCC" w:sz="6"/>
+            </w:tcBorders>
+            <w:tcMar>
+              <w:top w:type="dxa" w:w="80"/>
+              <w:left w:type="dxa" w:w="120"/>
+              <w:bottom w:type="dxa" w:w="80"/>
+              <w:right w:type="dxa" w:w="120"/>
+            </w:tcMar>
+          </w:tcPr>
+          <w:p>
+            <w:pPr>
+              <w:jc w:val="center"/>
+            </w:pPr>
+            <w:r>
+              <w:rPr>
+                <w:rFonts w:ascii="微软雅黑" w:cs="微软雅黑" w:eastAsia="微软雅黑" w:hAnsi="微软雅黑"/>
+                <w:b/>
+                <w:bCs/>
+                <w:sz w:val="20"/>
+                <w:szCs w:val="20"/>
+              </w:rPr>
+              <w:t xml:space="preserve">第 4 天</w:t>
+            </w:r>
+          </w:p>
+        </w:tc>
+        <w:tc>
+          <w:tcPr>
+            <w:tcW w:type="dxa" w:w="7560"/>
+            <w:tcBorders>
+              <w:top w:val="single" w:color="CCCCCC" w:sz="6"/>
+              <w:left w:val="single" w:color="CCCCCC" w:sz="6"/>
+              <w:bottom w:val="single" w:color="CCCCCC" w:sz="6"/>
+              <w:right w:val="single" w:color="CCCCCC" w:sz="6"/>
+            </w:tcBorders>
+            <w:tcMar>
+              <w:top w:type="dxa" w:w="80"/>
+              <w:left w:type="dxa" w:w="120"/>
+              <w:bottom w:type="dxa" w:w="80"/>
+              <w:right w:type="dxa" w:w="120"/>
+            </w:tcMar>
+          </w:tcPr>
+          <w:p>
+            <w:pPr>
+              <w:jc w:val="center"/>
+            </w:pPr>
+            <w:r>
+              <w:rPr>
+                <w:rFonts w:ascii="微软雅黑" w:cs="微软雅黑" w:eastAsia="微软雅黑" w:hAnsi="微软雅黑"/>
+                <w:color w:val="999999"/>
+                <w:sz w:val="20"/>
+                <w:szCs w:val="20"/>
+              </w:rPr>
+              <w:t xml:space="preserve">（回到第 1 天，循环往复）</w:t>
+            </w:r>
+          </w:p>
+        </w:tc>
+      </w:tr>
+    </w:tbl>
     <w:p>
       <w:pPr>
         <w:pStyle w:val="Heading3"/>
@@ -2897,46 +3592,79 @@
           <w:sz w:val="22"/>
           <w:szCs w:val="22"/>
         </w:rPr>
-        <w:t xml:space="preserve">当前轮值名单</w:t>
-      </w:r>
-    </w:p>
-    <w:p>
-      <w:pPr>
-        <w:pStyle w:val="ListParagraph"/>
-        <w:numPr>
-          <w:ilvl w:val="0"/>
-          <w:numId w:val="2"/>
-        </w:numPr>
-        <w:spacing w:after="80"/>
-      </w:pPr>
-      <w:r>
-        <w:rPr>
-          <w:rFonts w:ascii="微软雅黑" w:cs="微软雅黑" w:eastAsia="微软雅黑" w:hAnsi="微软雅黑"/>
-          <w:sz w:val="22"/>
-          <w:szCs w:val="22"/>
-        </w:rPr>
-        <w:t xml:space="preserve">华夏基金 / 富国基金 / 易方达基金 / 华安基金 / 华宝基金 / 华泰柏瑞 / 嘉实基金（7 家，可扩展）</w:t>
-      </w:r>
-    </w:p>
-    <w:p>
-      <w:pPr>
-        <w:spacing w:after="100"/>
-        <w:rPr>
-          <w:i/>
-          <w:iCs/>
-          <w:color w:val="666666"/>
-        </w:rPr>
-      </w:pPr>
-      <w:r>
-        <w:rPr>
-          <w:rFonts w:ascii="微软雅黑" w:cs="微软雅黑" w:eastAsia="微软雅黑" w:hAnsi="微软雅黑"/>
-          <w:i/>
-          <w:iCs/>
-          <w:color w:val="666666"/>
-          <w:sz w:val="22"/>
-          <w:szCs w:val="22"/>
-        </w:rPr>
-        <w:t xml:space="preserve">💡 名单顺序、轮值天数都可配置。一家公司想买"周一+周三+周五"专属位也支持。</w:t>
+        <w:t xml:space="preserve">计价建议</w:t>
+      </w:r>
+    </w:p>
+    <w:p>
+      <w:pPr>
+        <w:pStyle w:val="ListParagraph"/>
+        <w:numPr>
+          <w:ilvl w:val="0"/>
+          <w:numId w:val="2"/>
+        </w:numPr>
+        <w:spacing w:after="80"/>
+      </w:pPr>
+      <w:r>
+        <w:rPr>
+          <w:rFonts w:ascii="微软雅黑" w:cs="微软雅黑" w:eastAsia="微软雅黑" w:hAnsi="微软雅黑"/>
+          <w:sz w:val="22"/>
+          <w:szCs w:val="22"/>
+        </w:rPr>
+        <w:t xml:space="preserve">轮转头牌位是核心商业化资源 —— 每个签约客户都能轮到"第一位"曝光，公平且稀缺</w:t>
+      </w:r>
+    </w:p>
+    <w:p>
+      <w:pPr>
+        <w:pStyle w:val="ListParagraph"/>
+        <w:numPr>
+          <w:ilvl w:val="0"/>
+          <w:numId w:val="2"/>
+        </w:numPr>
+        <w:spacing w:after="80"/>
+      </w:pPr>
+      <w:r>
+        <w:rPr>
+          <w:rFonts w:ascii="微软雅黑" w:cs="微软雅黑" w:eastAsia="微软雅黑" w:hAnsi="微软雅黑"/>
+          <w:sz w:val="22"/>
+          <w:szCs w:val="22"/>
+        </w:rPr>
+        <w:t xml:space="preserve">客户数越少，每家轮到"第一位"的频次越高（如 3 家签约 = 每 3 天轮到 1 次第一位）</w:t>
+      </w:r>
+    </w:p>
+    <w:p>
+      <w:pPr>
+        <w:pStyle w:val="ListParagraph"/>
+        <w:numPr>
+          <w:ilvl w:val="0"/>
+          <w:numId w:val="2"/>
+        </w:numPr>
+        <w:spacing w:after="80"/>
+      </w:pPr>
+      <w:r>
+        <w:rPr>
+          <w:rFonts w:ascii="微软雅黑" w:cs="微软雅黑" w:eastAsia="微软雅黑" w:hAnsi="微软雅黑"/>
+          <w:sz w:val="22"/>
+          <w:szCs w:val="22"/>
+        </w:rPr>
+        <w:t xml:space="preserve">建议按"签约席位数"定价：席位越少单价越高（稀缺性溢价）</w:t>
+      </w:r>
+    </w:p>
+    <w:p>
+      <w:pPr>
+        <w:pStyle w:val="ListParagraph"/>
+        <w:numPr>
+          <w:ilvl w:val="0"/>
+          <w:numId w:val="2"/>
+        </w:numPr>
+        <w:spacing w:after="80"/>
+      </w:pPr>
+      <w:r>
+        <w:rPr>
+          <w:rFonts w:ascii="微软雅黑" w:cs="微软雅黑" w:eastAsia="微软雅黑" w:hAnsi="微软雅黑"/>
+          <w:sz w:val="22"/>
+          <w:szCs w:val="22"/>
+        </w:rPr>
+        <w:t xml:space="preserve">名单顺序、轮转周期均可由运营后台配置</w:t>
       </w:r>
     </w:p>
     <w:p>
@@ -4898,7 +5626,7 @@
           <w:sz w:val="22"/>
           <w:szCs w:val="22"/>
         </w:rPr>
-        <w:t xml:space="preserve">日轮动机制 + 今日推荐徽章</w:t>
+        <w:t xml:space="preserve">招商跑马灯轮转头牌位 + 今日推荐徽章</w:t>
       </w:r>
     </w:p>
     <w:p>
@@ -5430,7 +6158,7 @@
                 <w:sz w:val="20"/>
                 <w:szCs w:val="20"/>
               </w:rPr>
-              <w:t xml:space="preserve">当前 ETF 池规模</w:t>
+              <w:t xml:space="preserve">当前演示池规模</w:t>
             </w:r>
           </w:p>
         </w:tc>
@@ -5460,7 +6188,7 @@
                 <w:sz w:val="20"/>
                 <w:szCs w:val="20"/>
               </w:rPr>
-              <w:t xml:space="preserve">27 只（前 8 + 中 8 + 后 6 + 门 5）</w:t>
+              <w:t xml:space="preserve">30 只（前 9 + 中 9 + 后 7 + 门 5）；后台名单约 40-50 只</w:t>
             </w:r>
           </w:p>
         </w:tc>
@@ -5554,7 +6282,7 @@
                 <w:sz w:val="20"/>
                 <w:szCs w:val="20"/>
               </w:rPr>
-              <w:t xml:space="preserve">招商客户轮值容量</w:t>
+              <w:t xml:space="preserve">招商轮转机制</w:t>
             </w:r>
           </w:p>
         </w:tc>
@@ -5584,7 +6312,69 @@
                 <w:sz w:val="20"/>
                 <w:szCs w:val="20"/>
               </w:rPr>
-              <w:t xml:space="preserve">7 家（可扩展）</w:t>
+              <w:t xml:space="preserve">跑马灯轮转头牌位，签约席位数可配置</w:t>
+            </w:r>
+          </w:p>
+        </w:tc>
+      </w:tr>
+      <w:tr>
+        <w:tc>
+          <w:tcPr>
+            <w:tcW w:type="dxa" w:w="2340"/>
+            <w:tcBorders>
+              <w:top w:val="single" w:color="CCCCCC" w:sz="6"/>
+              <w:left w:val="single" w:color="CCCCCC" w:sz="6"/>
+              <w:bottom w:val="single" w:color="CCCCCC" w:sz="6"/>
+              <w:right w:val="single" w:color="CCCCCC" w:sz="6"/>
+            </w:tcBorders>
+            <w:tcMar>
+              <w:top w:type="dxa" w:w="80"/>
+              <w:left w:type="dxa" w:w="120"/>
+              <w:bottom w:type="dxa" w:w="80"/>
+              <w:right w:type="dxa" w:w="120"/>
+            </w:tcMar>
+          </w:tcPr>
+          <w:p>
+            <w:pPr>
+              <w:jc w:val="left"/>
+            </w:pPr>
+            <w:r>
+              <w:rPr>
+                <w:rFonts w:ascii="微软雅黑" w:cs="微软雅黑" w:eastAsia="微软雅黑" w:hAnsi="微软雅黑"/>
+                <w:sz w:val="20"/>
+                <w:szCs w:val="20"/>
+              </w:rPr>
+              <w:t xml:space="preserve">开奖与通知</w:t>
+            </w:r>
+          </w:p>
+        </w:tc>
+        <w:tc>
+          <w:tcPr>
+            <w:tcW w:type="dxa" w:w="6900"/>
+            <w:tcBorders>
+              <w:top w:val="single" w:color="CCCCCC" w:sz="6"/>
+              <w:left w:val="single" w:color="CCCCCC" w:sz="6"/>
+              <w:bottom w:val="single" w:color="CCCCCC" w:sz="6"/>
+              <w:right w:val="single" w:color="CCCCCC" w:sz="6"/>
+            </w:tcBorders>
+            <w:tcMar>
+              <w:top w:type="dxa" w:w="80"/>
+              <w:left w:type="dxa" w:w="120"/>
+              <w:bottom w:type="dxa" w:w="80"/>
+              <w:right w:type="dxa" w:w="120"/>
+            </w:tcMar>
+          </w:tcPr>
+          <w:p>
+            <w:pPr>
+              <w:jc w:val="left"/>
+            </w:pPr>
+            <w:r>
+              <w:rPr>
+                <w:rFonts w:ascii="微软雅黑" w:cs="微软雅黑" w:eastAsia="微软雅黑" w:hAnsi="微软雅黑"/>
+                <w:sz w:val="20"/>
+                <w:szCs w:val="20"/>
+              </w:rPr>
+              <w:t xml:space="preserve">每日发帖公示名单 + 站内信实时通知获奖球友</w:t>
             </w:r>
           </w:p>
         </w:tc>

--- a/ETF球队老板H5招商说明书.docx
+++ b/ETF球队老板H5招商说明书.docx
@@ -1584,79 +1584,25 @@
           <w:sz w:val="26"/>
           <w:szCs w:val="26"/>
         </w:rPr>
-        <w:t xml:space="preserve">3.1 每日榜 TOP 5</w:t>
-      </w:r>
-    </w:p>
-    <w:p>
-      <w:pPr>
-        <w:pStyle w:val="ListParagraph"/>
-        <w:numPr>
-          <w:ilvl w:val="0"/>
-          <w:numId w:val="2"/>
-        </w:numPr>
-        <w:spacing w:after="80"/>
-      </w:pPr>
-      <w:r>
-        <w:rPr>
-          <w:rFonts w:ascii="微软雅黑" w:cs="微软雅黑" w:eastAsia="微软雅黑" w:hAnsi="微软雅黑"/>
-          <w:sz w:val="22"/>
-          <w:szCs w:val="22"/>
-        </w:rPr>
-        <w:t xml:space="preserve">结算节点：每日 24:00</w:t>
-      </w:r>
-    </w:p>
-    <w:p>
-      <w:pPr>
-        <w:pStyle w:val="ListParagraph"/>
-        <w:numPr>
-          <w:ilvl w:val="0"/>
-          <w:numId w:val="2"/>
-        </w:numPr>
-        <w:spacing w:after="80"/>
-      </w:pPr>
-      <w:r>
-        <w:rPr>
-          <w:rFonts w:ascii="微软雅黑" w:cs="微软雅黑" w:eastAsia="微软雅黑" w:hAnsi="微软雅黑"/>
-          <w:sz w:val="22"/>
-          <w:szCs w:val="22"/>
-        </w:rPr>
-        <w:t xml:space="preserve">计票口径：当日在雪球活动主贴下用户海报跟帖的点赞数</w:t>
-      </w:r>
-    </w:p>
-    <w:p>
-      <w:pPr>
-        <w:pStyle w:val="ListParagraph"/>
-        <w:numPr>
-          <w:ilvl w:val="0"/>
-          <w:numId w:val="2"/>
-        </w:numPr>
-        <w:spacing w:after="80"/>
-      </w:pPr>
-      <w:r>
-        <w:rPr>
-          <w:rFonts w:ascii="微软雅黑" w:cs="微软雅黑" w:eastAsia="微软雅黑" w:hAnsi="微软雅黑"/>
-          <w:sz w:val="22"/>
-          <w:szCs w:val="22"/>
-        </w:rPr>
-        <w:t xml:space="preserve">奖品：雪球品牌棒球帽 × 1 顶</w:t>
-      </w:r>
-    </w:p>
-    <w:p>
-      <w:pPr>
-        <w:pStyle w:val="ListParagraph"/>
-        <w:numPr>
-          <w:ilvl w:val="0"/>
-          <w:numId w:val="2"/>
-        </w:numPr>
-        <w:spacing w:after="80"/>
-      </w:pPr>
-      <w:r>
-        <w:rPr>
-          <w:rFonts w:ascii="微软雅黑" w:cs="微软雅黑" w:eastAsia="微软雅黑" w:hAnsi="微软雅黑"/>
-          <w:sz w:val="22"/>
-          <w:szCs w:val="22"/>
-        </w:rPr>
-        <w:t xml:space="preserve">每日 5 名得主，全期不累计</w:t>
+        <w:t xml:space="preserve">3.0 活动时间</w:t>
+      </w:r>
+    </w:p>
+    <w:p>
+      <w:pPr>
+        <w:pStyle w:val="ListParagraph"/>
+        <w:numPr>
+          <w:ilvl w:val="0"/>
+          <w:numId w:val="2"/>
+        </w:numPr>
+        <w:spacing w:after="80"/>
+      </w:pPr>
+      <w:r>
+        <w:rPr>
+          <w:rFonts w:ascii="微软雅黑" w:cs="微软雅黑" w:eastAsia="微软雅黑" w:hAnsi="微软雅黑"/>
+          <w:sz w:val="22"/>
+          <w:szCs w:val="22"/>
+        </w:rPr>
+        <w:t xml:space="preserve">2026.06.12 — 2026.07.20，共 39 天</w:t>
       </w:r>
     </w:p>
     <w:p>
@@ -1673,79 +1619,79 @@
           <w:sz w:val="26"/>
           <w:szCs w:val="26"/>
         </w:rPr>
-        <w:t xml:space="preserve">3.2 每周榜 TOP 1</w:t>
-      </w:r>
-    </w:p>
-    <w:p>
-      <w:pPr>
-        <w:pStyle w:val="ListParagraph"/>
-        <w:numPr>
-          <w:ilvl w:val="0"/>
-          <w:numId w:val="2"/>
-        </w:numPr>
-        <w:spacing w:after="80"/>
-      </w:pPr>
-      <w:r>
-        <w:rPr>
-          <w:rFonts w:ascii="微软雅黑" w:cs="微软雅黑" w:eastAsia="微软雅黑" w:hAnsi="微软雅黑"/>
-          <w:sz w:val="22"/>
-          <w:szCs w:val="22"/>
-        </w:rPr>
-        <w:t xml:space="preserve">结算节点：每周日 24:00</w:t>
-      </w:r>
-    </w:p>
-    <w:p>
-      <w:pPr>
-        <w:pStyle w:val="ListParagraph"/>
-        <w:numPr>
-          <w:ilvl w:val="0"/>
-          <w:numId w:val="2"/>
-        </w:numPr>
-        <w:spacing w:after="80"/>
-      </w:pPr>
-      <w:r>
-        <w:rPr>
-          <w:rFonts w:ascii="微软雅黑" w:cs="微软雅黑" w:eastAsia="微软雅黑" w:hAnsi="微软雅黑"/>
-          <w:sz w:val="22"/>
-          <w:szCs w:val="22"/>
-        </w:rPr>
-        <w:t xml:space="preserve">计票口径：本周累计点赞数</w:t>
-      </w:r>
-    </w:p>
-    <w:p>
-      <w:pPr>
-        <w:pStyle w:val="ListParagraph"/>
-        <w:numPr>
-          <w:ilvl w:val="0"/>
-          <w:numId w:val="2"/>
-        </w:numPr>
-        <w:spacing w:after="80"/>
-      </w:pPr>
-      <w:r>
-        <w:rPr>
-          <w:rFonts w:ascii="微软雅黑" w:cs="微软雅黑" w:eastAsia="微软雅黑" w:hAnsi="微软雅黑"/>
-          <w:sz w:val="22"/>
-          <w:szCs w:val="22"/>
-        </w:rPr>
-        <w:t xml:space="preserve">奖品：雪球品牌白酒 × 1 瓶</w:t>
-      </w:r>
-    </w:p>
-    <w:p>
-      <w:pPr>
-        <w:pStyle w:val="ListParagraph"/>
-        <w:numPr>
-          <w:ilvl w:val="0"/>
-          <w:numId w:val="2"/>
-        </w:numPr>
-        <w:spacing w:after="80"/>
-      </w:pPr>
-      <w:r>
-        <w:rPr>
-          <w:rFonts w:ascii="微软雅黑" w:cs="微软雅黑" w:eastAsia="微软雅黑" w:hAnsi="微软雅黑"/>
-          <w:sz w:val="22"/>
-          <w:szCs w:val="22"/>
-        </w:rPr>
-        <w:t xml:space="preserve">每周开奖 1 名，与每日奖可叠加</w:t>
+        <w:t xml:space="preserve">3.1 每日榜 TOP 5</w:t>
+      </w:r>
+    </w:p>
+    <w:p>
+      <w:pPr>
+        <w:pStyle w:val="ListParagraph"/>
+        <w:numPr>
+          <w:ilvl w:val="0"/>
+          <w:numId w:val="2"/>
+        </w:numPr>
+        <w:spacing w:after="80"/>
+      </w:pPr>
+      <w:r>
+        <w:rPr>
+          <w:rFonts w:ascii="微软雅黑" w:cs="微软雅黑" w:eastAsia="微软雅黑" w:hAnsi="微软雅黑"/>
+          <w:sz w:val="22"/>
+          <w:szCs w:val="22"/>
+        </w:rPr>
+        <w:t xml:space="preserve">结算节点：每日 24:00</w:t>
+      </w:r>
+    </w:p>
+    <w:p>
+      <w:pPr>
+        <w:pStyle w:val="ListParagraph"/>
+        <w:numPr>
+          <w:ilvl w:val="0"/>
+          <w:numId w:val="2"/>
+        </w:numPr>
+        <w:spacing w:after="80"/>
+      </w:pPr>
+      <w:r>
+        <w:rPr>
+          <w:rFonts w:ascii="微软雅黑" w:cs="微软雅黑" w:eastAsia="微软雅黑" w:hAnsi="微软雅黑"/>
+          <w:sz w:val="22"/>
+          <w:szCs w:val="22"/>
+        </w:rPr>
+        <w:t xml:space="preserve">计票口径：当日在雪球活动主贴下用户海报跟帖的点赞数</w:t>
+      </w:r>
+    </w:p>
+    <w:p>
+      <w:pPr>
+        <w:pStyle w:val="ListParagraph"/>
+        <w:numPr>
+          <w:ilvl w:val="0"/>
+          <w:numId w:val="2"/>
+        </w:numPr>
+        <w:spacing w:after="80"/>
+      </w:pPr>
+      <w:r>
+        <w:rPr>
+          <w:rFonts w:ascii="微软雅黑" w:cs="微软雅黑" w:eastAsia="微软雅黑" w:hAnsi="微软雅黑"/>
+          <w:sz w:val="22"/>
+          <w:szCs w:val="22"/>
+        </w:rPr>
+        <w:t xml:space="preserve">奖品：雪球品牌棒球帽 × 1 顶</w:t>
+      </w:r>
+    </w:p>
+    <w:p>
+      <w:pPr>
+        <w:pStyle w:val="ListParagraph"/>
+        <w:numPr>
+          <w:ilvl w:val="0"/>
+          <w:numId w:val="2"/>
+        </w:numPr>
+        <w:spacing w:after="80"/>
+      </w:pPr>
+      <w:r>
+        <w:rPr>
+          <w:rFonts w:ascii="微软雅黑" w:cs="微软雅黑" w:eastAsia="微软雅黑" w:hAnsi="微软雅黑"/>
+          <w:sz w:val="22"/>
+          <w:szCs w:val="22"/>
+        </w:rPr>
+        <w:t xml:space="preserve">每日 5 名得主</w:t>
       </w:r>
     </w:p>
     <w:p>
@@ -1762,61 +1708,79 @@
           <w:sz w:val="26"/>
           <w:szCs w:val="26"/>
         </w:rPr>
-        <w:t xml:space="preserve">3.3 点赞规则</w:t>
-      </w:r>
-    </w:p>
-    <w:p>
-      <w:pPr>
-        <w:pStyle w:val="ListParagraph"/>
-        <w:numPr>
-          <w:ilvl w:val="0"/>
-          <w:numId w:val="2"/>
-        </w:numPr>
-        <w:spacing w:after="80"/>
-      </w:pPr>
-      <w:r>
-        <w:rPr>
-          <w:rFonts w:ascii="微软雅黑" w:cs="微软雅黑" w:eastAsia="微软雅黑" w:hAnsi="微软雅黑"/>
-          <w:sz w:val="22"/>
-          <w:szCs w:val="22"/>
-        </w:rPr>
-        <w:t xml:space="preserve">所有点赞均发生在雪球活动主贴评论区，认用户海报跟帖的点赞数</w:t>
-      </w:r>
-    </w:p>
-    <w:p>
-      <w:pPr>
-        <w:pStyle w:val="ListParagraph"/>
-        <w:numPr>
-          <w:ilvl w:val="0"/>
-          <w:numId w:val="2"/>
-        </w:numPr>
-        <w:spacing w:after="80"/>
-      </w:pPr>
-      <w:r>
-        <w:rPr>
-          <w:rFonts w:ascii="微软雅黑" w:cs="微软雅黑" w:eastAsia="微软雅黑" w:hAnsi="微软雅黑"/>
-          <w:sz w:val="22"/>
-          <w:szCs w:val="22"/>
-        </w:rPr>
-        <w:t xml:space="preserve">每个用户每天最多为同一条海报点赞 1 次</w:t>
-      </w:r>
-    </w:p>
-    <w:p>
-      <w:pPr>
-        <w:pStyle w:val="ListParagraph"/>
-        <w:numPr>
-          <w:ilvl w:val="0"/>
-          <w:numId w:val="2"/>
-        </w:numPr>
-        <w:spacing w:after="80"/>
-      </w:pPr>
-      <w:r>
-        <w:rPr>
-          <w:rFonts w:ascii="微软雅黑" w:cs="微软雅黑" w:eastAsia="微软雅黑" w:hAnsi="微软雅黑"/>
-          <w:sz w:val="22"/>
-          <w:szCs w:val="22"/>
-        </w:rPr>
-        <w:t xml:space="preserve">检测到刷赞 / 小号互赞将取消评奖资格</w:t>
+        <w:t xml:space="preserve">3.2 每周榜 TOP 1</w:t>
+      </w:r>
+    </w:p>
+    <w:p>
+      <w:pPr>
+        <w:pStyle w:val="ListParagraph"/>
+        <w:numPr>
+          <w:ilvl w:val="0"/>
+          <w:numId w:val="2"/>
+        </w:numPr>
+        <w:spacing w:after="80"/>
+      </w:pPr>
+      <w:r>
+        <w:rPr>
+          <w:rFonts w:ascii="微软雅黑" w:cs="微软雅黑" w:eastAsia="微软雅黑" w:hAnsi="微软雅黑"/>
+          <w:sz w:val="22"/>
+          <w:szCs w:val="22"/>
+        </w:rPr>
+        <w:t xml:space="preserve">结算节点：每周日 24:00</w:t>
+      </w:r>
+    </w:p>
+    <w:p>
+      <w:pPr>
+        <w:pStyle w:val="ListParagraph"/>
+        <w:numPr>
+          <w:ilvl w:val="0"/>
+          <w:numId w:val="2"/>
+        </w:numPr>
+        <w:spacing w:after="80"/>
+      </w:pPr>
+      <w:r>
+        <w:rPr>
+          <w:rFonts w:ascii="微软雅黑" w:cs="微软雅黑" w:eastAsia="微软雅黑" w:hAnsi="微软雅黑"/>
+          <w:sz w:val="22"/>
+          <w:szCs w:val="22"/>
+        </w:rPr>
+        <w:t xml:space="preserve">计票口径：本周累计点赞数</w:t>
+      </w:r>
+    </w:p>
+    <w:p>
+      <w:pPr>
+        <w:pStyle w:val="ListParagraph"/>
+        <w:numPr>
+          <w:ilvl w:val="0"/>
+          <w:numId w:val="2"/>
+        </w:numPr>
+        <w:spacing w:after="80"/>
+      </w:pPr>
+      <w:r>
+        <w:rPr>
+          <w:rFonts w:ascii="微软雅黑" w:cs="微软雅黑" w:eastAsia="微软雅黑" w:hAnsi="微软雅黑"/>
+          <w:sz w:val="22"/>
+          <w:szCs w:val="22"/>
+        </w:rPr>
+        <w:t xml:space="preserve">奖品：雪球品牌白酒 × 1 瓶</w:t>
+      </w:r>
+    </w:p>
+    <w:p>
+      <w:pPr>
+        <w:pStyle w:val="ListParagraph"/>
+        <w:numPr>
+          <w:ilvl w:val="0"/>
+          <w:numId w:val="2"/>
+        </w:numPr>
+        <w:spacing w:after="80"/>
+      </w:pPr>
+      <w:r>
+        <w:rPr>
+          <w:rFonts w:ascii="微软雅黑" w:cs="微软雅黑" w:eastAsia="微软雅黑" w:hAnsi="微软雅黑"/>
+          <w:sz w:val="22"/>
+          <w:szCs w:val="22"/>
+        </w:rPr>
+        <w:t xml:space="preserve">每周开奖 1 名，与每日奖可叠加</w:t>
       </w:r>
     </w:p>
     <w:p>
@@ -1833,7 +1797,149 @@
           <w:sz w:val="26"/>
           <w:szCs w:val="26"/>
         </w:rPr>
-        <w:t xml:space="preserve">3.4 开奖与发奖通知</w:t>
+        <w:t xml:space="preserve">3.3 获奖名额规则</w:t>
+      </w:r>
+    </w:p>
+    <w:p>
+      <w:pPr>
+        <w:pStyle w:val="ListParagraph"/>
+        <w:numPr>
+          <w:ilvl w:val="0"/>
+          <w:numId w:val="2"/>
+        </w:numPr>
+        <w:spacing w:after="80"/>
+      </w:pPr>
+      <w:r>
+        <w:rPr>
+          <w:rFonts w:ascii="微软雅黑" w:cs="微软雅黑" w:eastAsia="微软雅黑" w:hAnsi="微软雅黑"/>
+          <w:sz w:val="22"/>
+          <w:szCs w:val="22"/>
+        </w:rPr>
+        <w:t xml:space="preserve">日度奖：同一用户每周最多获得 1 次。一周内多次进入日榜 TOP 5，从第 2 次起名额顺延给下一名；下一周重新计算，可再获 1 次</w:t>
+      </w:r>
+    </w:p>
+    <w:p>
+      <w:pPr>
+        <w:pStyle w:val="ListParagraph"/>
+        <w:numPr>
+          <w:ilvl w:val="0"/>
+          <w:numId w:val="2"/>
+        </w:numPr>
+        <w:spacing w:after="80"/>
+      </w:pPr>
+      <w:r>
+        <w:rPr>
+          <w:rFonts w:ascii="微软雅黑" w:cs="微软雅黑" w:eastAsia="微软雅黑" w:hAnsi="微软雅黑"/>
+          <w:sz w:val="22"/>
+          <w:szCs w:val="22"/>
+        </w:rPr>
+        <w:t xml:space="preserve">周度奖：同一用户在整个活动期内最多获得 1 次。若再次成为周榜第一，奖品顺延给第二名</w:t>
+      </w:r>
+    </w:p>
+    <w:p>
+      <w:pPr>
+        <w:pStyle w:val="ListParagraph"/>
+        <w:numPr>
+          <w:ilvl w:val="0"/>
+          <w:numId w:val="2"/>
+        </w:numPr>
+        <w:spacing w:after="80"/>
+      </w:pPr>
+      <w:r>
+        <w:rPr>
+          <w:rFonts w:ascii="微软雅黑" w:cs="微软雅黑" w:eastAsia="微软雅黑" w:hAnsi="微软雅黑"/>
+          <w:sz w:val="22"/>
+          <w:szCs w:val="22"/>
+        </w:rPr>
+        <w:t xml:space="preserve">日度奖与周度奖互不影响，可同时获得</w:t>
+      </w:r>
+    </w:p>
+    <w:p>
+      <w:pPr>
+        <w:pStyle w:val="Heading2"/>
+        <w:spacing w:after="160" w:before="280"/>
+      </w:pPr>
+      <w:r>
+        <w:rPr>
+          <w:rFonts w:ascii="微软雅黑" w:cs="微软雅黑" w:eastAsia="微软雅黑" w:hAnsi="微软雅黑"/>
+          <w:b/>
+          <w:bCs/>
+          <w:color w:val="0A0A0A"/>
+          <w:sz w:val="26"/>
+          <w:szCs w:val="26"/>
+        </w:rPr>
+        <w:t xml:space="preserve">3.4 点赞规则</w:t>
+      </w:r>
+    </w:p>
+    <w:p>
+      <w:pPr>
+        <w:pStyle w:val="ListParagraph"/>
+        <w:numPr>
+          <w:ilvl w:val="0"/>
+          <w:numId w:val="2"/>
+        </w:numPr>
+        <w:spacing w:after="80"/>
+      </w:pPr>
+      <w:r>
+        <w:rPr>
+          <w:rFonts w:ascii="微软雅黑" w:cs="微软雅黑" w:eastAsia="微软雅黑" w:hAnsi="微软雅黑"/>
+          <w:sz w:val="22"/>
+          <w:szCs w:val="22"/>
+        </w:rPr>
+        <w:t xml:space="preserve">所有点赞均发生在雪球活动主贴评论区，认用户海报跟帖的点赞数</w:t>
+      </w:r>
+    </w:p>
+    <w:p>
+      <w:pPr>
+        <w:pStyle w:val="ListParagraph"/>
+        <w:numPr>
+          <w:ilvl w:val="0"/>
+          <w:numId w:val="2"/>
+        </w:numPr>
+        <w:spacing w:after="80"/>
+      </w:pPr>
+      <w:r>
+        <w:rPr>
+          <w:rFonts w:ascii="微软雅黑" w:cs="微软雅黑" w:eastAsia="微软雅黑" w:hAnsi="微软雅黑"/>
+          <w:sz w:val="22"/>
+          <w:szCs w:val="22"/>
+        </w:rPr>
+        <w:t xml:space="preserve">每个用户每天最多为同一条海报点赞 1 次</w:t>
+      </w:r>
+    </w:p>
+    <w:p>
+      <w:pPr>
+        <w:pStyle w:val="ListParagraph"/>
+        <w:numPr>
+          <w:ilvl w:val="0"/>
+          <w:numId w:val="2"/>
+        </w:numPr>
+        <w:spacing w:after="80"/>
+      </w:pPr>
+      <w:r>
+        <w:rPr>
+          <w:rFonts w:ascii="微软雅黑" w:cs="微软雅黑" w:eastAsia="微软雅黑" w:hAnsi="微软雅黑"/>
+          <w:sz w:val="22"/>
+          <w:szCs w:val="22"/>
+        </w:rPr>
+        <w:t xml:space="preserve">检测到刷赞 / 小号互赞将取消评奖资格</w:t>
+      </w:r>
+    </w:p>
+    <w:p>
+      <w:pPr>
+        <w:pStyle w:val="Heading2"/>
+        <w:spacing w:after="160" w:before="280"/>
+      </w:pPr>
+      <w:r>
+        <w:rPr>
+          <w:rFonts w:ascii="微软雅黑" w:cs="微软雅黑" w:eastAsia="微软雅黑" w:hAnsi="微软雅黑"/>
+          <w:b/>
+          <w:bCs/>
+          <w:color w:val="0A0A0A"/>
+          <w:sz w:val="26"/>
+          <w:szCs w:val="26"/>
+        </w:rPr>
+        <w:t xml:space="preserve">3.5 开奖与发奖通知</w:t>
       </w:r>
     </w:p>
     <w:p>

--- a/ETF球队老板H5招商说明书.docx
+++ b/ETF球队老板H5招商说明书.docx
@@ -3889,6 +3889,218 @@
           <w:szCs w:val="22"/>
         </w:rPr>
         <w:t xml:space="preserve">支持给每个招商客户生成独立的"带渠道追踪参数"的二维码，便于复盘</w:t>
+      </w:r>
+    </w:p>
+    <w:p>
+      <w:pPr>
+        <w:pStyle w:val="Heading2"/>
+        <w:spacing w:after="160" w:before="280"/>
+      </w:pPr>
+      <w:r>
+        <w:rPr>
+          <w:rFonts w:ascii="微软雅黑" w:cs="微软雅黑" w:eastAsia="微软雅黑" w:hAnsi="微软雅黑"/>
+          <w:b/>
+          <w:bCs/>
+          <w:color w:val="0A0A0A"/>
+          <w:sz w:val="26"/>
+          <w:szCs w:val="26"/>
+        </w:rPr>
+        <w:t xml:space="preserve">4.4 售卖与产品更换机制</w:t>
+      </w:r>
+    </w:p>
+    <w:p>
+      <w:pPr>
+        <w:pStyle w:val="Heading3"/>
+        <w:spacing w:after="120" w:before="220"/>
+      </w:pPr>
+      <w:r>
+        <w:rPr>
+          <w:rFonts w:ascii="微软雅黑" w:cs="微软雅黑" w:eastAsia="微软雅黑" w:hAnsi="微软雅黑"/>
+          <w:b/>
+          <w:bCs/>
+          <w:color w:val="2A85E0"/>
+          <w:sz w:val="22"/>
+          <w:szCs w:val="22"/>
+        </w:rPr>
+        <w:t xml:space="preserve">售卖单位</w:t>
+      </w:r>
+    </w:p>
+    <w:p>
+      <w:pPr>
+        <w:pStyle w:val="ListParagraph"/>
+        <w:numPr>
+          <w:ilvl w:val="0"/>
+          <w:numId w:val="2"/>
+        </w:numPr>
+        <w:spacing w:after="80"/>
+      </w:pPr>
+      <w:r>
+        <w:rPr>
+          <w:rFonts w:ascii="微软雅黑" w:cs="微软雅黑" w:eastAsia="微软雅黑" w:hAnsi="微软雅黑"/>
+          <w:sz w:val="22"/>
+          <w:szCs w:val="22"/>
+        </w:rPr>
+        <w:t xml:space="preserve">以「周」为售卖单位，参加 H5 的招商客户费用为 10 万元 / 周（参考价，最终以媒介报价为准）</w:t>
+      </w:r>
+    </w:p>
+    <w:p>
+      <w:pPr>
+        <w:pStyle w:val="ListParagraph"/>
+        <w:numPr>
+          <w:ilvl w:val="0"/>
+          <w:numId w:val="2"/>
+        </w:numPr>
+        <w:spacing w:after="80"/>
+      </w:pPr>
+      <w:r>
+        <w:rPr>
+          <w:rFonts w:ascii="微软雅黑" w:cs="微软雅黑" w:eastAsia="微软雅黑" w:hAnsi="微软雅黑"/>
+          <w:sz w:val="22"/>
+          <w:szCs w:val="22"/>
+        </w:rPr>
+        <w:t xml:space="preserve">客户可连续购买多周；多家客户同时在投时，通过跑马灯轮转公平分配头牌位</w:t>
+      </w:r>
+    </w:p>
+    <w:p>
+      <w:pPr>
+        <w:pStyle w:val="Heading3"/>
+        <w:spacing w:after="120" w:before="220"/>
+      </w:pPr>
+      <w:r>
+        <w:rPr>
+          <w:rFonts w:ascii="微软雅黑" w:cs="微软雅黑" w:eastAsia="微软雅黑" w:hAnsi="微软雅黑"/>
+          <w:b/>
+          <w:bCs/>
+          <w:color w:val="2A85E0"/>
+          <w:sz w:val="22"/>
+          <w:szCs w:val="22"/>
+        </w:rPr>
+        <w:t xml:space="preserve">每周换产品</w:t>
+      </w:r>
+    </w:p>
+    <w:p>
+      <w:pPr>
+        <w:pStyle w:val="ListParagraph"/>
+        <w:numPr>
+          <w:ilvl w:val="0"/>
+          <w:numId w:val="2"/>
+        </w:numPr>
+        <w:spacing w:after="80"/>
+      </w:pPr>
+      <w:r>
+        <w:rPr>
+          <w:rFonts w:ascii="微软雅黑" w:cs="微软雅黑" w:eastAsia="微软雅黑" w:hAnsi="微软雅黑"/>
+          <w:sz w:val="22"/>
+          <w:szCs w:val="22"/>
+        </w:rPr>
+        <w:t xml:space="preserve">客户每周可更换一批投放的 ETF 产品</w:t>
+      </w:r>
+    </w:p>
+    <w:p>
+      <w:pPr>
+        <w:pStyle w:val="ListParagraph"/>
+        <w:numPr>
+          <w:ilvl w:val="0"/>
+          <w:numId w:val="2"/>
+        </w:numPr>
+        <w:spacing w:after="80"/>
+      </w:pPr>
+      <w:r>
+        <w:rPr>
+          <w:rFonts w:ascii="微软雅黑" w:cs="微软雅黑" w:eastAsia="微软雅黑" w:hAnsi="微软雅黑"/>
+          <w:sz w:val="22"/>
+          <w:szCs w:val="22"/>
+        </w:rPr>
+        <w:t xml:space="preserve">客户通过《ETF 厂商产品提报表》（随附 Excel）提报产品，按前锋 / 中场 / 后卫 / 门将分位置填写</w:t>
+      </w:r>
+    </w:p>
+    <w:p>
+      <w:pPr>
+        <w:pStyle w:val="ListParagraph"/>
+        <w:numPr>
+          <w:ilvl w:val="0"/>
+          <w:numId w:val="2"/>
+        </w:numPr>
+        <w:spacing w:after="80"/>
+      </w:pPr>
+      <w:r>
+        <w:rPr>
+          <w:rFonts w:ascii="微软雅黑" w:cs="微软雅黑" w:eastAsia="微软雅黑" w:hAnsi="微软雅黑"/>
+          <w:sz w:val="22"/>
+          <w:szCs w:val="22"/>
+        </w:rPr>
+        <w:t xml:space="preserve">运营同学按提报表，在后台 / 产品配置中手动更新当周的 ETF 名单</w:t>
+      </w:r>
+    </w:p>
+    <w:p>
+      <w:pPr>
+        <w:pStyle w:val="ListParagraph"/>
+        <w:numPr>
+          <w:ilvl w:val="0"/>
+          <w:numId w:val="2"/>
+        </w:numPr>
+        <w:spacing w:after="80"/>
+      </w:pPr>
+      <w:r>
+        <w:rPr>
+          <w:rFonts w:ascii="微软雅黑" w:cs="微软雅黑" w:eastAsia="微软雅黑" w:hAnsi="微软雅黑"/>
+          <w:sz w:val="22"/>
+          <w:szCs w:val="22"/>
+        </w:rPr>
+        <w:t xml:space="preserve">当前 H5 产品数据以配置文件形式维护（src/data/etfs.js），已预留接口位，后续接 GET /api/etf-campaign/products 后改为后台可视化配置</w:t>
+      </w:r>
+    </w:p>
+    <w:p>
+      <w:pPr>
+        <w:pStyle w:val="Heading3"/>
+        <w:spacing w:after="120" w:before="220"/>
+      </w:pPr>
+      <w:r>
+        <w:rPr>
+          <w:rFonts w:ascii="微软雅黑" w:cs="微软雅黑" w:eastAsia="微软雅黑" w:hAnsi="微软雅黑"/>
+          <w:b/>
+          <w:bCs/>
+          <w:color w:val="2A85E0"/>
+          <w:sz w:val="22"/>
+          <w:szCs w:val="22"/>
+        </w:rPr>
+        <w:t xml:space="preserve">提报表字段</w:t>
+      </w:r>
+    </w:p>
+    <w:p>
+      <w:pPr>
+        <w:pStyle w:val="ListParagraph"/>
+        <w:numPr>
+          <w:ilvl w:val="0"/>
+          <w:numId w:val="2"/>
+        </w:numPr>
+        <w:spacing w:after="80"/>
+      </w:pPr>
+      <w:r>
+        <w:rPr>
+          <w:rFonts w:ascii="微软雅黑" w:cs="微软雅黑" w:eastAsia="微软雅黑" w:hAnsi="微软雅黑"/>
+          <w:sz w:val="22"/>
+          <w:szCs w:val="22"/>
+        </w:rPr>
+        <w:t xml:space="preserve">位置、ETF 简称、ETF 代码、基金公司、产品一句话简介、风险等级、建议球员技能名</w:t>
+      </w:r>
+    </w:p>
+    <w:p>
+      <w:pPr>
+        <w:pStyle w:val="ListParagraph"/>
+        <w:numPr>
+          <w:ilvl w:val="0"/>
+          <w:numId w:val="2"/>
+        </w:numPr>
+        <w:spacing w:after="80"/>
+      </w:pPr>
+      <w:r>
+        <w:rPr>
+          <w:rFonts w:ascii="微软雅黑" w:cs="微软雅黑" w:eastAsia="微软雅黑" w:hAnsi="微软雅黑"/>
+          <w:sz w:val="22"/>
+          <w:szCs w:val="22"/>
+        </w:rPr>
+        <w:t xml:space="preserve">五维评分由雪球运营统一设定，近一周涨跌幅由系统接行情接口，厂商均无需填写</w:t>
       </w:r>
     </w:p>
     <w:p>

--- a/ETF球队老板H5招商说明书.docx
+++ b/ETF球队老板H5招商说明书.docx
@@ -1474,25 +1474,25 @@
           <w:sz w:val="26"/>
           <w:szCs w:val="26"/>
         </w:rPr>
-        <w:t xml:space="preserve">步骤 5：发布到雪球活动主贴</w:t>
-      </w:r>
-    </w:p>
-    <w:p>
-      <w:pPr>
-        <w:pStyle w:val="ListParagraph"/>
-        <w:numPr>
-          <w:ilvl w:val="0"/>
-          <w:numId w:val="2"/>
-        </w:numPr>
-        <w:spacing w:after="80"/>
-      </w:pPr>
-      <w:r>
-        <w:rPr>
-          <w:rFonts w:ascii="微软雅黑" w:cs="微软雅黑" w:eastAsia="微软雅黑" w:hAnsi="微软雅黑"/>
-          <w:sz w:val="22"/>
-          <w:szCs w:val="22"/>
-        </w:rPr>
-        <w:t xml:space="preserve">海报生成后给用户 3 个操作按钮（详见下方"互动机制"章节）：</w:t>
+        <w:t xml:space="preserve">步骤 5：一键发布</w:t>
+      </w:r>
+    </w:p>
+    <w:p>
+      <w:pPr>
+        <w:pStyle w:val="ListParagraph"/>
+        <w:numPr>
+          <w:ilvl w:val="0"/>
+          <w:numId w:val="2"/>
+        </w:numPr>
+        <w:spacing w:after="80"/>
+      </w:pPr>
+      <w:r>
+        <w:rPr>
+          <w:rFonts w:ascii="微软雅黑" w:cs="微软雅黑" w:eastAsia="微软雅黑" w:hAnsi="微软雅黑"/>
+          <w:sz w:val="22"/>
+          <w:szCs w:val="22"/>
+        </w:rPr>
+        <w:t xml:space="preserve">阵容评分页提供 3 个操作按钮（详见下方"互动机制"章节）：</w:t>
       </w:r>
     </w:p>
     <w:p>
@@ -1510,7 +1510,7 @@
           <w:sz w:val="22"/>
           <w:szCs w:val="22"/>
         </w:rPr>
-        <w:t xml:space="preserve">一键发布：保存海报到相册 + 一键加 11 只 ETF 到雪球自选 + 分享到朋友圈</w:t>
+        <w:t xml:space="preserve">一键发布：加自选（付费招商客户的产品）→ 生成海报 → 自动保存到相册</w:t>
       </w:r>
     </w:p>
     <w:p>
@@ -1528,7 +1528,7 @@
           <w:sz w:val="22"/>
           <w:szCs w:val="22"/>
         </w:rPr>
-        <w:t xml:space="preserve">保存海报参加活动：保存图片，引导用户跟帖到雪球活动主贴</w:t>
+        <w:t xml:space="preserve">分享朋友圈：将海报分享到微信朋友圈（生成海报后可用）</w:t>
       </w:r>
     </w:p>
     <w:p>
@@ -1546,7 +1546,25 @@
           <w:sz w:val="22"/>
           <w:szCs w:val="22"/>
         </w:rPr>
-        <w:t xml:space="preserve">重新生成：返回修改阵容</w:t>
+        <w:t xml:space="preserve">重新组队：返回重新挑选阵容</w:t>
+      </w:r>
+    </w:p>
+    <w:p>
+      <w:pPr>
+        <w:pStyle w:val="ListParagraph"/>
+        <w:numPr>
+          <w:ilvl w:val="1"/>
+          <w:numId w:val="2"/>
+        </w:numPr>
+        <w:spacing w:after="80"/>
+      </w:pPr>
+      <w:r>
+        <w:rPr>
+          <w:rFonts w:ascii="微软雅黑" w:cs="微软雅黑" w:eastAsia="微软雅黑" w:hAnsi="微软雅黑"/>
+          <w:sz w:val="22"/>
+          <w:szCs w:val="22"/>
+        </w:rPr>
+        <w:t xml:space="preserve">用户保存海报后，前往雪球活动主贴评论区跟帖发布，邀请球友点赞冲榜</w:t>
       </w:r>
     </w:p>
     <w:p>
@@ -1619,79 +1637,79 @@
           <w:sz w:val="26"/>
           <w:szCs w:val="26"/>
         </w:rPr>
-        <w:t xml:space="preserve">3.1 每日榜 TOP 5</w:t>
-      </w:r>
-    </w:p>
-    <w:p>
-      <w:pPr>
-        <w:pStyle w:val="ListParagraph"/>
-        <w:numPr>
-          <w:ilvl w:val="0"/>
-          <w:numId w:val="2"/>
-        </w:numPr>
-        <w:spacing w:after="80"/>
-      </w:pPr>
-      <w:r>
-        <w:rPr>
-          <w:rFonts w:ascii="微软雅黑" w:cs="微软雅黑" w:eastAsia="微软雅黑" w:hAnsi="微软雅黑"/>
-          <w:sz w:val="22"/>
-          <w:szCs w:val="22"/>
-        </w:rPr>
-        <w:t xml:space="preserve">结算节点：每日 24:00</w:t>
-      </w:r>
-    </w:p>
-    <w:p>
-      <w:pPr>
-        <w:pStyle w:val="ListParagraph"/>
-        <w:numPr>
-          <w:ilvl w:val="0"/>
-          <w:numId w:val="2"/>
-        </w:numPr>
-        <w:spacing w:after="80"/>
-      </w:pPr>
-      <w:r>
-        <w:rPr>
-          <w:rFonts w:ascii="微软雅黑" w:cs="微软雅黑" w:eastAsia="微软雅黑" w:hAnsi="微软雅黑"/>
-          <w:sz w:val="22"/>
-          <w:szCs w:val="22"/>
-        </w:rPr>
-        <w:t xml:space="preserve">计票口径：当日在雪球活动主贴下用户海报跟帖的点赞数</w:t>
-      </w:r>
-    </w:p>
-    <w:p>
-      <w:pPr>
-        <w:pStyle w:val="ListParagraph"/>
-        <w:numPr>
-          <w:ilvl w:val="0"/>
-          <w:numId w:val="2"/>
-        </w:numPr>
-        <w:spacing w:after="80"/>
-      </w:pPr>
-      <w:r>
-        <w:rPr>
-          <w:rFonts w:ascii="微软雅黑" w:cs="微软雅黑" w:eastAsia="微软雅黑" w:hAnsi="微软雅黑"/>
-          <w:sz w:val="22"/>
-          <w:szCs w:val="22"/>
-        </w:rPr>
-        <w:t xml:space="preserve">奖品：雪球品牌棒球帽 × 1 顶</w:t>
-      </w:r>
-    </w:p>
-    <w:p>
-      <w:pPr>
-        <w:pStyle w:val="ListParagraph"/>
-        <w:numPr>
-          <w:ilvl w:val="0"/>
-          <w:numId w:val="2"/>
-        </w:numPr>
-        <w:spacing w:after="80"/>
-      </w:pPr>
-      <w:r>
-        <w:rPr>
-          <w:rFonts w:ascii="微软雅黑" w:cs="微软雅黑" w:eastAsia="微软雅黑" w:hAnsi="微软雅黑"/>
-          <w:sz w:val="22"/>
-          <w:szCs w:val="22"/>
-        </w:rPr>
-        <w:t xml:space="preserve">每日 5 名得主</w:t>
+        <w:t xml:space="preserve">3.1 评奖机制（按周评奖）</w:t>
+      </w:r>
+    </w:p>
+    <w:p>
+      <w:pPr>
+        <w:pStyle w:val="ListParagraph"/>
+        <w:numPr>
+          <w:ilvl w:val="0"/>
+          <w:numId w:val="2"/>
+        </w:numPr>
+        <w:spacing w:after="80"/>
+      </w:pPr>
+      <w:r>
+        <w:rPr>
+          <w:rFonts w:ascii="微软雅黑" w:cs="微软雅黑" w:eastAsia="微软雅黑" w:hAnsi="微软雅黑"/>
+          <w:sz w:val="22"/>
+          <w:szCs w:val="22"/>
+        </w:rPr>
+        <w:t xml:space="preserve">结算节点：每周日 24:00 结算本周点赞数</w:t>
+      </w:r>
+    </w:p>
+    <w:p>
+      <w:pPr>
+        <w:pStyle w:val="ListParagraph"/>
+        <w:numPr>
+          <w:ilvl w:val="0"/>
+          <w:numId w:val="2"/>
+        </w:numPr>
+        <w:spacing w:after="80"/>
+      </w:pPr>
+      <w:r>
+        <w:rPr>
+          <w:rFonts w:ascii="微软雅黑" w:cs="微软雅黑" w:eastAsia="微软雅黑" w:hAnsi="微软雅黑"/>
+          <w:sz w:val="22"/>
+          <w:szCs w:val="22"/>
+        </w:rPr>
+        <w:t xml:space="preserve">计票口径：本周在雪球活动主贴下用户海报跟帖的点赞数</w:t>
+      </w:r>
+    </w:p>
+    <w:p>
+      <w:pPr>
+        <w:pStyle w:val="ListParagraph"/>
+        <w:numPr>
+          <w:ilvl w:val="0"/>
+          <w:numId w:val="2"/>
+        </w:numPr>
+        <w:spacing w:after="80"/>
+      </w:pPr>
+      <w:r>
+        <w:rPr>
+          <w:rFonts w:ascii="微软雅黑" w:cs="微软雅黑" w:eastAsia="微软雅黑" w:hAnsi="微软雅黑"/>
+          <w:sz w:val="22"/>
+          <w:szCs w:val="22"/>
+        </w:rPr>
+        <w:t xml:space="preserve">周榜第 1 名：雪球品牌白酒 × 1 瓶</w:t>
+      </w:r>
+    </w:p>
+    <w:p>
+      <w:pPr>
+        <w:pStyle w:val="ListParagraph"/>
+        <w:numPr>
+          <w:ilvl w:val="0"/>
+          <w:numId w:val="2"/>
+        </w:numPr>
+        <w:spacing w:after="80"/>
+      </w:pPr>
+      <w:r>
+        <w:rPr>
+          <w:rFonts w:ascii="微软雅黑" w:cs="微软雅黑" w:eastAsia="微软雅黑" w:hAnsi="微软雅黑"/>
+          <w:sz w:val="22"/>
+          <w:szCs w:val="22"/>
+        </w:rPr>
+        <w:t xml:space="preserve">周榜第 2 / 3 / 4 / 5 名：雪球品牌棒球帽 × 1 顶</w:t>
       </w:r>
     </w:p>
     <w:p>
@@ -1708,79 +1726,61 @@
           <w:sz w:val="26"/>
           <w:szCs w:val="26"/>
         </w:rPr>
-        <w:t xml:space="preserve">3.2 每周榜 TOP 1</w:t>
-      </w:r>
-    </w:p>
-    <w:p>
-      <w:pPr>
-        <w:pStyle w:val="ListParagraph"/>
-        <w:numPr>
-          <w:ilvl w:val="0"/>
-          <w:numId w:val="2"/>
-        </w:numPr>
-        <w:spacing w:after="80"/>
-      </w:pPr>
-      <w:r>
-        <w:rPr>
-          <w:rFonts w:ascii="微软雅黑" w:cs="微软雅黑" w:eastAsia="微软雅黑" w:hAnsi="微软雅黑"/>
-          <w:sz w:val="22"/>
-          <w:szCs w:val="22"/>
-        </w:rPr>
-        <w:t xml:space="preserve">结算节点：每周日 24:00</w:t>
-      </w:r>
-    </w:p>
-    <w:p>
-      <w:pPr>
-        <w:pStyle w:val="ListParagraph"/>
-        <w:numPr>
-          <w:ilvl w:val="0"/>
-          <w:numId w:val="2"/>
-        </w:numPr>
-        <w:spacing w:after="80"/>
-      </w:pPr>
-      <w:r>
-        <w:rPr>
-          <w:rFonts w:ascii="微软雅黑" w:cs="微软雅黑" w:eastAsia="微软雅黑" w:hAnsi="微软雅黑"/>
-          <w:sz w:val="22"/>
-          <w:szCs w:val="22"/>
-        </w:rPr>
-        <w:t xml:space="preserve">计票口径：本周累计点赞数</w:t>
-      </w:r>
-    </w:p>
-    <w:p>
-      <w:pPr>
-        <w:pStyle w:val="ListParagraph"/>
-        <w:numPr>
-          <w:ilvl w:val="0"/>
-          <w:numId w:val="2"/>
-        </w:numPr>
-        <w:spacing w:after="80"/>
-      </w:pPr>
-      <w:r>
-        <w:rPr>
-          <w:rFonts w:ascii="微软雅黑" w:cs="微软雅黑" w:eastAsia="微软雅黑" w:hAnsi="微软雅黑"/>
-          <w:sz w:val="22"/>
-          <w:szCs w:val="22"/>
-        </w:rPr>
-        <w:t xml:space="preserve">奖品：雪球品牌白酒 × 1 瓶</w:t>
-      </w:r>
-    </w:p>
-    <w:p>
-      <w:pPr>
-        <w:pStyle w:val="ListParagraph"/>
-        <w:numPr>
-          <w:ilvl w:val="0"/>
-          <w:numId w:val="2"/>
-        </w:numPr>
-        <w:spacing w:after="80"/>
-      </w:pPr>
-      <w:r>
-        <w:rPr>
-          <w:rFonts w:ascii="微软雅黑" w:cs="微软雅黑" w:eastAsia="微软雅黑" w:hAnsi="微软雅黑"/>
-          <w:sz w:val="22"/>
-          <w:szCs w:val="22"/>
-        </w:rPr>
-        <w:t xml:space="preserve">每周开奖 1 名，与每日奖可叠加</w:t>
+        <w:t xml:space="preserve">3.2 点赞规则</w:t>
+      </w:r>
+    </w:p>
+    <w:p>
+      <w:pPr>
+        <w:pStyle w:val="ListParagraph"/>
+        <w:numPr>
+          <w:ilvl w:val="0"/>
+          <w:numId w:val="2"/>
+        </w:numPr>
+        <w:spacing w:after="80"/>
+      </w:pPr>
+      <w:r>
+        <w:rPr>
+          <w:rFonts w:ascii="微软雅黑" w:cs="微软雅黑" w:eastAsia="微软雅黑" w:hAnsi="微软雅黑"/>
+          <w:sz w:val="22"/>
+          <w:szCs w:val="22"/>
+        </w:rPr>
+        <w:t xml:space="preserve">所有点赞均发生在雪球活动主贴评论区，认用户海报跟帖的点赞数</w:t>
+      </w:r>
+    </w:p>
+    <w:p>
+      <w:pPr>
+        <w:pStyle w:val="ListParagraph"/>
+        <w:numPr>
+          <w:ilvl w:val="0"/>
+          <w:numId w:val="2"/>
+        </w:numPr>
+        <w:spacing w:after="80"/>
+      </w:pPr>
+      <w:r>
+        <w:rPr>
+          <w:rFonts w:ascii="微软雅黑" w:cs="微软雅黑" w:eastAsia="微软雅黑" w:hAnsi="微软雅黑"/>
+          <w:sz w:val="22"/>
+          <w:szCs w:val="22"/>
+        </w:rPr>
+        <w:t xml:space="preserve">每个用户每天最多为同一条海报点赞 1 次</w:t>
+      </w:r>
+    </w:p>
+    <w:p>
+      <w:pPr>
+        <w:pStyle w:val="ListParagraph"/>
+        <w:numPr>
+          <w:ilvl w:val="0"/>
+          <w:numId w:val="2"/>
+        </w:numPr>
+        <w:spacing w:after="80"/>
+      </w:pPr>
+      <w:r>
+        <w:rPr>
+          <w:rFonts w:ascii="微软雅黑" w:cs="微软雅黑" w:eastAsia="微软雅黑" w:hAnsi="微软雅黑"/>
+          <w:sz w:val="22"/>
+          <w:szCs w:val="22"/>
+        </w:rPr>
+        <w:t xml:space="preserve">检测到刷赞 / 小号互赞将取消评奖资格</w:t>
       </w:r>
     </w:p>
     <w:p>
@@ -1797,167 +1797,25 @@
           <w:sz w:val="26"/>
           <w:szCs w:val="26"/>
         </w:rPr>
-        <w:t xml:space="preserve">3.3 获奖名额规则</w:t>
-      </w:r>
-    </w:p>
-    <w:p>
-      <w:pPr>
-        <w:pStyle w:val="ListParagraph"/>
-        <w:numPr>
-          <w:ilvl w:val="0"/>
-          <w:numId w:val="2"/>
-        </w:numPr>
-        <w:spacing w:after="80"/>
-      </w:pPr>
-      <w:r>
-        <w:rPr>
-          <w:rFonts w:ascii="微软雅黑" w:cs="微软雅黑" w:eastAsia="微软雅黑" w:hAnsi="微软雅黑"/>
-          <w:sz w:val="22"/>
-          <w:szCs w:val="22"/>
-        </w:rPr>
-        <w:t xml:space="preserve">日度奖：同一用户每周最多获得 1 次。一周内多次进入日榜 TOP 5，从第 2 次起名额顺延给下一名；下一周重新计算，可再获 1 次</w:t>
-      </w:r>
-    </w:p>
-    <w:p>
-      <w:pPr>
-        <w:pStyle w:val="ListParagraph"/>
-        <w:numPr>
-          <w:ilvl w:val="0"/>
-          <w:numId w:val="2"/>
-        </w:numPr>
-        <w:spacing w:after="80"/>
-      </w:pPr>
-      <w:r>
-        <w:rPr>
-          <w:rFonts w:ascii="微软雅黑" w:cs="微软雅黑" w:eastAsia="微软雅黑" w:hAnsi="微软雅黑"/>
-          <w:sz w:val="22"/>
-          <w:szCs w:val="22"/>
-        </w:rPr>
-        <w:t xml:space="preserve">周度奖：同一用户在整个活动期内最多获得 1 次。若再次成为周榜第一，奖品顺延给第二名</w:t>
-      </w:r>
-    </w:p>
-    <w:p>
-      <w:pPr>
-        <w:pStyle w:val="ListParagraph"/>
-        <w:numPr>
-          <w:ilvl w:val="0"/>
-          <w:numId w:val="2"/>
-        </w:numPr>
-        <w:spacing w:after="80"/>
-      </w:pPr>
-      <w:r>
-        <w:rPr>
-          <w:rFonts w:ascii="微软雅黑" w:cs="微软雅黑" w:eastAsia="微软雅黑" w:hAnsi="微软雅黑"/>
-          <w:sz w:val="22"/>
-          <w:szCs w:val="22"/>
-        </w:rPr>
-        <w:t xml:space="preserve">日度奖与周度奖互不影响，可同时获得</w:t>
-      </w:r>
-    </w:p>
-    <w:p>
-      <w:pPr>
-        <w:pStyle w:val="Heading2"/>
-        <w:spacing w:after="160" w:before="280"/>
-      </w:pPr>
-      <w:r>
-        <w:rPr>
-          <w:rFonts w:ascii="微软雅黑" w:cs="微软雅黑" w:eastAsia="微软雅黑" w:hAnsi="微软雅黑"/>
-          <w:b/>
-          <w:bCs/>
-          <w:color w:val="0A0A0A"/>
-          <w:sz w:val="26"/>
-          <w:szCs w:val="26"/>
-        </w:rPr>
-        <w:t xml:space="preserve">3.4 点赞规则</w:t>
-      </w:r>
-    </w:p>
-    <w:p>
-      <w:pPr>
-        <w:pStyle w:val="ListParagraph"/>
-        <w:numPr>
-          <w:ilvl w:val="0"/>
-          <w:numId w:val="2"/>
-        </w:numPr>
-        <w:spacing w:after="80"/>
-      </w:pPr>
-      <w:r>
-        <w:rPr>
-          <w:rFonts w:ascii="微软雅黑" w:cs="微软雅黑" w:eastAsia="微软雅黑" w:hAnsi="微软雅黑"/>
-          <w:sz w:val="22"/>
-          <w:szCs w:val="22"/>
-        </w:rPr>
-        <w:t xml:space="preserve">所有点赞均发生在雪球活动主贴评论区，认用户海报跟帖的点赞数</w:t>
-      </w:r>
-    </w:p>
-    <w:p>
-      <w:pPr>
-        <w:pStyle w:val="ListParagraph"/>
-        <w:numPr>
-          <w:ilvl w:val="0"/>
-          <w:numId w:val="2"/>
-        </w:numPr>
-        <w:spacing w:after="80"/>
-      </w:pPr>
-      <w:r>
-        <w:rPr>
-          <w:rFonts w:ascii="微软雅黑" w:cs="微软雅黑" w:eastAsia="微软雅黑" w:hAnsi="微软雅黑"/>
-          <w:sz w:val="22"/>
-          <w:szCs w:val="22"/>
-        </w:rPr>
-        <w:t xml:space="preserve">每个用户每天最多为同一条海报点赞 1 次</w:t>
-      </w:r>
-    </w:p>
-    <w:p>
-      <w:pPr>
-        <w:pStyle w:val="ListParagraph"/>
-        <w:numPr>
-          <w:ilvl w:val="0"/>
-          <w:numId w:val="2"/>
-        </w:numPr>
-        <w:spacing w:after="80"/>
-      </w:pPr>
-      <w:r>
-        <w:rPr>
-          <w:rFonts w:ascii="微软雅黑" w:cs="微软雅黑" w:eastAsia="微软雅黑" w:hAnsi="微软雅黑"/>
-          <w:sz w:val="22"/>
-          <w:szCs w:val="22"/>
-        </w:rPr>
-        <w:t xml:space="preserve">检测到刷赞 / 小号互赞将取消评奖资格</w:t>
-      </w:r>
-    </w:p>
-    <w:p>
-      <w:pPr>
-        <w:pStyle w:val="Heading2"/>
-        <w:spacing w:after="160" w:before="280"/>
-      </w:pPr>
-      <w:r>
-        <w:rPr>
-          <w:rFonts w:ascii="微软雅黑" w:cs="微软雅黑" w:eastAsia="微软雅黑" w:hAnsi="微软雅黑"/>
-          <w:b/>
-          <w:bCs/>
-          <w:color w:val="0A0A0A"/>
-          <w:sz w:val="26"/>
-          <w:szCs w:val="26"/>
-        </w:rPr>
-        <w:t xml:space="preserve">3.5 开奖与发奖通知</w:t>
-      </w:r>
-    </w:p>
-    <w:p>
-      <w:pPr>
-        <w:pStyle w:val="ListParagraph"/>
-        <w:numPr>
-          <w:ilvl w:val="0"/>
-          <w:numId w:val="2"/>
-        </w:numPr>
-        <w:spacing w:after="80"/>
-      </w:pPr>
-      <w:r>
-        <w:rPr>
-          <w:rFonts w:ascii="微软雅黑" w:cs="微软雅黑" w:eastAsia="微软雅黑" w:hAnsi="微软雅黑"/>
-          <w:sz w:val="22"/>
-          <w:szCs w:val="22"/>
-        </w:rPr>
-        <w:t xml:space="preserve">开奖公示：每天发布一篇雪球帖子，公示当日 / 当周获奖人员名单</w:t>
+        <w:t xml:space="preserve">3.3 开奖与发奖通知</w:t>
+      </w:r>
+    </w:p>
+    <w:p>
+      <w:pPr>
+        <w:pStyle w:val="ListParagraph"/>
+        <w:numPr>
+          <w:ilvl w:val="0"/>
+          <w:numId w:val="2"/>
+        </w:numPr>
+        <w:spacing w:after="80"/>
+      </w:pPr>
+      <w:r>
+        <w:rPr>
+          <w:rFonts w:ascii="微软雅黑" w:cs="微软雅黑" w:eastAsia="微软雅黑" w:hAnsi="微软雅黑"/>
+          <w:sz w:val="22"/>
+          <w:szCs w:val="22"/>
+        </w:rPr>
+        <w:t xml:space="preserve">开奖公示：每周发布一篇雪球帖子，公示当周获奖人员名单</w:t>
       </w:r>
     </w:p>
     <w:p>
@@ -5196,7 +5054,7 @@
           <w:sz w:val="22"/>
           <w:szCs w:val="22"/>
         </w:rPr>
-        <w:t xml:space="preserve">用户生成海报后，会看到三个并列的操作按钮：</w:t>
+        <w:t xml:space="preserve">阵容评分页提供三个操作按钮：</w:t>
       </w:r>
     </w:p>
     <w:p>
@@ -5244,7 +5102,7 @@
           <w:sz w:val="22"/>
           <w:szCs w:val="22"/>
         </w:rPr>
-        <w:t xml:space="preserve">保存海报到相册</w:t>
+        <w:t xml:space="preserve">加自选：将阵容中「付费招商客户」的产品强制加入雪球自选列表</w:t>
       </w:r>
     </w:p>
     <w:p>
@@ -5262,7 +5120,7 @@
           <w:sz w:val="22"/>
           <w:szCs w:val="22"/>
         </w:rPr>
-        <w:t xml:space="preserve">一键将 11 只 ETF 加入雪球自选列表（接 JSBridge）</w:t>
+        <w:t xml:space="preserve">加自选成功后，才会生成海报（不加自选则无法生成）</w:t>
       </w:r>
     </w:p>
     <w:p>
@@ -5280,7 +5138,7 @@
           <w:sz w:val="22"/>
           <w:szCs w:val="22"/>
         </w:rPr>
-        <w:t xml:space="preserve">调起朋友圈分享面板（接 JSBridge）</w:t>
+        <w:t xml:space="preserve">海报生成后自动保存到相册</w:t>
       </w:r>
     </w:p>
     <w:p>
@@ -5301,7 +5159,78 @@
           <w:sz w:val="22"/>
           <w:szCs w:val="22"/>
         </w:rPr>
-        <w:t xml:space="preserve">💡 这个按钮是招商客户最看重的环节 —— 用户一键完成"保存→加自选→朋友圈"三个动作，11 只 ETF（含招商方产品）一次性进入用户的自选股长期触达通道。</w:t>
+        <w:t xml:space="preserve">💡 这是招商客户最核心的商业价值点 —— 用户每次发布海报，付费客户的 ETF 都会被强制加入其雪球自选列表，进入长期触达通道。</w:t>
+      </w:r>
+    </w:p>
+    <w:p>
+      <w:pPr>
+        <w:pStyle w:val="Heading3"/>
+        <w:spacing w:after="120" w:before="220"/>
+      </w:pPr>
+      <w:r>
+        <w:rPr>
+          <w:rFonts w:ascii="微软雅黑" w:cs="微软雅黑" w:eastAsia="微软雅黑" w:hAnsi="微软雅黑"/>
+          <w:b/>
+          <w:bCs/>
+          <w:color w:val="2A85E0"/>
+          <w:sz w:val="22"/>
+          <w:szCs w:val="22"/>
+        </w:rPr>
+        <w:t xml:space="preserve">加自选范围</w:t>
+      </w:r>
+    </w:p>
+    <w:p>
+      <w:pPr>
+        <w:pStyle w:val="ListParagraph"/>
+        <w:numPr>
+          <w:ilvl w:val="0"/>
+          <w:numId w:val="2"/>
+        </w:numPr>
+        <w:spacing w:after="80"/>
+      </w:pPr>
+      <w:r>
+        <w:rPr>
+          <w:rFonts w:ascii="微软雅黑" w:cs="微软雅黑" w:eastAsia="微软雅黑" w:hAnsi="微软雅黑"/>
+          <w:sz w:val="22"/>
+          <w:szCs w:val="22"/>
+        </w:rPr>
+        <w:t xml:space="preserve">只强制加入「付费招商客户」的产品，不是阵容里全部 11 只</w:t>
+      </w:r>
+    </w:p>
+    <w:p>
+      <w:pPr>
+        <w:pStyle w:val="ListParagraph"/>
+        <w:numPr>
+          <w:ilvl w:val="0"/>
+          <w:numId w:val="2"/>
+        </w:numPr>
+        <w:spacing w:after="80"/>
+      </w:pPr>
+      <w:r>
+        <w:rPr>
+          <w:rFonts w:ascii="微软雅黑" w:cs="微软雅黑" w:eastAsia="微软雅黑" w:hAnsi="微软雅黑"/>
+          <w:sz w:val="22"/>
+          <w:szCs w:val="22"/>
+        </w:rPr>
+        <w:t xml:space="preserve">哪些客户为付费客户由后台名单决定 —— 预留接口 GET /api/etf-campaign/sponsors，运营可配置</w:t>
+      </w:r>
+    </w:p>
+    <w:p>
+      <w:pPr>
+        <w:pStyle w:val="ListParagraph"/>
+        <w:numPr>
+          <w:ilvl w:val="0"/>
+          <w:numId w:val="2"/>
+        </w:numPr>
+        <w:spacing w:after="80"/>
+      </w:pPr>
+      <w:r>
+        <w:rPr>
+          <w:rFonts w:ascii="微软雅黑" w:cs="微软雅黑" w:eastAsia="微软雅黑" w:hAnsi="微软雅黑"/>
+          <w:sz w:val="22"/>
+          <w:szCs w:val="22"/>
+        </w:rPr>
+        <w:t xml:space="preserve">当前 H5 演示用代码内置名单（华夏 / 易方达 / 富国）模拟付费客户</w:t>
       </w:r>
     </w:p>
     <w:p>
@@ -5318,7 +5247,7 @@
           <w:sz w:val="26"/>
           <w:szCs w:val="26"/>
         </w:rPr>
-        <w:t xml:space="preserve">6.2 次级：💾 保存海报参加活动</w:t>
+        <w:t xml:space="preserve">6.2 分享朋友圈</w:t>
       </w:r>
     </w:p>
     <w:p>
@@ -5331,7 +5260,7 @@
           <w:sz w:val="22"/>
           <w:szCs w:val="22"/>
         </w:rPr>
-        <w:t xml:space="preserve">为不想加自选/分享朋友圈的用户提供单独通道：只保存图片，引导用户跟帖到雪球活动主贴评论区集赞冲奖。</w:t>
+        <w:t xml:space="preserve">生成海报后可用，将海报分享到微信朋友圈，扩大传播。</w:t>
       </w:r>
     </w:p>
     <w:p>
@@ -5348,7 +5277,7 @@
           <w:sz w:val="26"/>
           <w:szCs w:val="26"/>
         </w:rPr>
-        <w:t xml:space="preserve">6.3 兜底：🔄 重新生成</w:t>
+        <w:t xml:space="preserve">6.3 重新组队</w:t>
       </w:r>
     </w:p>
     <w:p>
@@ -5361,7 +5290,45 @@
           <w:sz w:val="22"/>
           <w:szCs w:val="22"/>
         </w:rPr>
-        <w:t xml:space="preserve">若用户不满意当前阵容，可返回继续修改。</w:t>
+        <w:t xml:space="preserve">返回首页重新挑选阵容。</w:t>
+      </w:r>
+    </w:p>
+    <w:p>
+      <w:pPr>
+        <w:pStyle w:val="Heading3"/>
+        <w:spacing w:after="120" w:before="220"/>
+      </w:pPr>
+      <w:r>
+        <w:rPr>
+          <w:rFonts w:ascii="微软雅黑" w:cs="微软雅黑" w:eastAsia="微软雅黑" w:hAnsi="微软雅黑"/>
+          <w:b/>
+          <w:bCs/>
+          <w:color w:val="2A85E0"/>
+          <w:sz w:val="22"/>
+          <w:szCs w:val="22"/>
+        </w:rPr>
+        <w:t xml:space="preserve">集赞与活动参与</w:t>
+      </w:r>
+    </w:p>
+    <w:p>
+      <w:pPr>
+        <w:spacing w:after="100"/>
+        <w:rPr>
+          <w:i/>
+          <w:iCs/>
+          <w:color w:val="666666"/>
+        </w:rPr>
+      </w:pPr>
+      <w:r>
+        <w:rPr>
+          <w:rFonts w:ascii="微软雅黑" w:cs="微软雅黑" w:eastAsia="微软雅黑" w:hAnsi="微软雅黑"/>
+          <w:i/>
+          <w:iCs/>
+          <w:color w:val="666666"/>
+          <w:sz w:val="22"/>
+          <w:szCs w:val="22"/>
+        </w:rPr>
+        <w:t xml:space="preserve">海报通过「一键发布」自动保存到相册后，用户前往雪球活动主贴评论区跟帖发布海报，球友在主贴下点赞，即参与每周评奖。</w:t>
       </w:r>
     </w:p>
     <w:p>

--- a/ETF球队老板H5招商说明书.docx
+++ b/ETF球队老板H5招商说明书.docx
@@ -13,10 +13,10 @@
           <w:b/>
           <w:bCs/>
           <w:color w:val="D4A017"/>
-          <w:sz w:val="44"/>
-          <w:szCs w:val="44"/>
-        </w:rPr>
-        <w:t xml:space="preserve">「做 ETF 球队老板」H5 招商说明书</w:t>
+          <w:sz w:val="36"/>
+          <w:szCs w:val="36"/>
+        </w:rPr>
+        <w:t xml:space="preserve">「来战！我的 ETF 世界杯阵容」H5 招商说明书</w:t>
       </w:r>
     </w:p>
     <w:p>
@@ -129,7 +129,7 @@
           <w:sz w:val="22"/>
           <w:szCs w:val="22"/>
         </w:rPr>
-        <w:t xml:space="preserve">「做 ETF 球队老板」是一款面向雪球社区球友的轻量互动 H5 游戏。用户通过完成 3 题人格测试 → 选择阵型 → 挑选 11 只 ETF 组成"球队"，最终生成一张个性化阵容海报，跟帖到雪球活动主贴下方集赞冲榜。</w:t>
+        <w:t xml:space="preserve">「来战！我的 ETF 世界杯阵容」是一款面向雪球社区球友的轻量互动 H5 游戏。用户通过完成 3 题人格测试 → 选择阵型 → 挑选 11 只 ETF 组成"球队"，生成个性化阵容海报，并参与 H5 页面内抽奖赢取雪球周边奖品。</w:t>
       </w:r>
     </w:p>
     <w:p>
@@ -360,7 +360,7 @@
           <w:sz w:val="22"/>
           <w:szCs w:val="22"/>
         </w:rPr>
-        <w:t xml:space="preserve">社交裂变：海报跟帖到主贴 + 朋友圈分享 + 二维码扫码进入，三层裂变路径</w:t>
+        <w:t xml:space="preserve">社交裂变：海报二维码扫码进入 + 中奖晒贴，多层裂变路径</w:t>
       </w:r>
     </w:p>
     <w:p>
@@ -1368,7 +1368,7 @@
           <w:sz w:val="22"/>
           <w:szCs w:val="22"/>
         </w:rPr>
-        <w:t xml:space="preserve">每个位置的第一只产品自带「今日推荐」金色徽章（详见招商资源位）</w:t>
+        <w:t xml:space="preserve">付费招商客户的产品在所属位置池中置顶展示（详见招商资源位）</w:t>
       </w:r>
     </w:p>
     <w:p>
@@ -1474,25 +1474,7 @@
           <w:sz w:val="26"/>
           <w:szCs w:val="26"/>
         </w:rPr>
-        <w:t xml:space="preserve">步骤 5：一键发布</w:t>
-      </w:r>
-    </w:p>
-    <w:p>
-      <w:pPr>
-        <w:pStyle w:val="ListParagraph"/>
-        <w:numPr>
-          <w:ilvl w:val="0"/>
-          <w:numId w:val="2"/>
-        </w:numPr>
-        <w:spacing w:after="80"/>
-      </w:pPr>
-      <w:r>
-        <w:rPr>
-          <w:rFonts w:ascii="微软雅黑" w:cs="微软雅黑" w:eastAsia="微软雅黑" w:hAnsi="微软雅黑"/>
-          <w:sz w:val="22"/>
-          <w:szCs w:val="22"/>
-        </w:rPr>
-        <w:t xml:space="preserve">阵容评分页提供 3 个操作按钮（详见下方"互动机制"章节）：</w:t>
+        <w:t xml:space="preserve">步骤 5：一键发布 + 抽奖</w:t>
       </w:r>
     </w:p>
     <w:p>
@@ -1510,7 +1492,7 @@
           <w:sz w:val="22"/>
           <w:szCs w:val="22"/>
         </w:rPr>
-        <w:t xml:space="preserve">一键发布：加自选（付费招商客户的产品）→ 生成海报 → 自动保存到相册</w:t>
+        <w:t xml:space="preserve">点「一键发布」：先加自选（付费招商客户的产品）→ 再生成专属阵容海报</w:t>
       </w:r>
     </w:p>
     <w:p>
@@ -1528,7 +1510,7 @@
           <w:sz w:val="22"/>
           <w:szCs w:val="22"/>
         </w:rPr>
-        <w:t xml:space="preserve">分享朋友圈：将海报分享到微信朋友圈（生成海报后可用）</w:t>
+        <w:t xml:space="preserve">海报生成后立即抽奖，即时弹出是否中奖</w:t>
       </w:r>
     </w:p>
     <w:p>
@@ -1546,25 +1528,7 @@
           <w:sz w:val="22"/>
           <w:szCs w:val="22"/>
         </w:rPr>
-        <w:t xml:space="preserve">重新组队：返回重新挑选阵容</w:t>
-      </w:r>
-    </w:p>
-    <w:p>
-      <w:pPr>
-        <w:pStyle w:val="ListParagraph"/>
-        <w:numPr>
-          <w:ilvl w:val="1"/>
-          <w:numId w:val="2"/>
-        </w:numPr>
-        <w:spacing w:after="80"/>
-      </w:pPr>
-      <w:r>
-        <w:rPr>
-          <w:rFonts w:ascii="微软雅黑" w:cs="微软雅黑" w:eastAsia="微软雅黑" w:hAnsi="微软雅黑"/>
-          <w:sz w:val="22"/>
-          <w:szCs w:val="22"/>
-        </w:rPr>
-        <w:t xml:space="preserve">用户保存海报后，前往雪球活动主贴评论区跟帖发布，邀请球友点赞冲榜</w:t>
+        <w:t xml:space="preserve">中奖后，用户可选择到雪球活动主帖发帖晒奖</w:t>
       </w:r>
     </w:p>
     <w:p>
@@ -1585,7 +1549,7 @@
           <w:sz w:val="32"/>
           <w:szCs w:val="32"/>
         </w:rPr>
-        <w:t xml:space="preserve">三、奖励机制</w:t>
+        <w:t xml:space="preserve">三、抽奖机制</w:t>
       </w:r>
     </w:p>
     <w:p>
@@ -1637,79 +1601,97 @@
           <w:sz w:val="26"/>
           <w:szCs w:val="26"/>
         </w:rPr>
-        <w:t xml:space="preserve">3.1 评奖机制（按周评奖）</w:t>
-      </w:r>
-    </w:p>
-    <w:p>
-      <w:pPr>
-        <w:pStyle w:val="ListParagraph"/>
-        <w:numPr>
-          <w:ilvl w:val="0"/>
-          <w:numId w:val="2"/>
-        </w:numPr>
-        <w:spacing w:after="80"/>
-      </w:pPr>
-      <w:r>
-        <w:rPr>
-          <w:rFonts w:ascii="微软雅黑" w:cs="微软雅黑" w:eastAsia="微软雅黑" w:hAnsi="微软雅黑"/>
-          <w:sz w:val="22"/>
-          <w:szCs w:val="22"/>
-        </w:rPr>
-        <w:t xml:space="preserve">结算节点：每周日 24:00 结算本周点赞数</w:t>
-      </w:r>
-    </w:p>
-    <w:p>
-      <w:pPr>
-        <w:pStyle w:val="ListParagraph"/>
-        <w:numPr>
-          <w:ilvl w:val="0"/>
-          <w:numId w:val="2"/>
-        </w:numPr>
-        <w:spacing w:after="80"/>
-      </w:pPr>
-      <w:r>
-        <w:rPr>
-          <w:rFonts w:ascii="微软雅黑" w:cs="微软雅黑" w:eastAsia="微软雅黑" w:hAnsi="微软雅黑"/>
-          <w:sz w:val="22"/>
-          <w:szCs w:val="22"/>
-        </w:rPr>
-        <w:t xml:space="preserve">计票口径：本周在雪球活动主贴下用户海报跟帖的点赞数</w:t>
-      </w:r>
-    </w:p>
-    <w:p>
-      <w:pPr>
-        <w:pStyle w:val="ListParagraph"/>
-        <w:numPr>
-          <w:ilvl w:val="0"/>
-          <w:numId w:val="2"/>
-        </w:numPr>
-        <w:spacing w:after="80"/>
-      </w:pPr>
-      <w:r>
-        <w:rPr>
-          <w:rFonts w:ascii="微软雅黑" w:cs="微软雅黑" w:eastAsia="微软雅黑" w:hAnsi="微软雅黑"/>
-          <w:sz w:val="22"/>
-          <w:szCs w:val="22"/>
-        </w:rPr>
-        <w:t xml:space="preserve">周榜第 1 名：雪球品牌白酒 × 1 瓶</w:t>
-      </w:r>
-    </w:p>
-    <w:p>
-      <w:pPr>
-        <w:pStyle w:val="ListParagraph"/>
-        <w:numPr>
-          <w:ilvl w:val="0"/>
-          <w:numId w:val="2"/>
-        </w:numPr>
-        <w:spacing w:after="80"/>
-      </w:pPr>
-      <w:r>
-        <w:rPr>
-          <w:rFonts w:ascii="微软雅黑" w:cs="微软雅黑" w:eastAsia="微软雅黑" w:hAnsi="微软雅黑"/>
-          <w:sz w:val="22"/>
-          <w:szCs w:val="22"/>
-        </w:rPr>
-        <w:t xml:space="preserve">周榜第 2 / 3 / 4 / 5 名：雪球品牌棒球帽 × 1 顶</w:t>
+        <w:t xml:space="preserve">3.1 抽奖玩法</w:t>
+      </w:r>
+    </w:p>
+    <w:p>
+      <w:pPr>
+        <w:pStyle w:val="ListParagraph"/>
+        <w:numPr>
+          <w:ilvl w:val="0"/>
+          <w:numId w:val="2"/>
+        </w:numPr>
+        <w:spacing w:after="80"/>
+      </w:pPr>
+      <w:r>
+        <w:rPr>
+          <w:rFonts w:ascii="微软雅黑" w:cs="微软雅黑" w:eastAsia="微软雅黑" w:hAnsi="微软雅黑"/>
+          <w:sz w:val="22"/>
+          <w:szCs w:val="22"/>
+        </w:rPr>
+        <w:t xml:space="preserve">活动采用 H5 页面内抽奖（不依赖主贴点赞）</w:t>
+      </w:r>
+    </w:p>
+    <w:p>
+      <w:pPr>
+        <w:pStyle w:val="ListParagraph"/>
+        <w:numPr>
+          <w:ilvl w:val="0"/>
+          <w:numId w:val="2"/>
+        </w:numPr>
+        <w:spacing w:after="80"/>
+      </w:pPr>
+      <w:r>
+        <w:rPr>
+          <w:rFonts w:ascii="微软雅黑" w:cs="微软雅黑" w:eastAsia="微软雅黑" w:hAnsi="微软雅黑"/>
+          <w:sz w:val="22"/>
+          <w:szCs w:val="22"/>
+        </w:rPr>
+        <w:t xml:space="preserve">获得抽奖机会的条件：用户在 H5 完成「加自选 + 生成海报」</w:t>
+      </w:r>
+    </w:p>
+    <w:p>
+      <w:pPr>
+        <w:pStyle w:val="ListParagraph"/>
+        <w:numPr>
+          <w:ilvl w:val="0"/>
+          <w:numId w:val="2"/>
+        </w:numPr>
+        <w:spacing w:after="80"/>
+      </w:pPr>
+      <w:r>
+        <w:rPr>
+          <w:rFonts w:ascii="微软雅黑" w:cs="微软雅黑" w:eastAsia="微软雅黑" w:hAnsi="微软雅黑"/>
+          <w:sz w:val="22"/>
+          <w:szCs w:val="22"/>
+        </w:rPr>
+        <w:t xml:space="preserve">频次：一周一人仅 1 次抽奖机会</w:t>
+      </w:r>
+    </w:p>
+    <w:p>
+      <w:pPr>
+        <w:pStyle w:val="ListParagraph"/>
+        <w:numPr>
+          <w:ilvl w:val="0"/>
+          <w:numId w:val="2"/>
+        </w:numPr>
+        <w:spacing w:after="80"/>
+      </w:pPr>
+      <w:r>
+        <w:rPr>
+          <w:rFonts w:ascii="微软雅黑" w:cs="微软雅黑" w:eastAsia="微软雅黑" w:hAnsi="微软雅黑"/>
+          <w:sz w:val="22"/>
+          <w:szCs w:val="22"/>
+        </w:rPr>
+        <w:t xml:space="preserve">即时性：海报生成后立即抽奖，结果即时弹出（中奖 / 谢谢参与）</w:t>
+      </w:r>
+    </w:p>
+    <w:p>
+      <w:pPr>
+        <w:pStyle w:val="ListParagraph"/>
+        <w:numPr>
+          <w:ilvl w:val="0"/>
+          <w:numId w:val="2"/>
+        </w:numPr>
+        <w:spacing w:after="80"/>
+      </w:pPr>
+      <w:r>
+        <w:rPr>
+          <w:rFonts w:ascii="微软雅黑" w:cs="微软雅黑" w:eastAsia="微软雅黑" w:hAnsi="微软雅黑"/>
+          <w:sz w:val="22"/>
+          <w:szCs w:val="22"/>
+        </w:rPr>
+        <w:t xml:space="preserve">中奖后：用户可选择到雪球活动主帖发帖晒奖</w:t>
       </w:r>
     </w:p>
     <w:p>
@@ -1726,61 +1708,61 @@
           <w:sz w:val="26"/>
           <w:szCs w:val="26"/>
         </w:rPr>
-        <w:t xml:space="preserve">3.2 点赞规则</w:t>
-      </w:r>
-    </w:p>
-    <w:p>
-      <w:pPr>
-        <w:pStyle w:val="ListParagraph"/>
-        <w:numPr>
-          <w:ilvl w:val="0"/>
-          <w:numId w:val="2"/>
-        </w:numPr>
-        <w:spacing w:after="80"/>
-      </w:pPr>
-      <w:r>
-        <w:rPr>
-          <w:rFonts w:ascii="微软雅黑" w:cs="微软雅黑" w:eastAsia="微软雅黑" w:hAnsi="微软雅黑"/>
-          <w:sz w:val="22"/>
-          <w:szCs w:val="22"/>
-        </w:rPr>
-        <w:t xml:space="preserve">所有点赞均发生在雪球活动主贴评论区，认用户海报跟帖的点赞数</w:t>
-      </w:r>
-    </w:p>
-    <w:p>
-      <w:pPr>
-        <w:pStyle w:val="ListParagraph"/>
-        <w:numPr>
-          <w:ilvl w:val="0"/>
-          <w:numId w:val="2"/>
-        </w:numPr>
-        <w:spacing w:after="80"/>
-      </w:pPr>
-      <w:r>
-        <w:rPr>
-          <w:rFonts w:ascii="微软雅黑" w:cs="微软雅黑" w:eastAsia="微软雅黑" w:hAnsi="微软雅黑"/>
-          <w:sz w:val="22"/>
-          <w:szCs w:val="22"/>
-        </w:rPr>
-        <w:t xml:space="preserve">每个用户每天最多为同一条海报点赞 1 次</w:t>
-      </w:r>
-    </w:p>
-    <w:p>
-      <w:pPr>
-        <w:pStyle w:val="ListParagraph"/>
-        <w:numPr>
-          <w:ilvl w:val="0"/>
-          <w:numId w:val="2"/>
-        </w:numPr>
-        <w:spacing w:after="80"/>
-      </w:pPr>
-      <w:r>
-        <w:rPr>
-          <w:rFonts w:ascii="微软雅黑" w:cs="微软雅黑" w:eastAsia="微软雅黑" w:hAnsi="微软雅黑"/>
-          <w:sz w:val="22"/>
-          <w:szCs w:val="22"/>
-        </w:rPr>
-        <w:t xml:space="preserve">检测到刷赞 / 小号互赞将取消评奖资格</w:t>
+        <w:t xml:space="preserve">3.2 奖品设置（每周）</w:t>
+      </w:r>
+    </w:p>
+    <w:p>
+      <w:pPr>
+        <w:pStyle w:val="ListParagraph"/>
+        <w:numPr>
+          <w:ilvl w:val="0"/>
+          <w:numId w:val="2"/>
+        </w:numPr>
+        <w:spacing w:after="80"/>
+      </w:pPr>
+      <w:r>
+        <w:rPr>
+          <w:rFonts w:ascii="微软雅黑" w:cs="微软雅黑" w:eastAsia="微软雅黑" w:hAnsi="微软雅黑"/>
+          <w:sz w:val="22"/>
+          <w:szCs w:val="22"/>
+        </w:rPr>
+        <w:t xml:space="preserve">雪球品牌白酒 × 1 瓶（稀有奖）</w:t>
+      </w:r>
+    </w:p>
+    <w:p>
+      <w:pPr>
+        <w:pStyle w:val="ListParagraph"/>
+        <w:numPr>
+          <w:ilvl w:val="0"/>
+          <w:numId w:val="2"/>
+        </w:numPr>
+        <w:spacing w:after="80"/>
+      </w:pPr>
+      <w:r>
+        <w:rPr>
+          <w:rFonts w:ascii="微软雅黑" w:cs="微软雅黑" w:eastAsia="微软雅黑" w:hAnsi="微软雅黑"/>
+          <w:sz w:val="22"/>
+          <w:szCs w:val="22"/>
+        </w:rPr>
+        <w:t xml:space="preserve">雪球品牌棒球帽 × 约 10 顶（常规奖）</w:t>
+      </w:r>
+    </w:p>
+    <w:p>
+      <w:pPr>
+        <w:pStyle w:val="ListParagraph"/>
+        <w:numPr>
+          <w:ilvl w:val="0"/>
+          <w:numId w:val="2"/>
+        </w:numPr>
+        <w:spacing w:after="80"/>
+      </w:pPr>
+      <w:r>
+        <w:rPr>
+          <w:rFonts w:ascii="微软雅黑" w:cs="微软雅黑" w:eastAsia="微软雅黑" w:hAnsi="微软雅黑"/>
+          <w:sz w:val="22"/>
+          <w:szCs w:val="22"/>
+        </w:rPr>
+        <w:t xml:space="preserve">每周奖品数量为参考值，中奖概率按库存 / 参与人数设定</w:t>
       </w:r>
     </w:p>
     <w:p>
@@ -1797,79 +1779,61 @@
           <w:sz w:val="26"/>
           <w:szCs w:val="26"/>
         </w:rPr>
-        <w:t xml:space="preserve">3.3 开奖与发奖通知</w:t>
-      </w:r>
-    </w:p>
-    <w:p>
-      <w:pPr>
-        <w:pStyle w:val="ListParagraph"/>
-        <w:numPr>
-          <w:ilvl w:val="0"/>
-          <w:numId w:val="2"/>
-        </w:numPr>
-        <w:spacing w:after="80"/>
-      </w:pPr>
-      <w:r>
-        <w:rPr>
-          <w:rFonts w:ascii="微软雅黑" w:cs="微软雅黑" w:eastAsia="微软雅黑" w:hAnsi="微软雅黑"/>
-          <w:sz w:val="22"/>
-          <w:szCs w:val="22"/>
-        </w:rPr>
-        <w:t xml:space="preserve">开奖公示：每周发布一篇雪球帖子，公示当周获奖人员名单</w:t>
-      </w:r>
-    </w:p>
-    <w:p>
-      <w:pPr>
-        <w:pStyle w:val="ListParagraph"/>
-        <w:numPr>
-          <w:ilvl w:val="0"/>
-          <w:numId w:val="2"/>
-        </w:numPr>
-        <w:spacing w:after="80"/>
-      </w:pPr>
-      <w:r>
-        <w:rPr>
-          <w:rFonts w:ascii="微软雅黑" w:cs="微软雅黑" w:eastAsia="微软雅黑" w:hAnsi="微软雅黑"/>
-          <w:sz w:val="22"/>
-          <w:szCs w:val="22"/>
-        </w:rPr>
-        <w:t xml:space="preserve">实时通知：获奖结果通过雪球「站内信」实时发送给获奖球友</w:t>
-      </w:r>
-    </w:p>
-    <w:p>
-      <w:pPr>
-        <w:pStyle w:val="ListParagraph"/>
-        <w:numPr>
-          <w:ilvl w:val="0"/>
-          <w:numId w:val="2"/>
-        </w:numPr>
-        <w:spacing w:after="80"/>
-      </w:pPr>
-      <w:r>
-        <w:rPr>
-          <w:rFonts w:ascii="微软雅黑" w:cs="微软雅黑" w:eastAsia="微软雅黑" w:hAnsi="微软雅黑"/>
-          <w:sz w:val="22"/>
-          <w:szCs w:val="22"/>
-        </w:rPr>
-        <w:t xml:space="preserve">实物发放：获奖球友收到站内信后，按提示回复收货信息，由雪球官方统一寄出</w:t>
-      </w:r>
-    </w:p>
-    <w:p>
-      <w:pPr>
-        <w:pStyle w:val="ListParagraph"/>
-        <w:numPr>
-          <w:ilvl w:val="0"/>
-          <w:numId w:val="2"/>
-        </w:numPr>
-        <w:spacing w:after="80"/>
-      </w:pPr>
-      <w:r>
-        <w:rPr>
-          <w:rFonts w:ascii="微软雅黑" w:cs="微软雅黑" w:eastAsia="微软雅黑" w:hAnsi="微软雅黑"/>
-          <w:sz w:val="22"/>
-          <w:szCs w:val="22"/>
-        </w:rPr>
-        <w:t xml:space="preserve">未及时回复 / 地址失效导致无法送达的，视为放弃奖品</w:t>
+        <w:t xml:space="preserve">3.3 发奖通知</w:t>
+      </w:r>
+    </w:p>
+    <w:p>
+      <w:pPr>
+        <w:pStyle w:val="ListParagraph"/>
+        <w:numPr>
+          <w:ilvl w:val="0"/>
+          <w:numId w:val="2"/>
+        </w:numPr>
+        <w:spacing w:after="80"/>
+      </w:pPr>
+      <w:r>
+        <w:rPr>
+          <w:rFonts w:ascii="微软雅黑" w:cs="微软雅黑" w:eastAsia="微软雅黑" w:hAnsi="微软雅黑"/>
+          <w:sz w:val="22"/>
+          <w:szCs w:val="22"/>
+        </w:rPr>
+        <w:t xml:space="preserve">用户在 H5 即时得知中奖结果</w:t>
+      </w:r>
+    </w:p>
+    <w:p>
+      <w:pPr>
+        <w:pStyle w:val="ListParagraph"/>
+        <w:numPr>
+          <w:ilvl w:val="0"/>
+          <w:numId w:val="2"/>
+        </w:numPr>
+        <w:spacing w:after="80"/>
+      </w:pPr>
+      <w:r>
+        <w:rPr>
+          <w:rFonts w:ascii="微软雅黑" w:cs="微软雅黑" w:eastAsia="微软雅黑" w:hAnsi="微软雅黑"/>
+          <w:sz w:val="22"/>
+          <w:szCs w:val="22"/>
+        </w:rPr>
+        <w:t xml:space="preserve">中奖球友提供收货信息（可经雪球站内信跟进），由雪球官方统一寄出</w:t>
+      </w:r>
+    </w:p>
+    <w:p>
+      <w:pPr>
+        <w:pStyle w:val="ListParagraph"/>
+        <w:numPr>
+          <w:ilvl w:val="0"/>
+          <w:numId w:val="2"/>
+        </w:numPr>
+        <w:spacing w:after="80"/>
+      </w:pPr>
+      <w:r>
+        <w:rPr>
+          <w:rFonts w:ascii="微软雅黑" w:cs="微软雅黑" w:eastAsia="微软雅黑" w:hAnsi="微软雅黑"/>
+          <w:sz w:val="22"/>
+          <w:szCs w:val="22"/>
+        </w:rPr>
+        <w:t xml:space="preserve">未及时提供 / 地址失效导致无法送达的，视为放弃奖品</w:t>
       </w:r>
     </w:p>
     <w:p>
@@ -2836,7 +2800,7 @@
           <w:sz w:val="26"/>
           <w:szCs w:val="26"/>
         </w:rPr>
-        <w:t xml:space="preserve">4.2 资源位 B：招商「跑马灯」轮转头牌位</w:t>
+        <w:t xml:space="preserve">4.2 资源位 B：招商售卖模型与加自选权益</w:t>
       </w:r>
     </w:p>
     <w:p>
@@ -2853,74 +2817,79 @@
           <w:sz w:val="22"/>
           <w:szCs w:val="22"/>
         </w:rPr>
-        <w:t xml:space="preserve">机制说明</w:t>
-      </w:r>
-    </w:p>
-    <w:p>
-      <w:pPr>
-        <w:spacing w:after="100"/>
-      </w:pPr>
-      <w:r>
-        <w:rPr>
-          <w:rFonts w:ascii="微软雅黑" w:cs="微软雅黑" w:eastAsia="微软雅黑" w:hAnsi="微软雅黑"/>
-          <w:sz w:val="22"/>
-          <w:szCs w:val="22"/>
-        </w:rPr>
-        <w:t xml:space="preserve">已付费的招商客户占据每个位置 ETF 列表的头部「头牌位」。每个客户在所属位置贡献一只「头牌产品」，按轮转顺序排列。排在第一位的产品自带「今日推荐」金色徽章 + 渐变光晕背景。</w:t>
-      </w:r>
-    </w:p>
-    <w:p>
-      <w:pPr>
-        <w:pStyle w:val="ListParagraph"/>
-        <w:numPr>
-          <w:ilvl w:val="0"/>
-          <w:numId w:val="2"/>
-        </w:numPr>
-        <w:spacing w:after="80"/>
-      </w:pPr>
-      <w:r>
-        <w:rPr>
-          <w:rFonts w:ascii="微软雅黑" w:cs="微软雅黑" w:eastAsia="微软雅黑" w:hAnsi="微软雅黑"/>
-          <w:sz w:val="22"/>
-          <w:szCs w:val="22"/>
-        </w:rPr>
-        <w:t xml:space="preserve">活动第 1 天：头牌位按招商客户签约顺序排列</w:t>
-      </w:r>
-    </w:p>
-    <w:p>
-      <w:pPr>
-        <w:pStyle w:val="ListParagraph"/>
-        <w:numPr>
-          <w:ilvl w:val="0"/>
-          <w:numId w:val="2"/>
-        </w:numPr>
-        <w:spacing w:after="80"/>
-      </w:pPr>
-      <w:r>
-        <w:rPr>
-          <w:rFonts w:ascii="微软雅黑" w:cs="微软雅黑" w:eastAsia="微软雅黑" w:hAnsi="微软雅黑"/>
-          <w:sz w:val="22"/>
-          <w:szCs w:val="22"/>
-        </w:rPr>
-        <w:t xml:space="preserve">从第 2 天起：整体「跑马灯式」轮转一位 —— 原第一位移到末位，其余依次前移</w:t>
-      </w:r>
-    </w:p>
-    <w:p>
-      <w:pPr>
-        <w:pStyle w:val="ListParagraph"/>
-        <w:numPr>
-          <w:ilvl w:val="0"/>
-          <w:numId w:val="2"/>
-        </w:numPr>
-        <w:spacing w:after="80"/>
-      </w:pPr>
-      <w:r>
-        <w:rPr>
-          <w:rFonts w:ascii="微软雅黑" w:cs="微软雅黑" w:eastAsia="微软雅黑" w:hAnsi="微软雅黑"/>
-          <w:sz w:val="22"/>
-          <w:szCs w:val="22"/>
-        </w:rPr>
-        <w:t xml:space="preserve">保证每个招商客户在轮转周期内，都能轮到「第一位 / 今日推荐」的曝光</w:t>
+        <w:t xml:space="preserve">售卖规则</w:t>
+      </w:r>
+    </w:p>
+    <w:p>
+      <w:pPr>
+        <w:pStyle w:val="ListParagraph"/>
+        <w:numPr>
+          <w:ilvl w:val="0"/>
+          <w:numId w:val="2"/>
+        </w:numPr>
+        <w:spacing w:after="80"/>
+      </w:pPr>
+      <w:r>
+        <w:rPr>
+          <w:rFonts w:ascii="微软雅黑" w:cs="微软雅黑" w:eastAsia="微软雅黑" w:hAnsi="微软雅黑"/>
+          <w:sz w:val="22"/>
+          <w:szCs w:val="22"/>
+        </w:rPr>
+        <w:t xml:space="preserve">每周最多售卖给 2 个付费客户</w:t>
+      </w:r>
+    </w:p>
+    <w:p>
+      <w:pPr>
+        <w:pStyle w:val="ListParagraph"/>
+        <w:numPr>
+          <w:ilvl w:val="0"/>
+          <w:numId w:val="2"/>
+        </w:numPr>
+        <w:spacing w:after="80"/>
+      </w:pPr>
+      <w:r>
+        <w:rPr>
+          <w:rFonts w:ascii="微软雅黑" w:cs="微软雅黑" w:eastAsia="微软雅黑" w:hAnsi="微软雅黑"/>
+          <w:sz w:val="22"/>
+          <w:szCs w:val="22"/>
+        </w:rPr>
+        <w:t xml:space="preserve">每个客户提供 4 只 ETF：前锋 / 中场 / 后卫 / 门将 各 1 只</w:t>
+      </w:r>
+    </w:p>
+    <w:p>
+      <w:pPr>
+        <w:pStyle w:val="ListParagraph"/>
+        <w:numPr>
+          <w:ilvl w:val="0"/>
+          <w:numId w:val="2"/>
+        </w:numPr>
+        <w:spacing w:after="80"/>
+      </w:pPr>
+      <w:r>
+        <w:rPr>
+          <w:rFonts w:ascii="微软雅黑" w:cs="微软雅黑" w:eastAsia="微软雅黑" w:hAnsi="微软雅黑"/>
+          <w:sz w:val="22"/>
+          <w:szCs w:val="22"/>
+        </w:rPr>
+        <w:t xml:space="preserve">价格：10 万元 / 客户 / 周（参考价，最终以媒介报价为准）</w:t>
+      </w:r>
+    </w:p>
+    <w:p>
+      <w:pPr>
+        <w:pStyle w:val="ListParagraph"/>
+        <w:numPr>
+          <w:ilvl w:val="0"/>
+          <w:numId w:val="2"/>
+        </w:numPr>
+        <w:spacing w:after="80"/>
+      </w:pPr>
+      <w:r>
+        <w:rPr>
+          <w:rFonts w:ascii="微软雅黑" w:cs="微软雅黑" w:eastAsia="微软雅黑" w:hAnsi="微软雅黑"/>
+          <w:sz w:val="22"/>
+          <w:szCs w:val="22"/>
+        </w:rPr>
+        <w:t xml:space="preserve">客户产品进入对应位置的 ETF 池，获得选取页与海报曝光</w:t>
       </w:r>
     </w:p>
     <w:p>
@@ -2937,611 +2906,81 @@
           <w:sz w:val="22"/>
           <w:szCs w:val="22"/>
         </w:rPr>
-        <w:t xml:space="preserve">轮转示例（假设 A=华夏、B=易方达、C=富国 三家签约）</w:t>
-      </w:r>
-    </w:p>
-    <w:tbl>
-      <w:tblPr>
-        <w:tblW w:type="dxa" w:w="9120"/>
-        <w:tblBorders>
-          <w:top w:val="single" w:color="auto" w:sz="4"/>
-          <w:left w:val="single" w:color="auto" w:sz="4"/>
-          <w:bottom w:val="single" w:color="auto" w:sz="4"/>
-          <w:right w:val="single" w:color="auto" w:sz="4"/>
-          <w:insideH w:val="single" w:color="auto" w:sz="4"/>
-          <w:insideV w:val="single" w:color="auto" w:sz="4"/>
-        </w:tblBorders>
-      </w:tblPr>
-      <w:tblGrid>
-        <w:gridCol w:w="1560"/>
-        <w:gridCol w:w="2520"/>
-        <w:gridCol w:w="2520"/>
-        <w:gridCol w:w="2520"/>
-      </w:tblGrid>
-      <w:tr>
-        <w:trPr>
-          <w:tblHeader/>
-        </w:trPr>
-        <w:tc>
-          <w:tcPr>
-            <w:tcW w:type="dxa" w:w="1560"/>
-            <w:tcBorders>
-              <w:top w:val="single" w:color="CCCCCC" w:sz="6"/>
-              <w:left w:val="single" w:color="CCCCCC" w:sz="6"/>
-              <w:bottom w:val="single" w:color="CCCCCC" w:sz="6"/>
-              <w:right w:val="single" w:color="CCCCCC" w:sz="6"/>
-            </w:tcBorders>
-            <w:shd w:fill="F0F0F0" w:val="clear"/>
-            <w:tcMar>
-              <w:top w:type="dxa" w:w="80"/>
-              <w:left w:type="dxa" w:w="120"/>
-              <w:bottom w:type="dxa" w:w="80"/>
-              <w:right w:type="dxa" w:w="120"/>
-            </w:tcMar>
-          </w:tcPr>
-          <w:p>
-            <w:pPr>
-              <w:jc w:val="center"/>
-            </w:pPr>
-            <w:r>
-              <w:rPr>
-                <w:rFonts w:ascii="微软雅黑" w:cs="微软雅黑" w:eastAsia="微软雅黑" w:hAnsi="微软雅黑"/>
-                <w:b/>
-                <w:bCs/>
-                <w:sz w:val="20"/>
-                <w:szCs w:val="20"/>
-              </w:rPr>
-              <w:t xml:space="preserve">日期</w:t>
-            </w:r>
-          </w:p>
-        </w:tc>
-        <w:tc>
-          <w:tcPr>
-            <w:tcW w:type="dxa" w:w="2520"/>
-            <w:tcBorders>
-              <w:top w:val="single" w:color="CCCCCC" w:sz="6"/>
-              <w:left w:val="single" w:color="CCCCCC" w:sz="6"/>
-              <w:bottom w:val="single" w:color="CCCCCC" w:sz="6"/>
-              <w:right w:val="single" w:color="CCCCCC" w:sz="6"/>
-            </w:tcBorders>
-            <w:shd w:fill="F0F0F0" w:val="clear"/>
-            <w:tcMar>
-              <w:top w:type="dxa" w:w="80"/>
-              <w:left w:type="dxa" w:w="120"/>
-              <w:bottom w:type="dxa" w:w="80"/>
-              <w:right w:type="dxa" w:w="120"/>
-            </w:tcMar>
-          </w:tcPr>
-          <w:p>
-            <w:pPr>
-              <w:jc w:val="center"/>
-            </w:pPr>
-            <w:r>
-              <w:rPr>
-                <w:rFonts w:ascii="微软雅黑" w:cs="微软雅黑" w:eastAsia="微软雅黑" w:hAnsi="微软雅黑"/>
-                <w:b/>
-                <w:bCs/>
-                <w:sz w:val="20"/>
-                <w:szCs w:val="20"/>
-              </w:rPr>
-              <w:t xml:space="preserve">第一位（今日推荐）</w:t>
-            </w:r>
-          </w:p>
-        </w:tc>
-        <w:tc>
-          <w:tcPr>
-            <w:tcW w:type="dxa" w:w="2520"/>
-            <w:tcBorders>
-              <w:top w:val="single" w:color="CCCCCC" w:sz="6"/>
-              <w:left w:val="single" w:color="CCCCCC" w:sz="6"/>
-              <w:bottom w:val="single" w:color="CCCCCC" w:sz="6"/>
-              <w:right w:val="single" w:color="CCCCCC" w:sz="6"/>
-            </w:tcBorders>
-            <w:shd w:fill="F0F0F0" w:val="clear"/>
-            <w:tcMar>
-              <w:top w:type="dxa" w:w="80"/>
-              <w:left w:type="dxa" w:w="120"/>
-              <w:bottom w:type="dxa" w:w="80"/>
-              <w:right w:type="dxa" w:w="120"/>
-            </w:tcMar>
-          </w:tcPr>
-          <w:p>
-            <w:pPr>
-              <w:jc w:val="center"/>
-            </w:pPr>
-            <w:r>
-              <w:rPr>
-                <w:rFonts w:ascii="微软雅黑" w:cs="微软雅黑" w:eastAsia="微软雅黑" w:hAnsi="微软雅黑"/>
-                <w:b/>
-                <w:bCs/>
-                <w:sz w:val="20"/>
-                <w:szCs w:val="20"/>
-              </w:rPr>
-              <w:t xml:space="preserve">第二位</w:t>
-            </w:r>
-          </w:p>
-        </w:tc>
-        <w:tc>
-          <w:tcPr>
-            <w:tcW w:type="dxa" w:w="2520"/>
-            <w:tcBorders>
-              <w:top w:val="single" w:color="CCCCCC" w:sz="6"/>
-              <w:left w:val="single" w:color="CCCCCC" w:sz="6"/>
-              <w:bottom w:val="single" w:color="CCCCCC" w:sz="6"/>
-              <w:right w:val="single" w:color="CCCCCC" w:sz="6"/>
-            </w:tcBorders>
-            <w:shd w:fill="F0F0F0" w:val="clear"/>
-            <w:tcMar>
-              <w:top w:type="dxa" w:w="80"/>
-              <w:left w:type="dxa" w:w="120"/>
-              <w:bottom w:type="dxa" w:w="80"/>
-              <w:right w:type="dxa" w:w="120"/>
-            </w:tcMar>
-          </w:tcPr>
-          <w:p>
-            <w:pPr>
-              <w:jc w:val="center"/>
-            </w:pPr>
-            <w:r>
-              <w:rPr>
-                <w:rFonts w:ascii="微软雅黑" w:cs="微软雅黑" w:eastAsia="微软雅黑" w:hAnsi="微软雅黑"/>
-                <w:b/>
-                <w:bCs/>
-                <w:sz w:val="20"/>
-                <w:szCs w:val="20"/>
-              </w:rPr>
-              <w:t xml:space="preserve">第三位</w:t>
-            </w:r>
-          </w:p>
-        </w:tc>
-      </w:tr>
-      <w:tr>
-        <w:tc>
-          <w:tcPr>
-            <w:tcW w:type="dxa" w:w="1560"/>
-            <w:tcBorders>
-              <w:top w:val="single" w:color="CCCCCC" w:sz="6"/>
-              <w:left w:val="single" w:color="CCCCCC" w:sz="6"/>
-              <w:bottom w:val="single" w:color="CCCCCC" w:sz="6"/>
-              <w:right w:val="single" w:color="CCCCCC" w:sz="6"/>
-            </w:tcBorders>
-            <w:tcMar>
-              <w:top w:type="dxa" w:w="80"/>
-              <w:left w:type="dxa" w:w="120"/>
-              <w:bottom w:type="dxa" w:w="80"/>
-              <w:right w:type="dxa" w:w="120"/>
-            </w:tcMar>
-          </w:tcPr>
-          <w:p>
-            <w:pPr>
-              <w:jc w:val="center"/>
-            </w:pPr>
-            <w:r>
-              <w:rPr>
-                <w:rFonts w:ascii="微软雅黑" w:cs="微软雅黑" w:eastAsia="微软雅黑" w:hAnsi="微软雅黑"/>
-                <w:b/>
-                <w:bCs/>
-                <w:sz w:val="20"/>
-                <w:szCs w:val="20"/>
-              </w:rPr>
-              <w:t xml:space="preserve">第 1 天</w:t>
-            </w:r>
-          </w:p>
-        </w:tc>
-        <w:tc>
-          <w:tcPr>
-            <w:tcW w:type="dxa" w:w="2520"/>
-            <w:tcBorders>
-              <w:top w:val="single" w:color="CCCCCC" w:sz="6"/>
-              <w:left w:val="single" w:color="CCCCCC" w:sz="6"/>
-              <w:bottom w:val="single" w:color="CCCCCC" w:sz="6"/>
-              <w:right w:val="single" w:color="CCCCCC" w:sz="6"/>
-            </w:tcBorders>
-            <w:tcMar>
-              <w:top w:type="dxa" w:w="80"/>
-              <w:left w:type="dxa" w:w="120"/>
-              <w:bottom w:type="dxa" w:w="80"/>
-              <w:right w:type="dxa" w:w="120"/>
-            </w:tcMar>
-          </w:tcPr>
-          <w:p>
-            <w:pPr>
-              <w:jc w:val="center"/>
-            </w:pPr>
-            <w:r>
-              <w:rPr>
-                <w:rFonts w:ascii="微软雅黑" w:cs="微软雅黑" w:eastAsia="微软雅黑" w:hAnsi="微软雅黑"/>
-                <w:b/>
-                <w:bCs/>
-                <w:color w:val="D4A017"/>
-                <w:sz w:val="20"/>
-                <w:szCs w:val="20"/>
-              </w:rPr>
-              <w:t xml:space="preserve">华夏</w:t>
-            </w:r>
-          </w:p>
-        </w:tc>
-        <w:tc>
-          <w:tcPr>
-            <w:tcW w:type="dxa" w:w="2520"/>
-            <w:tcBorders>
-              <w:top w:val="single" w:color="CCCCCC" w:sz="6"/>
-              <w:left w:val="single" w:color="CCCCCC" w:sz="6"/>
-              <w:bottom w:val="single" w:color="CCCCCC" w:sz="6"/>
-              <w:right w:val="single" w:color="CCCCCC" w:sz="6"/>
-            </w:tcBorders>
-            <w:tcMar>
-              <w:top w:type="dxa" w:w="80"/>
-              <w:left w:type="dxa" w:w="120"/>
-              <w:bottom w:type="dxa" w:w="80"/>
-              <w:right w:type="dxa" w:w="120"/>
-            </w:tcMar>
-          </w:tcPr>
-          <w:p>
-            <w:pPr>
-              <w:jc w:val="center"/>
-            </w:pPr>
-            <w:r>
-              <w:rPr>
-                <w:rFonts w:ascii="微软雅黑" w:cs="微软雅黑" w:eastAsia="微软雅黑" w:hAnsi="微软雅黑"/>
-                <w:sz w:val="20"/>
-                <w:szCs w:val="20"/>
-              </w:rPr>
-              <w:t xml:space="preserve">易方达</w:t>
-            </w:r>
-          </w:p>
-        </w:tc>
-        <w:tc>
-          <w:tcPr>
-            <w:tcW w:type="dxa" w:w="2520"/>
-            <w:tcBorders>
-              <w:top w:val="single" w:color="CCCCCC" w:sz="6"/>
-              <w:left w:val="single" w:color="CCCCCC" w:sz="6"/>
-              <w:bottom w:val="single" w:color="CCCCCC" w:sz="6"/>
-              <w:right w:val="single" w:color="CCCCCC" w:sz="6"/>
-            </w:tcBorders>
-            <w:tcMar>
-              <w:top w:type="dxa" w:w="80"/>
-              <w:left w:type="dxa" w:w="120"/>
-              <w:bottom w:type="dxa" w:w="80"/>
-              <w:right w:type="dxa" w:w="120"/>
-            </w:tcMar>
-          </w:tcPr>
-          <w:p>
-            <w:pPr>
-              <w:jc w:val="center"/>
-            </w:pPr>
-            <w:r>
-              <w:rPr>
-                <w:rFonts w:ascii="微软雅黑" w:cs="微软雅黑" w:eastAsia="微软雅黑" w:hAnsi="微软雅黑"/>
-                <w:sz w:val="20"/>
-                <w:szCs w:val="20"/>
-              </w:rPr>
-              <w:t xml:space="preserve">富国</w:t>
-            </w:r>
-          </w:p>
-        </w:tc>
-      </w:tr>
-      <w:tr>
-        <w:tc>
-          <w:tcPr>
-            <w:tcW w:type="dxa" w:w="1560"/>
-            <w:tcBorders>
-              <w:top w:val="single" w:color="CCCCCC" w:sz="6"/>
-              <w:left w:val="single" w:color="CCCCCC" w:sz="6"/>
-              <w:bottom w:val="single" w:color="CCCCCC" w:sz="6"/>
-              <w:right w:val="single" w:color="CCCCCC" w:sz="6"/>
-            </w:tcBorders>
-            <w:tcMar>
-              <w:top w:type="dxa" w:w="80"/>
-              <w:left w:type="dxa" w:w="120"/>
-              <w:bottom w:type="dxa" w:w="80"/>
-              <w:right w:type="dxa" w:w="120"/>
-            </w:tcMar>
-          </w:tcPr>
-          <w:p>
-            <w:pPr>
-              <w:jc w:val="center"/>
-            </w:pPr>
-            <w:r>
-              <w:rPr>
-                <w:rFonts w:ascii="微软雅黑" w:cs="微软雅黑" w:eastAsia="微软雅黑" w:hAnsi="微软雅黑"/>
-                <w:b/>
-                <w:bCs/>
-                <w:sz w:val="20"/>
-                <w:szCs w:val="20"/>
-              </w:rPr>
-              <w:t xml:space="preserve">第 2 天</w:t>
-            </w:r>
-          </w:p>
-        </w:tc>
-        <w:tc>
-          <w:tcPr>
-            <w:tcW w:type="dxa" w:w="2520"/>
-            <w:tcBorders>
-              <w:top w:val="single" w:color="CCCCCC" w:sz="6"/>
-              <w:left w:val="single" w:color="CCCCCC" w:sz="6"/>
-              <w:bottom w:val="single" w:color="CCCCCC" w:sz="6"/>
-              <w:right w:val="single" w:color="CCCCCC" w:sz="6"/>
-            </w:tcBorders>
-            <w:tcMar>
-              <w:top w:type="dxa" w:w="80"/>
-              <w:left w:type="dxa" w:w="120"/>
-              <w:bottom w:type="dxa" w:w="80"/>
-              <w:right w:type="dxa" w:w="120"/>
-            </w:tcMar>
-          </w:tcPr>
-          <w:p>
-            <w:pPr>
-              <w:jc w:val="center"/>
-            </w:pPr>
-            <w:r>
-              <w:rPr>
-                <w:rFonts w:ascii="微软雅黑" w:cs="微软雅黑" w:eastAsia="微软雅黑" w:hAnsi="微软雅黑"/>
-                <w:b/>
-                <w:bCs/>
-                <w:color w:val="D4A017"/>
-                <w:sz w:val="20"/>
-                <w:szCs w:val="20"/>
-              </w:rPr>
-              <w:t xml:space="preserve">易方达</w:t>
-            </w:r>
-          </w:p>
-        </w:tc>
-        <w:tc>
-          <w:tcPr>
-            <w:tcW w:type="dxa" w:w="2520"/>
-            <w:tcBorders>
-              <w:top w:val="single" w:color="CCCCCC" w:sz="6"/>
-              <w:left w:val="single" w:color="CCCCCC" w:sz="6"/>
-              <w:bottom w:val="single" w:color="CCCCCC" w:sz="6"/>
-              <w:right w:val="single" w:color="CCCCCC" w:sz="6"/>
-            </w:tcBorders>
-            <w:tcMar>
-              <w:top w:type="dxa" w:w="80"/>
-              <w:left w:type="dxa" w:w="120"/>
-              <w:bottom w:type="dxa" w:w="80"/>
-              <w:right w:type="dxa" w:w="120"/>
-            </w:tcMar>
-          </w:tcPr>
-          <w:p>
-            <w:pPr>
-              <w:jc w:val="center"/>
-            </w:pPr>
-            <w:r>
-              <w:rPr>
-                <w:rFonts w:ascii="微软雅黑" w:cs="微软雅黑" w:eastAsia="微软雅黑" w:hAnsi="微软雅黑"/>
-                <w:sz w:val="20"/>
-                <w:szCs w:val="20"/>
-              </w:rPr>
-              <w:t xml:space="preserve">富国</w:t>
-            </w:r>
-          </w:p>
-        </w:tc>
-        <w:tc>
-          <w:tcPr>
-            <w:tcW w:type="dxa" w:w="2520"/>
-            <w:tcBorders>
-              <w:top w:val="single" w:color="CCCCCC" w:sz="6"/>
-              <w:left w:val="single" w:color="CCCCCC" w:sz="6"/>
-              <w:bottom w:val="single" w:color="CCCCCC" w:sz="6"/>
-              <w:right w:val="single" w:color="CCCCCC" w:sz="6"/>
-            </w:tcBorders>
-            <w:tcMar>
-              <w:top w:type="dxa" w:w="80"/>
-              <w:left w:type="dxa" w:w="120"/>
-              <w:bottom w:type="dxa" w:w="80"/>
-              <w:right w:type="dxa" w:w="120"/>
-            </w:tcMar>
-          </w:tcPr>
-          <w:p>
-            <w:pPr>
-              <w:jc w:val="center"/>
-            </w:pPr>
-            <w:r>
-              <w:rPr>
-                <w:rFonts w:ascii="微软雅黑" w:cs="微软雅黑" w:eastAsia="微软雅黑" w:hAnsi="微软雅黑"/>
-                <w:sz w:val="20"/>
-                <w:szCs w:val="20"/>
-              </w:rPr>
-              <w:t xml:space="preserve">华夏</w:t>
-            </w:r>
-          </w:p>
-        </w:tc>
-      </w:tr>
-      <w:tr>
-        <w:tc>
-          <w:tcPr>
-            <w:tcW w:type="dxa" w:w="1560"/>
-            <w:tcBorders>
-              <w:top w:val="single" w:color="CCCCCC" w:sz="6"/>
-              <w:left w:val="single" w:color="CCCCCC" w:sz="6"/>
-              <w:bottom w:val="single" w:color="CCCCCC" w:sz="6"/>
-              <w:right w:val="single" w:color="CCCCCC" w:sz="6"/>
-            </w:tcBorders>
-            <w:tcMar>
-              <w:top w:type="dxa" w:w="80"/>
-              <w:left w:type="dxa" w:w="120"/>
-              <w:bottom w:type="dxa" w:w="80"/>
-              <w:right w:type="dxa" w:w="120"/>
-            </w:tcMar>
-          </w:tcPr>
-          <w:p>
-            <w:pPr>
-              <w:jc w:val="center"/>
-            </w:pPr>
-            <w:r>
-              <w:rPr>
-                <w:rFonts w:ascii="微软雅黑" w:cs="微软雅黑" w:eastAsia="微软雅黑" w:hAnsi="微软雅黑"/>
-                <w:b/>
-                <w:bCs/>
-                <w:sz w:val="20"/>
-                <w:szCs w:val="20"/>
-              </w:rPr>
-              <w:t xml:space="preserve">第 3 天</w:t>
-            </w:r>
-          </w:p>
-        </w:tc>
-        <w:tc>
-          <w:tcPr>
-            <w:tcW w:type="dxa" w:w="2520"/>
-            <w:tcBorders>
-              <w:top w:val="single" w:color="CCCCCC" w:sz="6"/>
-              <w:left w:val="single" w:color="CCCCCC" w:sz="6"/>
-              <w:bottom w:val="single" w:color="CCCCCC" w:sz="6"/>
-              <w:right w:val="single" w:color="CCCCCC" w:sz="6"/>
-            </w:tcBorders>
-            <w:tcMar>
-              <w:top w:type="dxa" w:w="80"/>
-              <w:left w:type="dxa" w:w="120"/>
-              <w:bottom w:type="dxa" w:w="80"/>
-              <w:right w:type="dxa" w:w="120"/>
-            </w:tcMar>
-          </w:tcPr>
-          <w:p>
-            <w:pPr>
-              <w:jc w:val="center"/>
-            </w:pPr>
-            <w:r>
-              <w:rPr>
-                <w:rFonts w:ascii="微软雅黑" w:cs="微软雅黑" w:eastAsia="微软雅黑" w:hAnsi="微软雅黑"/>
-                <w:b/>
-                <w:bCs/>
-                <w:color w:val="D4A017"/>
-                <w:sz w:val="20"/>
-                <w:szCs w:val="20"/>
-              </w:rPr>
-              <w:t xml:space="preserve">富国</w:t>
-            </w:r>
-          </w:p>
-        </w:tc>
-        <w:tc>
-          <w:tcPr>
-            <w:tcW w:type="dxa" w:w="2520"/>
-            <w:tcBorders>
-              <w:top w:val="single" w:color="CCCCCC" w:sz="6"/>
-              <w:left w:val="single" w:color="CCCCCC" w:sz="6"/>
-              <w:bottom w:val="single" w:color="CCCCCC" w:sz="6"/>
-              <w:right w:val="single" w:color="CCCCCC" w:sz="6"/>
-            </w:tcBorders>
-            <w:tcMar>
-              <w:top w:type="dxa" w:w="80"/>
-              <w:left w:type="dxa" w:w="120"/>
-              <w:bottom w:type="dxa" w:w="80"/>
-              <w:right w:type="dxa" w:w="120"/>
-            </w:tcMar>
-          </w:tcPr>
-          <w:p>
-            <w:pPr>
-              <w:jc w:val="center"/>
-            </w:pPr>
-            <w:r>
-              <w:rPr>
-                <w:rFonts w:ascii="微软雅黑" w:cs="微软雅黑" w:eastAsia="微软雅黑" w:hAnsi="微软雅黑"/>
-                <w:sz w:val="20"/>
-                <w:szCs w:val="20"/>
-              </w:rPr>
-              <w:t xml:space="preserve">华夏</w:t>
-            </w:r>
-          </w:p>
-        </w:tc>
-        <w:tc>
-          <w:tcPr>
-            <w:tcW w:type="dxa" w:w="2520"/>
-            <w:tcBorders>
-              <w:top w:val="single" w:color="CCCCCC" w:sz="6"/>
-              <w:left w:val="single" w:color="CCCCCC" w:sz="6"/>
-              <w:bottom w:val="single" w:color="CCCCCC" w:sz="6"/>
-              <w:right w:val="single" w:color="CCCCCC" w:sz="6"/>
-            </w:tcBorders>
-            <w:tcMar>
-              <w:top w:type="dxa" w:w="80"/>
-              <w:left w:type="dxa" w:w="120"/>
-              <w:bottom w:type="dxa" w:w="80"/>
-              <w:right w:type="dxa" w:w="120"/>
-            </w:tcMar>
-          </w:tcPr>
-          <w:p>
-            <w:pPr>
-              <w:jc w:val="center"/>
-            </w:pPr>
-            <w:r>
-              <w:rPr>
-                <w:rFonts w:ascii="微软雅黑" w:cs="微软雅黑" w:eastAsia="微软雅黑" w:hAnsi="微软雅黑"/>
-                <w:sz w:val="20"/>
-                <w:szCs w:val="20"/>
-              </w:rPr>
-              <w:t xml:space="preserve">易方达</w:t>
-            </w:r>
-          </w:p>
-        </w:tc>
-      </w:tr>
-      <w:tr>
-        <w:tc>
-          <w:tcPr>
-            <w:tcW w:type="dxa" w:w="1560"/>
-            <w:tcBorders>
-              <w:top w:val="single" w:color="CCCCCC" w:sz="6"/>
-              <w:left w:val="single" w:color="CCCCCC" w:sz="6"/>
-              <w:bottom w:val="single" w:color="CCCCCC" w:sz="6"/>
-              <w:right w:val="single" w:color="CCCCCC" w:sz="6"/>
-            </w:tcBorders>
-            <w:tcMar>
-              <w:top w:type="dxa" w:w="80"/>
-              <w:left w:type="dxa" w:w="120"/>
-              <w:bottom w:type="dxa" w:w="80"/>
-              <w:right w:type="dxa" w:w="120"/>
-            </w:tcMar>
-          </w:tcPr>
-          <w:p>
-            <w:pPr>
-              <w:jc w:val="center"/>
-            </w:pPr>
-            <w:r>
-              <w:rPr>
-                <w:rFonts w:ascii="微软雅黑" w:cs="微软雅黑" w:eastAsia="微软雅黑" w:hAnsi="微软雅黑"/>
-                <w:b/>
-                <w:bCs/>
-                <w:sz w:val="20"/>
-                <w:szCs w:val="20"/>
-              </w:rPr>
-              <w:t xml:space="preserve">第 4 天</w:t>
-            </w:r>
-          </w:p>
-        </w:tc>
-        <w:tc>
-          <w:tcPr>
-            <w:tcW w:type="dxa" w:w="7560"/>
-            <w:tcBorders>
-              <w:top w:val="single" w:color="CCCCCC" w:sz="6"/>
-              <w:left w:val="single" w:color="CCCCCC" w:sz="6"/>
-              <w:bottom w:val="single" w:color="CCCCCC" w:sz="6"/>
-              <w:right w:val="single" w:color="CCCCCC" w:sz="6"/>
-            </w:tcBorders>
-            <w:tcMar>
-              <w:top w:type="dxa" w:w="80"/>
-              <w:left w:type="dxa" w:w="120"/>
-              <w:bottom w:type="dxa" w:w="80"/>
-              <w:right w:type="dxa" w:w="120"/>
-            </w:tcMar>
-          </w:tcPr>
-          <w:p>
-            <w:pPr>
-              <w:jc w:val="center"/>
-            </w:pPr>
-            <w:r>
-              <w:rPr>
-                <w:rFonts w:ascii="微软雅黑" w:cs="微软雅黑" w:eastAsia="微软雅黑" w:hAnsi="微软雅黑"/>
-                <w:color w:val="999999"/>
-                <w:sz w:val="20"/>
-                <w:szCs w:val="20"/>
-              </w:rPr>
-              <w:t xml:space="preserve">（回到第 1 天，循环往复）</w:t>
-            </w:r>
-          </w:p>
-        </w:tc>
-      </w:tr>
-    </w:tbl>
+        <w:t xml:space="preserve">加自选优先级（核心权益）</w:t>
+      </w:r>
+    </w:p>
+    <w:p>
+      <w:pPr>
+        <w:pStyle w:val="ListParagraph"/>
+        <w:numPr>
+          <w:ilvl w:val="0"/>
+          <w:numId w:val="2"/>
+        </w:numPr>
+        <w:spacing w:after="80"/>
+      </w:pPr>
+      <w:r>
+        <w:rPr>
+          <w:rFonts w:ascii="微软雅黑" w:cs="微软雅黑" w:eastAsia="微软雅黑" w:hAnsi="微软雅黑"/>
+          <w:sz w:val="22"/>
+          <w:szCs w:val="22"/>
+        </w:rPr>
+        <w:t xml:space="preserve">用户在 H5 完成「加自选」时，每个客户只有 1 只产品被加入用户的雪球自选</w:t>
+      </w:r>
+    </w:p>
+    <w:p>
+      <w:pPr>
+        <w:pStyle w:val="ListParagraph"/>
+        <w:numPr>
+          <w:ilvl w:val="0"/>
+          <w:numId w:val="2"/>
+        </w:numPr>
+        <w:spacing w:after="80"/>
+      </w:pPr>
+      <w:r>
+        <w:rPr>
+          <w:rFonts w:ascii="微软雅黑" w:cs="微软雅黑" w:eastAsia="微软雅黑" w:hAnsi="微软雅黑"/>
+          <w:sz w:val="22"/>
+          <w:szCs w:val="22"/>
+        </w:rPr>
+        <w:t xml:space="preserve">客户需对自己的 4 只产品排优先级，指定最希望被加自选的 1 个位置</w:t>
+      </w:r>
+    </w:p>
+    <w:p>
+      <w:pPr>
+        <w:pStyle w:val="ListParagraph"/>
+        <w:numPr>
+          <w:ilvl w:val="0"/>
+          <w:numId w:val="2"/>
+        </w:numPr>
+        <w:spacing w:after="80"/>
+      </w:pPr>
+      <w:r>
+        <w:rPr>
+          <w:rFonts w:ascii="微软雅黑" w:cs="微软雅黑" w:eastAsia="微软雅黑" w:hAnsi="微软雅黑"/>
+          <w:sz w:val="22"/>
+          <w:szCs w:val="22"/>
+        </w:rPr>
+        <w:t xml:space="preserve">2 个客户 = 用户共加 2 只自选（来自 2 个不同位置）</w:t>
+      </w:r>
+    </w:p>
+    <w:p>
+      <w:pPr>
+        <w:pStyle w:val="ListParagraph"/>
+        <w:numPr>
+          <w:ilvl w:val="0"/>
+          <w:numId w:val="2"/>
+        </w:numPr>
+        <w:spacing w:after="80"/>
+      </w:pPr>
+      <w:r>
+        <w:rPr>
+          <w:rFonts w:ascii="微软雅黑" w:cs="微软雅黑" w:eastAsia="微软雅黑" w:hAnsi="微软雅黑"/>
+          <w:sz w:val="22"/>
+          <w:szCs w:val="22"/>
+        </w:rPr>
+        <w:t xml:space="preserve">加自选把产品沉淀进用户雪球自选列表，是长期触达资源，为本活动最核心的商业化权益</w:t>
+      </w:r>
+    </w:p>
     <w:p>
       <w:pPr>
         <w:pStyle w:val="Heading3"/>
@@ -3556,6 +2995,77 @@
           <w:sz w:val="22"/>
           <w:szCs w:val="22"/>
         </w:rPr>
+        <w:t xml:space="preserve">排他性与下单顺序</w:t>
+      </w:r>
+    </w:p>
+    <w:p>
+      <w:pPr>
+        <w:pStyle w:val="ListParagraph"/>
+        <w:numPr>
+          <w:ilvl w:val="0"/>
+          <w:numId w:val="2"/>
+        </w:numPr>
+        <w:spacing w:after="80"/>
+      </w:pPr>
+      <w:r>
+        <w:rPr>
+          <w:rFonts w:ascii="微软雅黑" w:cs="微软雅黑" w:eastAsia="微软雅黑" w:hAnsi="微软雅黑"/>
+          <w:sz w:val="22"/>
+          <w:szCs w:val="22"/>
+        </w:rPr>
+        <w:t xml:space="preserve">一个客户选定某位置作为加自选优先位后，第二个客户不能再选同一位置</w:t>
+      </w:r>
+    </w:p>
+    <w:p>
+      <w:pPr>
+        <w:pStyle w:val="ListParagraph"/>
+        <w:numPr>
+          <w:ilvl w:val="0"/>
+          <w:numId w:val="2"/>
+        </w:numPr>
+        <w:spacing w:after="80"/>
+      </w:pPr>
+      <w:r>
+        <w:rPr>
+          <w:rFonts w:ascii="微软雅黑" w:cs="微软雅黑" w:eastAsia="微软雅黑" w:hAnsi="微软雅黑"/>
+          <w:sz w:val="22"/>
+          <w:szCs w:val="22"/>
+        </w:rPr>
+        <w:t xml:space="preserve">先下单的客户优先选位置，后下单的客户从剩余位置中选 —— 最终结果与下单顺序强相关</w:t>
+      </w:r>
+    </w:p>
+    <w:p>
+      <w:pPr>
+        <w:pStyle w:val="ListParagraph"/>
+        <w:numPr>
+          <w:ilvl w:val="0"/>
+          <w:numId w:val="2"/>
+        </w:numPr>
+        <w:spacing w:after="80"/>
+      </w:pPr>
+      <w:r>
+        <w:rPr>
+          <w:rFonts w:ascii="微软雅黑" w:cs="微软雅黑" w:eastAsia="微软雅黑" w:hAnsi="微软雅黑"/>
+          <w:sz w:val="22"/>
+          <w:szCs w:val="22"/>
+        </w:rPr>
+        <w:t xml:space="preserve">示例：客户 A 先下单选「前锋」→ 客户 B 只能从中场 / 后卫 / 门将中选</w:t>
+      </w:r>
+    </w:p>
+    <w:p>
+      <w:pPr>
+        <w:pStyle w:val="Heading3"/>
+        <w:spacing w:after="120" w:before="220"/>
+      </w:pPr>
+      <w:r>
+        <w:rPr>
+          <w:rFonts w:ascii="微软雅黑" w:cs="微软雅黑" w:eastAsia="微软雅黑" w:hAnsi="微软雅黑"/>
+          <w:b/>
+          <w:bCs/>
+          <w:color w:val="2A85E0"/>
+          <w:sz w:val="22"/>
+          <w:szCs w:val="22"/>
+        </w:rPr>
         <w:t xml:space="preserve">计价建议</w:t>
       </w:r>
     </w:p>
@@ -3574,61 +3084,25 @@
           <w:sz w:val="22"/>
           <w:szCs w:val="22"/>
         </w:rPr>
-        <w:t xml:space="preserve">轮转头牌位是核心商业化资源 —— 每个签约客户都能轮到"第一位"曝光，公平且稀缺</w:t>
-      </w:r>
-    </w:p>
-    <w:p>
-      <w:pPr>
-        <w:pStyle w:val="ListParagraph"/>
-        <w:numPr>
-          <w:ilvl w:val="0"/>
-          <w:numId w:val="2"/>
-        </w:numPr>
-        <w:spacing w:after="80"/>
-      </w:pPr>
-      <w:r>
-        <w:rPr>
-          <w:rFonts w:ascii="微软雅黑" w:cs="微软雅黑" w:eastAsia="微软雅黑" w:hAnsi="微软雅黑"/>
-          <w:sz w:val="22"/>
-          <w:szCs w:val="22"/>
-        </w:rPr>
-        <w:t xml:space="preserve">客户数越少，每家轮到"第一位"的频次越高（如 3 家签约 = 每 3 天轮到 1 次第一位）</w:t>
-      </w:r>
-    </w:p>
-    <w:p>
-      <w:pPr>
-        <w:pStyle w:val="ListParagraph"/>
-        <w:numPr>
-          <w:ilvl w:val="0"/>
-          <w:numId w:val="2"/>
-        </w:numPr>
-        <w:spacing w:after="80"/>
-      </w:pPr>
-      <w:r>
-        <w:rPr>
-          <w:rFonts w:ascii="微软雅黑" w:cs="微软雅黑" w:eastAsia="微软雅黑" w:hAnsi="微软雅黑"/>
-          <w:sz w:val="22"/>
-          <w:szCs w:val="22"/>
-        </w:rPr>
-        <w:t xml:space="preserve">建议按"签约席位数"定价：席位越少单价越高（稀缺性溢价）</w:t>
-      </w:r>
-    </w:p>
-    <w:p>
-      <w:pPr>
-        <w:pStyle w:val="ListParagraph"/>
-        <w:numPr>
-          <w:ilvl w:val="0"/>
-          <w:numId w:val="2"/>
-        </w:numPr>
-        <w:spacing w:after="80"/>
-      </w:pPr>
-      <w:r>
-        <w:rPr>
-          <w:rFonts w:ascii="微软雅黑" w:cs="微软雅黑" w:eastAsia="微软雅黑" w:hAnsi="微软雅黑"/>
-          <w:sz w:val="22"/>
-          <w:szCs w:val="22"/>
-        </w:rPr>
-        <w:t xml:space="preserve">名单顺序、轮转周期均可由运营后台配置</w:t>
+        <w:t xml:space="preserve">每周席位稀缺（仅 2 个），加自选优先位先到先得</w:t>
+      </w:r>
+    </w:p>
+    <w:p>
+      <w:pPr>
+        <w:pStyle w:val="ListParagraph"/>
+        <w:numPr>
+          <w:ilvl w:val="0"/>
+          <w:numId w:val="2"/>
+        </w:numPr>
+        <w:spacing w:after="80"/>
+      </w:pPr>
+      <w:r>
+        <w:rPr>
+          <w:rFonts w:ascii="微软雅黑" w:cs="微软雅黑" w:eastAsia="微软雅黑" w:hAnsi="微软雅黑"/>
+          <w:sz w:val="22"/>
+          <w:szCs w:val="22"/>
+        </w:rPr>
+        <w:t xml:space="preserve">下单顺序决定优先位选择权，本身即是稀缺性议价点，建议鼓励客户尽早下单</w:t>
       </w:r>
     </w:p>
     <w:p>
@@ -3675,7 +3149,7 @@
           <w:sz w:val="22"/>
           <w:szCs w:val="22"/>
         </w:rPr>
-        <w:t xml:space="preserve">生成的阵容海报右下角自带二维码，扫码进入 H5 活动首页。海报通过用户跟帖、朋友圈分享传播，二维码就是新用户获取入口。</w:t>
+        <w:t xml:space="preserve">生成的阵容海报右下角自带二维码，扫码进入 H5 活动首页。海报通过用户保存、中奖晒贴传播，二维码就是新用户获取入口。</w:t>
       </w:r>
     </w:p>
     <w:p>
@@ -3763,7 +3237,79 @@
           <w:sz w:val="26"/>
           <w:szCs w:val="26"/>
         </w:rPr>
-        <w:t xml:space="preserve">4.4 售卖与产品更换机制</w:t>
+        <w:t xml:space="preserve">4.4 产品提报与每周更换</w:t>
+      </w:r>
+    </w:p>
+    <w:p>
+      <w:pPr>
+        <w:pStyle w:val="ListParagraph"/>
+        <w:numPr>
+          <w:ilvl w:val="0"/>
+          <w:numId w:val="2"/>
+        </w:numPr>
+        <w:spacing w:after="80"/>
+      </w:pPr>
+      <w:r>
+        <w:rPr>
+          <w:rFonts w:ascii="微软雅黑" w:cs="微软雅黑" w:eastAsia="微软雅黑" w:hAnsi="微软雅黑"/>
+          <w:sz w:val="22"/>
+          <w:szCs w:val="22"/>
+        </w:rPr>
+        <w:t xml:space="preserve">客户每周提报 4 只 ETF（前锋 / 中场 / 后卫 / 门将 各 1 只），并标注加自选优先级</w:t>
+      </w:r>
+    </w:p>
+    <w:p>
+      <w:pPr>
+        <w:pStyle w:val="ListParagraph"/>
+        <w:numPr>
+          <w:ilvl w:val="0"/>
+          <w:numId w:val="2"/>
+        </w:numPr>
+        <w:spacing w:after="80"/>
+      </w:pPr>
+      <w:r>
+        <w:rPr>
+          <w:rFonts w:ascii="微软雅黑" w:cs="微软雅黑" w:eastAsia="微软雅黑" w:hAnsi="微软雅黑"/>
+          <w:sz w:val="22"/>
+          <w:szCs w:val="22"/>
+        </w:rPr>
+        <w:t xml:space="preserve">通过《ETF 厂商产品提报表》（随附 Excel）提报，按位置分类填写</w:t>
+      </w:r>
+    </w:p>
+    <w:p>
+      <w:pPr>
+        <w:pStyle w:val="ListParagraph"/>
+        <w:numPr>
+          <w:ilvl w:val="0"/>
+          <w:numId w:val="2"/>
+        </w:numPr>
+        <w:spacing w:after="80"/>
+      </w:pPr>
+      <w:r>
+        <w:rPr>
+          <w:rFonts w:ascii="微软雅黑" w:cs="微软雅黑" w:eastAsia="微软雅黑" w:hAnsi="微软雅黑"/>
+          <w:sz w:val="22"/>
+          <w:szCs w:val="22"/>
+        </w:rPr>
+        <w:t xml:space="preserve">运营同学按提报表，在后台 / 产品配置中手动更新当周名单</w:t>
+      </w:r>
+    </w:p>
+    <w:p>
+      <w:pPr>
+        <w:pStyle w:val="ListParagraph"/>
+        <w:numPr>
+          <w:ilvl w:val="0"/>
+          <w:numId w:val="2"/>
+        </w:numPr>
+        <w:spacing w:after="80"/>
+      </w:pPr>
+      <w:r>
+        <w:rPr>
+          <w:rFonts w:ascii="微软雅黑" w:cs="微软雅黑" w:eastAsia="微软雅黑" w:hAnsi="微软雅黑"/>
+          <w:sz w:val="22"/>
+          <w:szCs w:val="22"/>
+        </w:rPr>
+        <w:t xml:space="preserve">当前 H5 产品数据以配置文件维护（src/data/etfs.js），已预留接口位，后续接 GET /api/etf-campaign/products 改为后台可视化配置</w:t>
       </w:r>
     </w:p>
     <w:p>
@@ -3780,148 +3326,6 @@
           <w:sz w:val="22"/>
           <w:szCs w:val="22"/>
         </w:rPr>
-        <w:t xml:space="preserve">售卖单位</w:t>
-      </w:r>
-    </w:p>
-    <w:p>
-      <w:pPr>
-        <w:pStyle w:val="ListParagraph"/>
-        <w:numPr>
-          <w:ilvl w:val="0"/>
-          <w:numId w:val="2"/>
-        </w:numPr>
-        <w:spacing w:after="80"/>
-      </w:pPr>
-      <w:r>
-        <w:rPr>
-          <w:rFonts w:ascii="微软雅黑" w:cs="微软雅黑" w:eastAsia="微软雅黑" w:hAnsi="微软雅黑"/>
-          <w:sz w:val="22"/>
-          <w:szCs w:val="22"/>
-        </w:rPr>
-        <w:t xml:space="preserve">以「周」为售卖单位，参加 H5 的招商客户费用为 10 万元 / 周（参考价，最终以媒介报价为准）</w:t>
-      </w:r>
-    </w:p>
-    <w:p>
-      <w:pPr>
-        <w:pStyle w:val="ListParagraph"/>
-        <w:numPr>
-          <w:ilvl w:val="0"/>
-          <w:numId w:val="2"/>
-        </w:numPr>
-        <w:spacing w:after="80"/>
-      </w:pPr>
-      <w:r>
-        <w:rPr>
-          <w:rFonts w:ascii="微软雅黑" w:cs="微软雅黑" w:eastAsia="微软雅黑" w:hAnsi="微软雅黑"/>
-          <w:sz w:val="22"/>
-          <w:szCs w:val="22"/>
-        </w:rPr>
-        <w:t xml:space="preserve">客户可连续购买多周；多家客户同时在投时，通过跑马灯轮转公平分配头牌位</w:t>
-      </w:r>
-    </w:p>
-    <w:p>
-      <w:pPr>
-        <w:pStyle w:val="Heading3"/>
-        <w:spacing w:after="120" w:before="220"/>
-      </w:pPr>
-      <w:r>
-        <w:rPr>
-          <w:rFonts w:ascii="微软雅黑" w:cs="微软雅黑" w:eastAsia="微软雅黑" w:hAnsi="微软雅黑"/>
-          <w:b/>
-          <w:bCs/>
-          <w:color w:val="2A85E0"/>
-          <w:sz w:val="22"/>
-          <w:szCs w:val="22"/>
-        </w:rPr>
-        <w:t xml:space="preserve">每周换产品</w:t>
-      </w:r>
-    </w:p>
-    <w:p>
-      <w:pPr>
-        <w:pStyle w:val="ListParagraph"/>
-        <w:numPr>
-          <w:ilvl w:val="0"/>
-          <w:numId w:val="2"/>
-        </w:numPr>
-        <w:spacing w:after="80"/>
-      </w:pPr>
-      <w:r>
-        <w:rPr>
-          <w:rFonts w:ascii="微软雅黑" w:cs="微软雅黑" w:eastAsia="微软雅黑" w:hAnsi="微软雅黑"/>
-          <w:sz w:val="22"/>
-          <w:szCs w:val="22"/>
-        </w:rPr>
-        <w:t xml:space="preserve">客户每周可更换一批投放的 ETF 产品</w:t>
-      </w:r>
-    </w:p>
-    <w:p>
-      <w:pPr>
-        <w:pStyle w:val="ListParagraph"/>
-        <w:numPr>
-          <w:ilvl w:val="0"/>
-          <w:numId w:val="2"/>
-        </w:numPr>
-        <w:spacing w:after="80"/>
-      </w:pPr>
-      <w:r>
-        <w:rPr>
-          <w:rFonts w:ascii="微软雅黑" w:cs="微软雅黑" w:eastAsia="微软雅黑" w:hAnsi="微软雅黑"/>
-          <w:sz w:val="22"/>
-          <w:szCs w:val="22"/>
-        </w:rPr>
-        <w:t xml:space="preserve">客户通过《ETF 厂商产品提报表》（随附 Excel）提报产品，按前锋 / 中场 / 后卫 / 门将分位置填写</w:t>
-      </w:r>
-    </w:p>
-    <w:p>
-      <w:pPr>
-        <w:pStyle w:val="ListParagraph"/>
-        <w:numPr>
-          <w:ilvl w:val="0"/>
-          <w:numId w:val="2"/>
-        </w:numPr>
-        <w:spacing w:after="80"/>
-      </w:pPr>
-      <w:r>
-        <w:rPr>
-          <w:rFonts w:ascii="微软雅黑" w:cs="微软雅黑" w:eastAsia="微软雅黑" w:hAnsi="微软雅黑"/>
-          <w:sz w:val="22"/>
-          <w:szCs w:val="22"/>
-        </w:rPr>
-        <w:t xml:space="preserve">运营同学按提报表，在后台 / 产品配置中手动更新当周的 ETF 名单</w:t>
-      </w:r>
-    </w:p>
-    <w:p>
-      <w:pPr>
-        <w:pStyle w:val="ListParagraph"/>
-        <w:numPr>
-          <w:ilvl w:val="0"/>
-          <w:numId w:val="2"/>
-        </w:numPr>
-        <w:spacing w:after="80"/>
-      </w:pPr>
-      <w:r>
-        <w:rPr>
-          <w:rFonts w:ascii="微软雅黑" w:cs="微软雅黑" w:eastAsia="微软雅黑" w:hAnsi="微软雅黑"/>
-          <w:sz w:val="22"/>
-          <w:szCs w:val="22"/>
-        </w:rPr>
-        <w:t xml:space="preserve">当前 H5 产品数据以配置文件形式维护（src/data/etfs.js），已预留接口位，后续接 GET /api/etf-campaign/products 后改为后台可视化配置</w:t>
-      </w:r>
-    </w:p>
-    <w:p>
-      <w:pPr>
-        <w:pStyle w:val="Heading3"/>
-        <w:spacing w:after="120" w:before="220"/>
-      </w:pPr>
-      <w:r>
-        <w:rPr>
-          <w:rFonts w:ascii="微软雅黑" w:cs="微软雅黑" w:eastAsia="微软雅黑" w:hAnsi="微软雅黑"/>
-          <w:b/>
-          <w:bCs/>
-          <w:color w:val="2A85E0"/>
-          <w:sz w:val="22"/>
-          <w:szCs w:val="22"/>
-        </w:rPr>
         <w:t xml:space="preserve">提报表字段</w:t>
       </w:r>
     </w:p>
@@ -3940,7 +3344,7 @@
           <w:sz w:val="22"/>
           <w:szCs w:val="22"/>
         </w:rPr>
-        <w:t xml:space="preserve">位置、ETF 简称、ETF 代码、基金公司、产品一句话简介、风险等级、建议球员技能名</w:t>
+        <w:t xml:space="preserve">位置、ETF 简称、ETF 代码、基金公司、产品一句话简介、风险等级、建议球员技能名、加自选优先级</w:t>
       </w:r>
     </w:p>
     <w:p>
@@ -4272,7 +3676,7 @@
                 <w:sz w:val="20"/>
                 <w:szCs w:val="20"/>
               </w:rPr>
-              <w:t xml:space="preserve">第一位「今日推荐」品牌曝光、其他 7 只产品平铺曝光</w:t>
+              <w:t xml:space="preserve">付费客户产品置顶曝光、其他产品平铺曝光</w:t>
             </w:r>
           </w:p>
         </w:tc>
@@ -4956,7 +4360,7 @@
                 <w:sz w:val="20"/>
                 <w:szCs w:val="20"/>
               </w:rPr>
-              <w:t xml:space="preserve">一键加自选</w:t>
+              <w:t xml:space="preserve">一键发布·加自选</w:t>
             </w:r>
           </w:p>
         </w:tc>
@@ -5017,7 +4421,7 @@
                 <w:sz w:val="20"/>
                 <w:szCs w:val="20"/>
               </w:rPr>
-              <w:t xml:space="preserve">11 只产品永久进入用户雪球自选列表，每次打开雪球都触达</w:t>
+              <w:t xml:space="preserve">付费客户的优先级产品进入用户雪球自选列表，每次打开雪球都触达</w:t>
             </w:r>
           </w:p>
         </w:tc>
@@ -5041,20 +4445,7 @@
           <w:sz w:val="32"/>
           <w:szCs w:val="32"/>
         </w:rPr>
-        <w:t xml:space="preserve">六、海报发布互动机制</w:t>
-      </w:r>
-    </w:p>
-    <w:p>
-      <w:pPr>
-        <w:spacing w:after="100"/>
-      </w:pPr>
-      <w:r>
-        <w:rPr>
-          <w:rFonts w:ascii="微软雅黑" w:cs="微软雅黑" w:eastAsia="微软雅黑" w:hAnsi="微软雅黑"/>
-          <w:sz w:val="22"/>
-          <w:szCs w:val="22"/>
-        </w:rPr>
-        <w:t xml:space="preserve">阵容评分页提供三个操作按钮：</w:t>
+        <w:t xml:space="preserve">六、一键发布与抽奖机制</w:t>
       </w:r>
     </w:p>
     <w:p>
@@ -5071,7 +4462,7 @@
           <w:sz w:val="26"/>
           <w:szCs w:val="26"/>
         </w:rPr>
-        <w:t xml:space="preserve">6.1 主推：🎁 一键发布（金色高亮按钮）</w:t>
+        <w:t xml:space="preserve">6.1 一键发布流程</w:t>
       </w:r>
     </w:p>
     <w:p>
@@ -5084,7 +4475,7 @@
           <w:sz w:val="22"/>
           <w:szCs w:val="22"/>
         </w:rPr>
-        <w:t xml:space="preserve">用户点击一次，依次自动执行：</w:t>
+        <w:t xml:space="preserve">阵容评分页点「一键发布」，依次自动执行：</w:t>
       </w:r>
     </w:p>
     <w:p>
@@ -5102,7 +4493,7 @@
           <w:sz w:val="22"/>
           <w:szCs w:val="22"/>
         </w:rPr>
-        <w:t xml:space="preserve">加自选：将阵容中「付费招商客户」的产品强制加入雪球自选列表</w:t>
+        <w:t xml:space="preserve">加自选：把本周付费招商客户的产品加入用户雪球自选（每个客户 1 只优先级产品）</w:t>
       </w:r>
     </w:p>
     <w:p>
@@ -5120,7 +4511,7 @@
           <w:sz w:val="22"/>
           <w:szCs w:val="22"/>
         </w:rPr>
-        <w:t xml:space="preserve">加自选成功后，才会生成海报（不加自选则无法生成）</w:t>
+        <w:t xml:space="preserve">加自选成功后，生成专属阵容海报</w:t>
       </w:r>
     </w:p>
     <w:p>
@@ -5138,7 +4529,7 @@
           <w:sz w:val="22"/>
           <w:szCs w:val="22"/>
         </w:rPr>
-        <w:t xml:space="preserve">海报生成后自动保存到相册</w:t>
+        <w:t xml:space="preserve">海报生成完成 → 立即触发抽奖 → 即时弹出结果</w:t>
       </w:r>
     </w:p>
     <w:p>
@@ -5159,78 +4550,7 @@
           <w:sz w:val="22"/>
           <w:szCs w:val="22"/>
         </w:rPr>
-        <w:t xml:space="preserve">💡 这是招商客户最核心的商业价值点 —— 用户每次发布海报，付费客户的 ETF 都会被强制加入其雪球自选列表，进入长期触达通道。</w:t>
-      </w:r>
-    </w:p>
-    <w:p>
-      <w:pPr>
-        <w:pStyle w:val="Heading3"/>
-        <w:spacing w:after="120" w:before="220"/>
-      </w:pPr>
-      <w:r>
-        <w:rPr>
-          <w:rFonts w:ascii="微软雅黑" w:cs="微软雅黑" w:eastAsia="微软雅黑" w:hAnsi="微软雅黑"/>
-          <w:b/>
-          <w:bCs/>
-          <w:color w:val="2A85E0"/>
-          <w:sz w:val="22"/>
-          <w:szCs w:val="22"/>
-        </w:rPr>
-        <w:t xml:space="preserve">加自选范围</w:t>
-      </w:r>
-    </w:p>
-    <w:p>
-      <w:pPr>
-        <w:pStyle w:val="ListParagraph"/>
-        <w:numPr>
-          <w:ilvl w:val="0"/>
-          <w:numId w:val="2"/>
-        </w:numPr>
-        <w:spacing w:after="80"/>
-      </w:pPr>
-      <w:r>
-        <w:rPr>
-          <w:rFonts w:ascii="微软雅黑" w:cs="微软雅黑" w:eastAsia="微软雅黑" w:hAnsi="微软雅黑"/>
-          <w:sz w:val="22"/>
-          <w:szCs w:val="22"/>
-        </w:rPr>
-        <w:t xml:space="preserve">只强制加入「付费招商客户」的产品，不是阵容里全部 11 只</w:t>
-      </w:r>
-    </w:p>
-    <w:p>
-      <w:pPr>
-        <w:pStyle w:val="ListParagraph"/>
-        <w:numPr>
-          <w:ilvl w:val="0"/>
-          <w:numId w:val="2"/>
-        </w:numPr>
-        <w:spacing w:after="80"/>
-      </w:pPr>
-      <w:r>
-        <w:rPr>
-          <w:rFonts w:ascii="微软雅黑" w:cs="微软雅黑" w:eastAsia="微软雅黑" w:hAnsi="微软雅黑"/>
-          <w:sz w:val="22"/>
-          <w:szCs w:val="22"/>
-        </w:rPr>
-        <w:t xml:space="preserve">哪些客户为付费客户由后台名单决定 —— 预留接口 GET /api/etf-campaign/sponsors，运营可配置</w:t>
-      </w:r>
-    </w:p>
-    <w:p>
-      <w:pPr>
-        <w:pStyle w:val="ListParagraph"/>
-        <w:numPr>
-          <w:ilvl w:val="0"/>
-          <w:numId w:val="2"/>
-        </w:numPr>
-        <w:spacing w:after="80"/>
-      </w:pPr>
-      <w:r>
-        <w:rPr>
-          <w:rFonts w:ascii="微软雅黑" w:cs="微软雅黑" w:eastAsia="微软雅黑" w:hAnsi="微软雅黑"/>
-          <w:sz w:val="22"/>
-          <w:szCs w:val="22"/>
-        </w:rPr>
-        <w:t xml:space="preserve">当前 H5 演示用代码内置名单（华夏 / 易方达 / 富国）模拟付费客户</w:t>
+        <w:t xml:space="preserve">💡 招商客户最核心的商业价值点 —— 用户每次发布，付费客户的优先级 ETF 都会被加入其雪球自选列表，进入长期触达通道。</w:t>
       </w:r>
     </w:p>
     <w:p>
@@ -5247,20 +4567,61 @@
           <w:sz w:val="26"/>
           <w:szCs w:val="26"/>
         </w:rPr>
-        <w:t xml:space="preserve">6.2 分享朋友圈</w:t>
-      </w:r>
-    </w:p>
-    <w:p>
-      <w:pPr>
-        <w:spacing w:after="100"/>
-      </w:pPr>
-      <w:r>
-        <w:rPr>
-          <w:rFonts w:ascii="微软雅黑" w:cs="微软雅黑" w:eastAsia="微软雅黑" w:hAnsi="微软雅黑"/>
-          <w:sz w:val="22"/>
-          <w:szCs w:val="22"/>
-        </w:rPr>
-        <w:t xml:space="preserve">生成海报后可用，将海报分享到微信朋友圈，扩大传播。</w:t>
+        <w:t xml:space="preserve">6.2 加自选范围</w:t>
+      </w:r>
+    </w:p>
+    <w:p>
+      <w:pPr>
+        <w:pStyle w:val="ListParagraph"/>
+        <w:numPr>
+          <w:ilvl w:val="0"/>
+          <w:numId w:val="2"/>
+        </w:numPr>
+        <w:spacing w:after="80"/>
+      </w:pPr>
+      <w:r>
+        <w:rPr>
+          <w:rFonts w:ascii="微软雅黑" w:cs="微软雅黑" w:eastAsia="微软雅黑" w:hAnsi="微软雅黑"/>
+          <w:sz w:val="22"/>
+          <w:szCs w:val="22"/>
+        </w:rPr>
+        <w:t xml:space="preserve">只加「付费招商客户」的优先级产品（每周 ≤ 2 个客户，各 1 只），不是阵容全部 11 只</w:t>
+      </w:r>
+    </w:p>
+    <w:p>
+      <w:pPr>
+        <w:pStyle w:val="ListParagraph"/>
+        <w:numPr>
+          <w:ilvl w:val="0"/>
+          <w:numId w:val="2"/>
+        </w:numPr>
+        <w:spacing w:after="80"/>
+      </w:pPr>
+      <w:r>
+        <w:rPr>
+          <w:rFonts w:ascii="微软雅黑" w:cs="微软雅黑" w:eastAsia="微软雅黑" w:hAnsi="微软雅黑"/>
+          <w:sz w:val="22"/>
+          <w:szCs w:val="22"/>
+        </w:rPr>
+        <w:t xml:space="preserve">哪些客户为付费客户、各自加哪只产品，由后台名单决定 —— 接口 GET /api/etf-campaign/sponsors</w:t>
+      </w:r>
+    </w:p>
+    <w:p>
+      <w:pPr>
+        <w:pStyle w:val="ListParagraph"/>
+        <w:numPr>
+          <w:ilvl w:val="0"/>
+          <w:numId w:val="2"/>
+        </w:numPr>
+        <w:spacing w:after="80"/>
+      </w:pPr>
+      <w:r>
+        <w:rPr>
+          <w:rFonts w:ascii="微软雅黑" w:cs="微软雅黑" w:eastAsia="微软雅黑" w:hAnsi="微软雅黑"/>
+          <w:sz w:val="22"/>
+          <w:szCs w:val="22"/>
+        </w:rPr>
+        <w:t xml:space="preserve">排他性：2 个客户的加自选位置不能相同，先下单者优先选位（见 4.2）</w:t>
       </w:r>
     </w:p>
     <w:p>
@@ -5277,58 +4638,79 @@
           <w:sz w:val="26"/>
           <w:szCs w:val="26"/>
         </w:rPr>
-        <w:t xml:space="preserve">6.3 重新组队</w:t>
-      </w:r>
-    </w:p>
-    <w:p>
-      <w:pPr>
-        <w:spacing w:after="100"/>
-      </w:pPr>
-      <w:r>
-        <w:rPr>
-          <w:rFonts w:ascii="微软雅黑" w:cs="微软雅黑" w:eastAsia="微软雅黑" w:hAnsi="微软雅黑"/>
-          <w:sz w:val="22"/>
-          <w:szCs w:val="22"/>
-        </w:rPr>
-        <w:t xml:space="preserve">返回首页重新挑选阵容。</w:t>
-      </w:r>
-    </w:p>
-    <w:p>
-      <w:pPr>
-        <w:pStyle w:val="Heading3"/>
-        <w:spacing w:after="120" w:before="220"/>
-      </w:pPr>
-      <w:r>
-        <w:rPr>
-          <w:rFonts w:ascii="微软雅黑" w:cs="微软雅黑" w:eastAsia="微软雅黑" w:hAnsi="微软雅黑"/>
-          <w:b/>
-          <w:bCs/>
-          <w:color w:val="2A85E0"/>
-          <w:sz w:val="22"/>
-          <w:szCs w:val="22"/>
-        </w:rPr>
-        <w:t xml:space="preserve">集赞与活动参与</w:t>
-      </w:r>
-    </w:p>
-    <w:p>
-      <w:pPr>
-        <w:spacing w:after="100"/>
-        <w:rPr>
-          <w:i/>
-          <w:iCs/>
-          <w:color w:val="666666"/>
-        </w:rPr>
-      </w:pPr>
-      <w:r>
-        <w:rPr>
-          <w:rFonts w:ascii="微软雅黑" w:cs="微软雅黑" w:eastAsia="微软雅黑" w:hAnsi="微软雅黑"/>
-          <w:i/>
-          <w:iCs/>
-          <w:color w:val="666666"/>
-          <w:sz w:val="22"/>
-          <w:szCs w:val="22"/>
-        </w:rPr>
-        <w:t xml:space="preserve">海报通过「一键发布」自动保存到相册后，用户前往雪球活动主贴评论区跟帖发布海报，球友在主贴下点赞，即参与每周评奖。</w:t>
+        <w:t xml:space="preserve">6.3 抽奖</w:t>
+      </w:r>
+    </w:p>
+    <w:p>
+      <w:pPr>
+        <w:pStyle w:val="ListParagraph"/>
+        <w:numPr>
+          <w:ilvl w:val="0"/>
+          <w:numId w:val="2"/>
+        </w:numPr>
+        <w:spacing w:after="80"/>
+      </w:pPr>
+      <w:r>
+        <w:rPr>
+          <w:rFonts w:ascii="微软雅黑" w:cs="微软雅黑" w:eastAsia="微软雅黑" w:hAnsi="微软雅黑"/>
+          <w:sz w:val="22"/>
+          <w:szCs w:val="22"/>
+        </w:rPr>
+        <w:t xml:space="preserve">海报生成后立即抽奖，结果即时弹出（中奖 / 谢谢参与）</w:t>
+      </w:r>
+    </w:p>
+    <w:p>
+      <w:pPr>
+        <w:pStyle w:val="ListParagraph"/>
+        <w:numPr>
+          <w:ilvl w:val="0"/>
+          <w:numId w:val="2"/>
+        </w:numPr>
+        <w:spacing w:after="80"/>
+      </w:pPr>
+      <w:r>
+        <w:rPr>
+          <w:rFonts w:ascii="微软雅黑" w:cs="微软雅黑" w:eastAsia="微软雅黑" w:hAnsi="微软雅黑"/>
+          <w:sz w:val="22"/>
+          <w:szCs w:val="22"/>
+        </w:rPr>
+        <w:t xml:space="preserve">一周一人仅 1 次抽奖机会</w:t>
+      </w:r>
+    </w:p>
+    <w:p>
+      <w:pPr>
+        <w:pStyle w:val="ListParagraph"/>
+        <w:numPr>
+          <w:ilvl w:val="0"/>
+          <w:numId w:val="2"/>
+        </w:numPr>
+        <w:spacing w:after="80"/>
+      </w:pPr>
+      <w:r>
+        <w:rPr>
+          <w:rFonts w:ascii="微软雅黑" w:cs="微软雅黑" w:eastAsia="微软雅黑" w:hAnsi="微软雅黑"/>
+          <w:sz w:val="22"/>
+          <w:szCs w:val="22"/>
+        </w:rPr>
+        <w:t xml:space="preserve">奖品：每周雪球白酒 × 1 瓶 + 雪球棒球帽 × 约 10 顶</w:t>
+      </w:r>
+    </w:p>
+    <w:p>
+      <w:pPr>
+        <w:pStyle w:val="ListParagraph"/>
+        <w:numPr>
+          <w:ilvl w:val="0"/>
+          <w:numId w:val="2"/>
+        </w:numPr>
+        <w:spacing w:after="80"/>
+      </w:pPr>
+      <w:r>
+        <w:rPr>
+          <w:rFonts w:ascii="微软雅黑" w:cs="微软雅黑" w:eastAsia="微软雅黑" w:hAnsi="微软雅黑"/>
+          <w:sz w:val="22"/>
+          <w:szCs w:val="22"/>
+        </w:rPr>
+        <w:t xml:space="preserve">中奖后，用户可选择到雪球活动主帖发帖晒奖，形成二次传播</w:t>
       </w:r>
     </w:p>
     <w:p>
@@ -5651,7 +5033,7 @@
           <w:sz w:val="22"/>
           <w:szCs w:val="22"/>
         </w:rPr>
-        <w:t xml:space="preserve">shareToFriendCircle(image, title) —— 分享到朋友圈</w:t>
+        <w:t xml:space="preserve">发帖到活动主帖 —— 中奖后引导用户晒奖（建议接雪球发帖 JSBridge）</w:t>
       </w:r>
     </w:p>
     <w:p>
@@ -5681,7 +5063,7 @@
           <w:sz w:val="26"/>
           <w:szCs w:val="26"/>
         </w:rPr>
-        <w:t xml:space="preserve">8.2 后端接口待对接（标记 // TODO 的位置）</w:t>
+        <w:t xml:space="preserve">8.2 后端接口待对接</w:t>
       </w:r>
     </w:p>
     <w:p>
@@ -5735,25 +5117,25 @@
           <w:sz w:val="22"/>
           <w:szCs w:val="22"/>
         </w:rPr>
-        <w:t xml:space="preserve">GET /api/etf-campaign/rankings —— 真实点赞榜单</w:t>
-      </w:r>
-    </w:p>
-    <w:p>
-      <w:pPr>
-        <w:pStyle w:val="ListParagraph"/>
-        <w:numPr>
-          <w:ilvl w:val="0"/>
-          <w:numId w:val="2"/>
-        </w:numPr>
-        <w:spacing w:after="80"/>
-      </w:pPr>
-      <w:r>
-        <w:rPr>
-          <w:rFonts w:ascii="微软雅黑" w:cs="微软雅黑" w:eastAsia="微软雅黑" w:hAnsi="微软雅黑"/>
-          <w:sz w:val="22"/>
-          <w:szCs w:val="22"/>
-        </w:rPr>
-        <w:t xml:space="preserve">GET /api/etf-campaign/sponsors —— 招商客户名单（用于轮值）</w:t>
+        <w:t xml:space="preserve">POST /api/etf-campaign/lottery —— 抽奖（机会校验 + 中奖结果）</w:t>
+      </w:r>
+    </w:p>
+    <w:p>
+      <w:pPr>
+        <w:pStyle w:val="ListParagraph"/>
+        <w:numPr>
+          <w:ilvl w:val="0"/>
+          <w:numId w:val="2"/>
+        </w:numPr>
+        <w:spacing w:after="80"/>
+      </w:pPr>
+      <w:r>
+        <w:rPr>
+          <w:rFonts w:ascii="微软雅黑" w:cs="微软雅黑" w:eastAsia="微软雅黑" w:hAnsi="微软雅黑"/>
+          <w:sz w:val="22"/>
+          <w:szCs w:val="22"/>
+        </w:rPr>
+        <w:t xml:space="preserve">GET /api/etf-campaign/sponsors —— 本周付费客户 + 各自加自选优先级产品</w:t>
       </w:r>
     </w:p>
     <w:p>
@@ -5875,43 +5257,43 @@
           <w:sz w:val="26"/>
           <w:szCs w:val="26"/>
         </w:rPr>
-        <w:t xml:space="preserve">9.1 第 1 期：当前已完成（招商案使用版本）</w:t>
-      </w:r>
-    </w:p>
-    <w:p>
-      <w:pPr>
-        <w:pStyle w:val="ListParagraph"/>
-        <w:numPr>
-          <w:ilvl w:val="0"/>
-          <w:numId w:val="2"/>
-        </w:numPr>
-        <w:spacing w:after="80"/>
-      </w:pPr>
-      <w:r>
-        <w:rPr>
-          <w:rFonts w:ascii="微软雅黑" w:cs="微软雅黑" w:eastAsia="微软雅黑" w:hAnsi="微软雅黑"/>
-          <w:sz w:val="22"/>
-          <w:szCs w:val="22"/>
-        </w:rPr>
-        <w:t xml:space="preserve">完整玩法链路（测试 → 阵型 → 选 ETF → 评分 → 海报 → 跟帖）</w:t>
-      </w:r>
-    </w:p>
-    <w:p>
-      <w:pPr>
-        <w:pStyle w:val="ListParagraph"/>
-        <w:numPr>
-          <w:ilvl w:val="0"/>
-          <w:numId w:val="2"/>
-        </w:numPr>
-        <w:spacing w:after="80"/>
-      </w:pPr>
-      <w:r>
-        <w:rPr>
-          <w:rFonts w:ascii="微软雅黑" w:cs="微软雅黑" w:eastAsia="微软雅黑" w:hAnsi="微软雅黑"/>
-          <w:sz w:val="22"/>
-          <w:szCs w:val="22"/>
-        </w:rPr>
-        <w:t xml:space="preserve">招商跑马灯轮转头牌位 + 今日推荐徽章</w:t>
+        <w:t xml:space="preserve">9.1 第 1 期：当前已完成（原型版本）</w:t>
+      </w:r>
+    </w:p>
+    <w:p>
+      <w:pPr>
+        <w:pStyle w:val="ListParagraph"/>
+        <w:numPr>
+          <w:ilvl w:val="0"/>
+          <w:numId w:val="2"/>
+        </w:numPr>
+        <w:spacing w:after="80"/>
+      </w:pPr>
+      <w:r>
+        <w:rPr>
+          <w:rFonts w:ascii="微软雅黑" w:cs="微软雅黑" w:eastAsia="微软雅黑" w:hAnsi="微软雅黑"/>
+          <w:sz w:val="22"/>
+          <w:szCs w:val="22"/>
+        </w:rPr>
+        <w:t xml:space="preserve">完整玩法链路（测试 → 阵型 → 选 ETF → 评分 → 海报）</w:t>
+      </w:r>
+    </w:p>
+    <w:p>
+      <w:pPr>
+        <w:pStyle w:val="ListParagraph"/>
+        <w:numPr>
+          <w:ilvl w:val="0"/>
+          <w:numId w:val="2"/>
+        </w:numPr>
+        <w:spacing w:after="80"/>
+      </w:pPr>
+      <w:r>
+        <w:rPr>
+          <w:rFonts w:ascii="微软雅黑" w:cs="微软雅黑" w:eastAsia="微软雅黑" w:hAnsi="微软雅黑"/>
+          <w:sz w:val="22"/>
+          <w:szCs w:val="22"/>
+        </w:rPr>
+        <w:t xml:space="preserve">招商客户产品置顶展示</w:t>
       </w:r>
     </w:p>
     <w:p>
@@ -5947,7 +5329,7 @@
           <w:sz w:val="22"/>
           <w:szCs w:val="22"/>
         </w:rPr>
-        <w:t xml:space="preserve">一键加自选 + 朋友圈分享按钮（占位等接 SDK）</w:t>
+        <w:t xml:space="preserve">一键发布 + 加自选按钮（占位等接 SDK）</w:t>
       </w:r>
     </w:p>
     <w:p>
@@ -5964,7 +5346,7 @@
           <w:sz w:val="26"/>
           <w:szCs w:val="26"/>
         </w:rPr>
-        <w:t xml:space="preserve">9.2 第 2 期：接接口后</w:t>
+        <w:t xml:space="preserve">9.2 第 2 期：接接口 + 抽奖</w:t>
       </w:r>
     </w:p>
     <w:p>
@@ -6000,43 +5382,25 @@
           <w:sz w:val="22"/>
           <w:szCs w:val="22"/>
         </w:rPr>
-        <w:t xml:space="preserve">真实点赞计数（替换 localStorage mock）</w:t>
-      </w:r>
-    </w:p>
-    <w:p>
-      <w:pPr>
-        <w:pStyle w:val="ListParagraph"/>
-        <w:numPr>
-          <w:ilvl w:val="0"/>
-          <w:numId w:val="2"/>
-        </w:numPr>
-        <w:spacing w:after="80"/>
-      </w:pPr>
-      <w:r>
-        <w:rPr>
-          <w:rFonts w:ascii="微软雅黑" w:cs="微软雅黑" w:eastAsia="微软雅黑" w:hAnsi="微软雅黑"/>
-          <w:sz w:val="22"/>
-          <w:szCs w:val="22"/>
-        </w:rPr>
-        <w:t xml:space="preserve">真实榜单数据</w:t>
-      </w:r>
-    </w:p>
-    <w:p>
-      <w:pPr>
-        <w:pStyle w:val="ListParagraph"/>
-        <w:numPr>
-          <w:ilvl w:val="0"/>
-          <w:numId w:val="2"/>
-        </w:numPr>
-        <w:spacing w:after="80"/>
-      </w:pPr>
-      <w:r>
-        <w:rPr>
-          <w:rFonts w:ascii="微软雅黑" w:cs="微软雅黑" w:eastAsia="微软雅黑" w:hAnsi="微软雅黑"/>
-          <w:sz w:val="22"/>
-          <w:szCs w:val="22"/>
-        </w:rPr>
-        <w:t xml:space="preserve">雪球 JSBridge 接通（加自选 + 朋友圈分享真实生效）</w:t>
+        <w:t xml:space="preserve">H5 页面内抽奖（接后端抽奖接口，机会校验 + 中奖概率控制）</w:t>
+      </w:r>
+    </w:p>
+    <w:p>
+      <w:pPr>
+        <w:pStyle w:val="ListParagraph"/>
+        <w:numPr>
+          <w:ilvl w:val="0"/>
+          <w:numId w:val="2"/>
+        </w:numPr>
+        <w:spacing w:after="80"/>
+      </w:pPr>
+      <w:r>
+        <w:rPr>
+          <w:rFonts w:ascii="微软雅黑" w:cs="微软雅黑" w:eastAsia="微软雅黑" w:hAnsi="微软雅黑"/>
+          <w:sz w:val="22"/>
+          <w:szCs w:val="22"/>
+        </w:rPr>
+        <w:t xml:space="preserve">雪球 JSBridge 接通（加自选真实生效）</w:t>
       </w:r>
     </w:p>
     <w:p>
@@ -6567,7 +5931,7 @@
                 <w:sz w:val="20"/>
                 <w:szCs w:val="20"/>
               </w:rPr>
-              <w:t xml:space="preserve">招商轮转机制</w:t>
+              <w:t xml:space="preserve">招商售卖模型</w:t>
             </w:r>
           </w:p>
         </w:tc>
@@ -6597,7 +5961,7 @@
                 <w:sz w:val="20"/>
                 <w:szCs w:val="20"/>
               </w:rPr>
-              <w:t xml:space="preserve">跑马灯轮转头牌位，签约席位数可配置</w:t>
+              <w:t xml:space="preserve">每周 ≤ 2 个客户，10 万元/客户/周，每客户 4 只产品（前/中/后/门）</w:t>
             </w:r>
           </w:p>
         </w:tc>
@@ -6629,7 +5993,7 @@
                 <w:sz w:val="20"/>
                 <w:szCs w:val="20"/>
               </w:rPr>
-              <w:t xml:space="preserve">开奖与通知</w:t>
+              <w:t xml:space="preserve">用户奖励机制</w:t>
             </w:r>
           </w:p>
         </w:tc>
@@ -6659,7 +6023,7 @@
                 <w:sz w:val="20"/>
                 <w:szCs w:val="20"/>
               </w:rPr>
-              <w:t xml:space="preserve">每日发帖公示名单 + 站内信实时通知获奖球友</w:t>
+              <w:t xml:space="preserve">H5 页面内抽奖，一周一人 1 次；每周白酒 ×1 + 棒球帽 ×约10</w:t>
             </w:r>
           </w:p>
         </w:tc>
